--- a/docs/Relazione_Tecnica_Backend_Database_v3.0.docx
+++ b/docs/Relazione_Tecnica_Backend_Database_v3.0.docx
@@ -62,23 +62,7 @@
           <w:color w:val="2E6B7A"/>
           <w:lang w:val="it-IT"/>
         </w:rPr>
-        <w:t xml:space="preserve">Ingegnerizzazione del </w:t>
-      </w:r>
-      <w:proofErr w:type="spellStart"/>
-      <w:r>
-        <w:rPr>
-          <w:color w:val="2E6B7A"/>
-          <w:lang w:val="it-IT"/>
-        </w:rPr>
-        <w:t>backend</w:t>
-      </w:r>
-      <w:proofErr w:type="spellEnd"/>
-      <w:r>
-        <w:rPr>
-          <w:color w:val="2E6B7A"/>
-          <w:lang w:val="it-IT"/>
-        </w:rPr>
-        <w:t xml:space="preserve"> dati: modello relazionale, migrazioni, sicurezza e diagnostica</w:t>
+        <w:t>Ingegnerizzazione del backend dati: modello relazionale, migrazioni, sicurezza e diagnostica</w:t>
       </w:r>
     </w:p>
     <w:p>
@@ -192,49 +176,7 @@
         <w:rPr>
           <w:lang w:val="it-IT"/>
         </w:rPr>
-        <w:t xml:space="preserve">La presente relazione costituisce l’allegato tecnico dedicato al </w:t>
-      </w:r>
-      <w:proofErr w:type="spellStart"/>
-      <w:r>
-        <w:rPr>
-          <w:lang w:val="it-IT"/>
-        </w:rPr>
-        <w:t>backend</w:t>
-      </w:r>
-      <w:proofErr w:type="spellEnd"/>
-      <w:r>
-        <w:rPr>
-          <w:lang w:val="it-IT"/>
-        </w:rPr>
-        <w:t xml:space="preserve"> del Project Work. Il documento principale del PW rimane l’elaborato di riferimento per la presentazione complessiva del progetto; questa relazione ne approfondisce invece le scelte di modellazione, la pipeline SQL, la sicurezza, la tracciabilità e le verifiche eseguite sul database </w:t>
-      </w:r>
-      <w:proofErr w:type="spellStart"/>
-      <w:r>
-        <w:rPr>
-          <w:lang w:val="it-IT"/>
-        </w:rPr>
-        <w:t>PostgreSQL</w:t>
-      </w:r>
-      <w:proofErr w:type="spellEnd"/>
-      <w:r>
-        <w:rPr>
-          <w:lang w:val="it-IT"/>
-        </w:rPr>
-        <w:t xml:space="preserve"> gestito tramite </w:t>
-      </w:r>
-      <w:proofErr w:type="spellStart"/>
-      <w:r>
-        <w:rPr>
-          <w:lang w:val="it-IT"/>
-        </w:rPr>
-        <w:t>Supabase</w:t>
-      </w:r>
-      <w:proofErr w:type="spellEnd"/>
-      <w:r>
-        <w:rPr>
-          <w:lang w:val="it-IT"/>
-        </w:rPr>
-        <w:t>.</w:t>
+        <w:t>La presente relazione costituisce l’allegato tecnico dedicato al backend del Project Work. Il documento principale del PW rimane l’elaborato di riferimento per la presentazione complessiva del progetto; questa relazione ne approfondisce invece le scelte di modellazione, la pipeline SQL, la sicurezza, la tracciabilità e le verifiche eseguite sul database PostgreSQL gestito tramite Supabase.</w:t>
       </w:r>
     </w:p>
     <w:p>
@@ -284,19 +226,7 @@
               <w:rPr>
                 <w:b/>
               </w:rPr>
-              <w:t>Criterio di affidabilità: X17 resta il controllo di chiusura del nucleo storico; X18 e X19 validano accessi e qualità dei dati; X20 verifica L</w:t>
-            </w:r>
-            <w:r>
-              <w:rPr>
-                <w:b/>
-              </w:rPr>
-              <w:t>OGIN, LOGOUT e MFA_VERIFICATA; X21 certifica il modulo FNCSDP, i conteggi finali 36/11, la 3FN, RLS, trigger, mapping e coerenza delle misure. Le migrazioni 27–30 sono state eseguite su Supabase e quindi versionate nel repository. I dati applicativi citati</w:t>
-            </w:r>
-            <w:r>
-              <w:rPr>
-                <w:b/>
-              </w:rPr>
-              <w:t xml:space="preserve"> sono riferiti al collaudo conclusivo del 30 luglio 2026.</w:t>
+              <w:t>Criterio di affidabilità: X17 resta il controllo di chiusura del nucleo storico; X18 e X19 validano accessi e qualità dei dati; X20 verifica LOGIN, LOGOUT e MFA_VERIFICATA; X21 certifica il modulo FNCSDP, i conteggi finali 36/11, la 3FN, RLS, trigger, mapping e coerenza delle misure. Le migrazioni 27–30 sono state eseguite su Supabase e quindi versionate nel repository. I dati applicativi citati sono riferiti al collaudo conclusivo del 30 luglio 2026.</w:t>
             </w:r>
           </w:p>
         </w:tc>
@@ -323,21 +253,6 @@
           <w:lang w:val="it-IT"/>
         </w:rPr>
         <w:t>Indice dei contenuti</w:t>
-      </w:r>
-    </w:p>
-    <w:p>
-      <w:pPr>
-        <w:spacing w:before="40" w:line="240" w:lineRule="auto"/>
-        <w:rPr>
-          <w:lang w:val="it-IT"/>
-        </w:rPr>
-      </w:pPr>
-      <w:r>
-        <w:rPr>
-          <w:i/>
-          <w:lang w:val="it-IT"/>
-        </w:rPr>
-        <w:t>Selezionare una voce dell’indice per raggiungere direttamente la relativa sezione.</w:t>
       </w:r>
     </w:p>
     <w:p>
@@ -378,31 +293,7 @@
             <w:u w:val="single"/>
             <w:lang w:val="it-IT"/>
           </w:rPr>
-          <w:t xml:space="preserve">2. Architettura del </w:t>
-        </w:r>
-        <w:proofErr w:type="spellStart"/>
-        <w:r>
-          <w:rPr>
-            <w:rFonts w:eastAsia="Times New Roman"/>
-            <w:color w:val="1F5A73"/>
-            <w:sz w:val="21"/>
-            <w:szCs w:val="21"/>
-            <w:u w:val="single"/>
-            <w:lang w:val="it-IT"/>
-          </w:rPr>
-          <w:t>backend</w:t>
-        </w:r>
-        <w:proofErr w:type="spellEnd"/>
-        <w:r>
-          <w:rPr>
-            <w:rFonts w:eastAsia="Times New Roman"/>
-            <w:color w:val="1F5A73"/>
-            <w:sz w:val="21"/>
-            <w:szCs w:val="21"/>
-            <w:u w:val="single"/>
-            <w:lang w:val="it-IT"/>
-          </w:rPr>
-          <w:t xml:space="preserve"> e organizzazione del repository</w:t>
+          <w:t>2. Architettura del backend e organizzazione del repository</w:t>
         </w:r>
       </w:hyperlink>
     </w:p>
@@ -460,18 +351,7 @@
             <w:u w:val="single"/>
             <w:lang w:val="it-IT"/>
           </w:rPr>
-          <w:t>4.1 01-</w:t>
-        </w:r>
-        <w:r>
-          <w:rPr>
-            <w:rFonts w:eastAsia="Times New Roman"/>
-            <w:color w:val="2E6B7A"/>
-            <w:sz w:val="21"/>
-            <w:szCs w:val="21"/>
-            <w:u w:val="single"/>
-            <w:lang w:val="it-IT"/>
-          </w:rPr>
-          <w:t>Inizializzazione-Schema-v6.8_Hardened.sql</w:t>
+          <w:t>4.1 01-Inizializzazione-Schema-v6.8_Hardened.sql</w:t>
         </w:r>
       </w:hyperlink>
     </w:p>
@@ -537,45 +417,8 @@
             <w:u w:val="single"/>
             <w:lang w:val="it-IT"/>
           </w:rPr>
-          <w:t xml:space="preserve">4.4 04-Fix schema </w:t>
+          <w:t>4.4 04-Fix schema permissions for Supabase.sql</w:t>
         </w:r>
-        <w:proofErr w:type="spellStart"/>
-        <w:r>
-          <w:rPr>
-            <w:rFonts w:eastAsia="Times New Roman"/>
-            <w:color w:val="2E6B7A"/>
-            <w:sz w:val="21"/>
-            <w:szCs w:val="21"/>
-            <w:u w:val="single"/>
-            <w:lang w:val="it-IT"/>
-          </w:rPr>
-          <w:t>permissions</w:t>
-        </w:r>
-        <w:proofErr w:type="spellEnd"/>
-        <w:r>
-          <w:rPr>
-            <w:rFonts w:eastAsia="Times New Roman"/>
-            <w:color w:val="2E6B7A"/>
-            <w:sz w:val="21"/>
-            <w:szCs w:val="21"/>
-            <w:u w:val="single"/>
-            <w:lang w:val="it-IT"/>
-          </w:rPr>
-          <w:t xml:space="preserve"> for </w:t>
-        </w:r>
-        <w:proofErr w:type="spellStart"/>
-        <w:r>
-          <w:rPr>
-            <w:rFonts w:eastAsia="Times New Roman"/>
-            <w:color w:val="2E6B7A"/>
-            <w:sz w:val="21"/>
-            <w:szCs w:val="21"/>
-            <w:u w:val="single"/>
-            <w:lang w:val="it-IT"/>
-          </w:rPr>
-          <w:t>Supabase.sql</w:t>
-        </w:r>
-        <w:proofErr w:type="spellEnd"/>
       </w:hyperlink>
     </w:p>
     <w:p>
@@ -596,18 +439,7 @@
             <w:u w:val="single"/>
             <w:lang w:val="it-IT"/>
           </w:rPr>
-          <w:t>4.5 05_viste_esportazi</w:t>
-        </w:r>
-        <w:r>
-          <w:rPr>
-            <w:rFonts w:eastAsia="Times New Roman"/>
-            <w:color w:val="2E6B7A"/>
-            <w:sz w:val="21"/>
-            <w:szCs w:val="21"/>
-            <w:u w:val="single"/>
-            <w:lang w:val="it-IT"/>
-          </w:rPr>
-          <w:t>one_acn.sql</w:t>
+          <w:t>4.5 05_viste_esportazione_acn.sql</w:t>
         </w:r>
       </w:hyperlink>
     </w:p>
@@ -695,18 +527,7 @@
             <w:u w:val="single"/>
             <w:lang w:val="it-IT"/>
           </w:rPr>
-          <w:t>4.9 09-tassonomia-incident</w:t>
-        </w:r>
-        <w:r>
-          <w:rPr>
-            <w:rFonts w:eastAsia="Times New Roman"/>
-            <w:color w:val="2E6B7A"/>
-            <w:sz w:val="21"/>
-            <w:szCs w:val="21"/>
-            <w:u w:val="single"/>
-            <w:lang w:val="it-IT"/>
-          </w:rPr>
-          <w:t>i-acn.sql</w:t>
+          <w:t>4.9 09-tassonomia-incidenti-acn.sql</w:t>
         </w:r>
       </w:hyperlink>
     </w:p>
@@ -790,17 +611,7 @@
             <w:szCs w:val="21"/>
             <w:u w:val="single"/>
           </w:rPr>
-          <w:t>4.13 13-Ha</w:t>
-        </w:r>
-        <w:r>
-          <w:rPr>
-            <w:rFonts w:eastAsia="Times New Roman"/>
-            <w:color w:val="2E6B7A"/>
-            <w:sz w:val="21"/>
-            <w:szCs w:val="21"/>
-            <w:u w:val="single"/>
-          </w:rPr>
-          <w:t>rdening-Gerarchia-Servizi-v1.0.sql</w:t>
+          <w:t>4.13 13-Hardening-Gerarchia-Servizi-v1.0.sql</w:t>
         </w:r>
       </w:hyperlink>
     </w:p>
@@ -862,18 +673,7 @@
             <w:u w:val="single"/>
             <w:lang w:val="it-IT"/>
           </w:rPr>
-          <w:t xml:space="preserve">4.16 </w:t>
-        </w:r>
-        <w:r>
-          <w:rPr>
-            <w:rFonts w:eastAsia="Times New Roman"/>
-            <w:color w:val="2E6B7A"/>
-            <w:sz w:val="21"/>
-            <w:szCs w:val="21"/>
-            <w:u w:val="single"/>
-            <w:lang w:val="it-IT"/>
-          </w:rPr>
-          <w:t>16-Hardening-Relazione-Asset-Fornitore-v1.0.sql</w:t>
+          <w:t>4.16 16-Hardening-Relazione-Asset-Fornitore-v1.0.sql</w:t>
         </w:r>
       </w:hyperlink>
     </w:p>
@@ -939,18 +739,7 @@
             <w:u w:val="single"/>
             <w:lang w:val="it-IT"/>
           </w:rPr>
-          <w:t>4.19 19-Esten</w:t>
-        </w:r>
-        <w:r>
-          <w:rPr>
-            <w:rFonts w:eastAsia="Times New Roman"/>
-            <w:color w:val="2E6B7A"/>
-            <w:sz w:val="21"/>
-            <w:szCs w:val="21"/>
-            <w:u w:val="single"/>
-            <w:lang w:val="it-IT"/>
-          </w:rPr>
-          <w:t>sione-Sistema-Audit-Generalizzato-v1.0.sql</w:t>
+          <w:t>4.19 19-Estensione-Sistema-Audit-Generalizzato-v1.0.sql</w:t>
         </w:r>
       </w:hyperlink>
     </w:p>
@@ -1003,10 +792,7 @@
         <w:spacing w:after="0" w:line="228" w:lineRule="auto"/>
       </w:pPr>
       <w:r>
-        <w:t xml:space="preserve">4.22 </w:t>
-      </w:r>
-      <w:r>
-        <w:t>22-Abilitazione-Accesso-Operativo-Utente-Valutazione-Asset-v1.0.sql</w:t>
+        <w:t>4.22 22-Abilitazione-Accesso-Operativo-Utente-Valutazione-Asset-v1.0.sql</w:t>
       </w:r>
     </w:p>
     <w:p>
@@ -1030,19 +816,16 @@
         <w:spacing w:after="0" w:line="228" w:lineRule="auto"/>
       </w:pPr>
       <w:r>
+        <w:t>4.25 25-Normalizzazione-Terminologica-Dati-Applicativi-v1.0.sql</w:t>
+      </w:r>
+    </w:p>
+    <w:p>
+      <w:pPr>
+        <w:spacing w:after="0" w:line="228" w:lineRule="auto"/>
+      </w:pPr>
+      <w:r>
         <w:lastRenderedPageBreak/>
-        <w:t>4.25 25-Normalizzazione-Terminologica-Dati-Applicativi-v1.0.sql</w:t>
-      </w:r>
-    </w:p>
-    <w:p>
-      <w:pPr>
-        <w:spacing w:after="0" w:line="228" w:lineRule="auto"/>
-      </w:pPr>
-      <w:r>
-        <w:t>4</w:t>
-      </w:r>
-      <w:r>
-        <w:t>.26 26-Normalizzazione-Contatto-Responsabile-v1.0.sql</w:t>
+        <w:t>4.26 26-Normalizzazione-Contatto-Responsabile-v1.0.sql</w:t>
       </w:r>
     </w:p>
     <w:p>
@@ -1062,10 +845,7 @@
     </w:p>
     <w:p>
       <w:r>
-        <w:t>4.30 30-Profili-Ta</w:t>
-      </w:r>
-      <w:r>
-        <w:t>rget-e-Attuale-FNCSDP-v1.0.sql</w:t>
+        <w:t>4.30 30-Profili-Target-e-Attuale-FNCSDP-v1.0.sql</w:t>
       </w:r>
     </w:p>
     <w:p>
@@ -1210,17 +990,7 @@
             <w:szCs w:val="21"/>
             <w:u w:val="single"/>
           </w:rPr>
-          <w:t xml:space="preserve">5.7 </w:t>
-        </w:r>
-        <w:r>
-          <w:rPr>
-            <w:rFonts w:eastAsia="Times New Roman"/>
-            <w:color w:val="2E6B7A"/>
-            <w:sz w:val="21"/>
-            <w:szCs w:val="21"/>
-            <w:u w:val="single"/>
-          </w:rPr>
-          <w:t>X7_EXPORT_DATABASE_CONSTRAINTS.sql</w:t>
+          <w:t>5.7 X7_EXPORT_DATABASE_CONSTRAINTS.sql</w:t>
         </w:r>
       </w:hyperlink>
     </w:p>
@@ -1274,17 +1044,7 @@
             <w:szCs w:val="21"/>
             <w:u w:val="single"/>
           </w:rPr>
-          <w:t>5.10 X10_EXPORT_RLS_POLICIES_AND_GR</w:t>
-        </w:r>
-        <w:r>
-          <w:rPr>
-            <w:rFonts w:eastAsia="Times New Roman"/>
-            <w:color w:val="2E6B7A"/>
-            <w:sz w:val="21"/>
-            <w:szCs w:val="21"/>
-            <w:u w:val="single"/>
-          </w:rPr>
-          <w:t>ANTS.sql</w:t>
+          <w:t>5.10 X10_EXPORT_RLS_POLICIES_AND_GRANTS.sql</w:t>
         </w:r>
       </w:hyperlink>
     </w:p>
@@ -1306,31 +1066,7 @@
             <w:u w:val="single"/>
             <w:lang w:val="it-IT"/>
           </w:rPr>
-          <w:t xml:space="preserve">5.11 X11–X12: </w:t>
-        </w:r>
-        <w:proofErr w:type="spellStart"/>
-        <w:r>
-          <w:rPr>
-            <w:rFonts w:eastAsia="Times New Roman"/>
-            <w:color w:val="2E6B7A"/>
-            <w:sz w:val="21"/>
-            <w:szCs w:val="21"/>
-            <w:u w:val="single"/>
-            <w:lang w:val="it-IT"/>
-          </w:rPr>
-          <w:t>readiness</w:t>
-        </w:r>
-        <w:proofErr w:type="spellEnd"/>
-        <w:r>
-          <w:rPr>
-            <w:rFonts w:eastAsia="Times New Roman"/>
-            <w:color w:val="2E6B7A"/>
-            <w:sz w:val="21"/>
-            <w:szCs w:val="21"/>
-            <w:u w:val="single"/>
-            <w:lang w:val="it-IT"/>
-          </w:rPr>
-          <w:t xml:space="preserve"> del modello fornitori</w:t>
+          <w:t>5.11 X11–X12: readiness del modello fornitori</w:t>
         </w:r>
       </w:hyperlink>
     </w:p>
@@ -1388,17 +1124,7 @@
             <w:szCs w:val="21"/>
             <w:u w:val="single"/>
           </w:rPr>
-          <w:t>5.14 X15</w:t>
-        </w:r>
-        <w:r>
-          <w:rPr>
-            <w:rFonts w:eastAsia="Times New Roman"/>
-            <w:color w:val="2E6B7A"/>
-            <w:sz w:val="21"/>
-            <w:szCs w:val="21"/>
-            <w:u w:val="single"/>
-          </w:rPr>
-          <w:t>_CHECK_AUDIT_SYSTEM_READINESS.sql</w:t>
+          <w:t>5.14 X15_CHECK_AUDIT_SYSTEM_READINESS.sql</w:t>
         </w:r>
       </w:hyperlink>
     </w:p>
@@ -1452,18 +1178,7 @@
             <w:u w:val="single"/>
             <w:lang w:val="it-IT"/>
           </w:rPr>
-          <w:t xml:space="preserve">5.16 </w:t>
-        </w:r>
-        <w:r>
-          <w:rPr>
-            <w:rFonts w:eastAsia="Times New Roman"/>
-            <w:color w:val="2E6B7A"/>
-            <w:sz w:val="21"/>
-            <w:szCs w:val="21"/>
-            <w:u w:val="single"/>
-            <w:lang w:val="it-IT"/>
-          </w:rPr>
-          <w:t>X17_CHECK_VERIFICA_FINALE_BACKEND.sql</w:t>
+          <w:t>5.16 X17_CHECK_VERIFICA_FINALE_BACKEND.sql</w:t>
         </w:r>
       </w:hyperlink>
     </w:p>
@@ -1500,31 +1215,7 @@
             <w:u w:val="single"/>
             <w:lang w:val="it-IT"/>
           </w:rPr>
-          <w:t xml:space="preserve">6. Analisi delle ridondanze e </w:t>
-        </w:r>
-        <w:proofErr w:type="spellStart"/>
-        <w:r>
-          <w:rPr>
-            <w:rFonts w:eastAsia="Times New Roman"/>
-            <w:color w:val="1F5A73"/>
-            <w:sz w:val="21"/>
-            <w:szCs w:val="21"/>
-            <w:u w:val="single"/>
-            <w:lang w:val="it-IT"/>
-          </w:rPr>
-          <w:t>refactoring</w:t>
-        </w:r>
-        <w:proofErr w:type="spellEnd"/>
-        <w:r>
-          <w:rPr>
-            <w:rFonts w:eastAsia="Times New Roman"/>
-            <w:color w:val="1F5A73"/>
-            <w:sz w:val="21"/>
-            <w:szCs w:val="21"/>
-            <w:u w:val="single"/>
-            <w:lang w:val="it-IT"/>
-          </w:rPr>
-          <w:t xml:space="preserve"> controllato</w:t>
+          <w:t>6. Analisi delle ridondanze e refactoring controllato</w:t>
         </w:r>
       </w:hyperlink>
     </w:p>
@@ -1702,10 +1393,7 @@
         <w:spacing w:after="0" w:line="228" w:lineRule="auto"/>
       </w:pPr>
       <w:r>
-        <w:t>7.4 Modul</w:t>
-      </w:r>
-      <w:r>
-        <w:t>o FNCSDP: Profilo Target e Profilo Attuale in 3FN</w:t>
+        <w:t>7.4 Modulo FNCSDP: Profilo Target e Profilo Attuale in 3FN</w:t>
       </w:r>
     </w:p>
     <w:p>
@@ -1790,21 +1478,8 @@
             <w:u w:val="single"/>
             <w:lang w:val="it-IT"/>
           </w:rPr>
-          <w:t xml:space="preserve">9.2 Ruolo </w:t>
+          <w:t>9.2 Ruolo anon</w:t>
         </w:r>
-        <w:proofErr w:type="spellStart"/>
-        <w:r>
-          <w:rPr>
-            <w:rFonts w:eastAsia="Times New Roman"/>
-            <w:color w:val="2E6B7A"/>
-            <w:sz w:val="21"/>
-            <w:szCs w:val="21"/>
-            <w:u w:val="single"/>
-            <w:lang w:val="it-IT"/>
-          </w:rPr>
-          <w:t>anon</w:t>
-        </w:r>
-        <w:proofErr w:type="spellEnd"/>
       </w:hyperlink>
     </w:p>
     <w:p>
@@ -1876,17 +1551,7 @@
             <w:szCs w:val="21"/>
             <w:u w:val="single"/>
           </w:rPr>
-          <w:t xml:space="preserve">10. Audit e </w:t>
-        </w:r>
-        <w:r>
-          <w:rPr>
-            <w:rFonts w:eastAsia="Times New Roman"/>
-            <w:color w:val="1F5A73"/>
-            <w:sz w:val="21"/>
-            <w:szCs w:val="21"/>
-            <w:u w:val="single"/>
-          </w:rPr>
-          <w:t>tracciabilità</w:t>
+          <w:t>10. Audit e tracciabilità</w:t>
         </w:r>
       </w:hyperlink>
     </w:p>
@@ -1949,21 +1614,8 @@
             <w:u w:val="single"/>
             <w:lang w:val="it-IT"/>
           </w:rPr>
-          <w:t xml:space="preserve">13. Verifica finale e validazioni successive del </w:t>
+          <w:t>13. Verifica finale e validazioni successive del backend</w:t>
         </w:r>
-        <w:proofErr w:type="spellStart"/>
-        <w:r>
-          <w:rPr>
-            <w:rFonts w:eastAsia="Times New Roman"/>
-            <w:color w:val="1F5A73"/>
-            <w:sz w:val="21"/>
-            <w:szCs w:val="21"/>
-            <w:u w:val="single"/>
-            <w:lang w:val="it-IT"/>
-          </w:rPr>
-          <w:t>backend</w:t>
-        </w:r>
-        <w:proofErr w:type="spellEnd"/>
       </w:hyperlink>
     </w:p>
     <w:p>
@@ -2072,49 +1724,7 @@
         <w:rPr>
           <w:lang w:val="it-IT"/>
         </w:rPr>
-        <w:t xml:space="preserve">La relazione documenta il percorso che ha portato dalla baseline iniziale al modello consolidato. Il perimetro comprende lo schema public di </w:t>
-      </w:r>
-      <w:proofErr w:type="spellStart"/>
-      <w:r>
-        <w:rPr>
-          <w:lang w:val="it-IT"/>
-        </w:rPr>
-        <w:t>PostgreSQL</w:t>
-      </w:r>
-      <w:proofErr w:type="spellEnd"/>
-      <w:r>
-        <w:rPr>
-          <w:lang w:val="it-IT"/>
-        </w:rPr>
-        <w:t xml:space="preserve">, gli script SQL </w:t>
-      </w:r>
-      <w:proofErr w:type="spellStart"/>
-      <w:r>
-        <w:rPr>
-          <w:lang w:val="it-IT"/>
-        </w:rPr>
-        <w:t>versionati</w:t>
-      </w:r>
-      <w:proofErr w:type="spellEnd"/>
-      <w:r>
-        <w:rPr>
-          <w:lang w:val="it-IT"/>
-        </w:rPr>
-        <w:t xml:space="preserve">, le viste applicative, le funzioni e i trigger principali, il sistema di audit, l’archiviazione logica e gli strumenti diagnostici usati per validare ogni evoluzione. Non rientrano invece nel dettaglio di questo allegato l’implementazione delle schermate web e i flussi SCR, che saranno descritti nel documento </w:t>
-      </w:r>
-      <w:proofErr w:type="spellStart"/>
-      <w:r>
-        <w:rPr>
-          <w:lang w:val="it-IT"/>
-        </w:rPr>
-        <w:t>docs</w:t>
-      </w:r>
-      <w:proofErr w:type="spellEnd"/>
-      <w:r>
-        <w:rPr>
-          <w:lang w:val="it-IT"/>
-        </w:rPr>
-        <w:t>/Relazione_Tecnica_Frontend_Applicativo.pdf.</w:t>
+        <w:t>La relazione documenta il percorso che ha portato dalla baseline iniziale al modello consolidato. Il perimetro comprende lo schema public di PostgreSQL, gli script SQL versionati, le viste applicative, le funzioni e i trigger principali, il sistema di audit, l’archiviazione logica e gli strumenti diagnostici usati per validare ogni evoluzione. Non rientrano invece nel dettaglio di questo allegato l’implementazione delle schermate web e i flussi SCR, che saranno descritti nel documento docs/Relazione_Tecnica_Frontend_Applicativo.pdf.</w:t>
       </w:r>
     </w:p>
     <w:p>
@@ -2143,23 +1753,7 @@
           <w:rFonts w:ascii="Times New Roman" w:hAnsi="Times New Roman"/>
           <w:lang w:val="it-IT"/>
         </w:rPr>
-        <w:t xml:space="preserve">2. Architettura del </w:t>
-      </w:r>
-      <w:proofErr w:type="spellStart"/>
-      <w:r>
-        <w:rPr>
-          <w:rFonts w:ascii="Times New Roman" w:hAnsi="Times New Roman"/>
-          <w:lang w:val="it-IT"/>
-        </w:rPr>
-        <w:t>backend</w:t>
-      </w:r>
-      <w:proofErr w:type="spellEnd"/>
-      <w:r>
-        <w:rPr>
-          <w:rFonts w:ascii="Times New Roman" w:hAnsi="Times New Roman"/>
-          <w:lang w:val="it-IT"/>
-        </w:rPr>
-        <w:t xml:space="preserve"> e organizzazione del repository</w:t>
+        <w:t>2. Architettura del backend e organizzazione del repository</w:t>
       </w:r>
       <w:bookmarkEnd w:id="1"/>
     </w:p>
@@ -2173,77 +1767,7 @@
         <w:rPr>
           <w:lang w:val="it-IT"/>
         </w:rPr>
-        <w:t xml:space="preserve">Il database è implementato su </w:t>
-      </w:r>
-      <w:proofErr w:type="spellStart"/>
-      <w:r>
-        <w:rPr>
-          <w:lang w:val="it-IT"/>
-        </w:rPr>
-        <w:t>PostgreSQL</w:t>
-      </w:r>
-      <w:proofErr w:type="spellEnd"/>
-      <w:r>
-        <w:rPr>
-          <w:lang w:val="it-IT"/>
-        </w:rPr>
-        <w:t xml:space="preserve"> attraverso un’istanza cloud </w:t>
-      </w:r>
-      <w:proofErr w:type="spellStart"/>
-      <w:r>
-        <w:rPr>
-          <w:lang w:val="it-IT"/>
-        </w:rPr>
-        <w:t>Supabase</w:t>
-      </w:r>
-      <w:proofErr w:type="spellEnd"/>
-      <w:r>
-        <w:rPr>
-          <w:lang w:val="it-IT"/>
-        </w:rPr>
-        <w:t xml:space="preserve">. Lo schema applicativo public contiene le tabelle, le viste, le funzioni e i trigger sviluppati per il progetto. I ruoli applicativi </w:t>
-      </w:r>
-      <w:proofErr w:type="spellStart"/>
-      <w:r>
-        <w:rPr>
-          <w:lang w:val="it-IT"/>
-        </w:rPr>
-        <w:t>anon</w:t>
-      </w:r>
-      <w:proofErr w:type="spellEnd"/>
-      <w:r>
-        <w:rPr>
-          <w:lang w:val="it-IT"/>
-        </w:rPr>
-        <w:t xml:space="preserve"> e </w:t>
-      </w:r>
-      <w:proofErr w:type="spellStart"/>
-      <w:r>
-        <w:rPr>
-          <w:lang w:val="it-IT"/>
-        </w:rPr>
-        <w:t>authenticated</w:t>
-      </w:r>
-      <w:proofErr w:type="spellEnd"/>
-      <w:r>
-        <w:rPr>
-          <w:lang w:val="it-IT"/>
-        </w:rPr>
-        <w:t xml:space="preserve"> sono gestiti separatamente dalle policy Row Level Security: i privilegi </w:t>
-      </w:r>
-      <w:proofErr w:type="spellStart"/>
-      <w:r>
-        <w:rPr>
-          <w:lang w:val="it-IT"/>
-        </w:rPr>
-        <w:t>PostgreSQL</w:t>
-      </w:r>
-      <w:proofErr w:type="spellEnd"/>
-      <w:r>
-        <w:rPr>
-          <w:lang w:val="it-IT"/>
-        </w:rPr>
-        <w:t xml:space="preserve"> definiscono quali operazioni sono astrattamente disponibili, mentre le policy RLS stabiliscono quali righe possono essere lette o modificate in relazione al contesto di autenticazione.</w:t>
+        <w:t>Il database è implementato su PostgreSQL attraverso un’istanza cloud Supabase. Lo schema applicativo public contiene le tabelle, le viste, le funzioni e i trigger sviluppati per il progetto. I ruoli applicativi anon e authenticated sono gestiti separatamente dalle policy Row Level Security: i privilegi PostgreSQL definiscono quali operazioni sono astrattamente disponibili, mentre le policy RLS stabiliscono quali righe possono essere lette o modificate in relazione al contesto di autenticazione.</w:t>
       </w:r>
     </w:p>
     <w:p>
@@ -3524,10 +3048,7 @@
               <w:jc w:val="left"/>
             </w:pPr>
             <w:r>
-              <w:t xml:space="preserve">Migrazioni produttive </w:t>
-            </w:r>
-            <w:r>
-              <w:t>versionate</w:t>
+              <w:t>Migrazioni produttive versionate</w:t>
             </w:r>
           </w:p>
         </w:tc>
@@ -3776,10 +3297,7 @@
               <w:jc w:val="left"/>
             </w:pPr>
             <w:r>
-              <w:t xml:space="preserve">6 misure, score 67%, gap 33%, maturità </w:t>
-            </w:r>
-            <w:r>
-              <w:t>3,17/5</w:t>
+              <w:t>6 misure, score 67%, gap 33%, maturità 3,17/5</w:t>
             </w:r>
           </w:p>
         </w:tc>
@@ -3872,21 +3390,7 @@
         <w:rPr>
           <w:lang w:val="it-IT"/>
         </w:rPr>
-        <w:t xml:space="preserve">L’istanza </w:t>
-      </w:r>
-      <w:proofErr w:type="spellStart"/>
-      <w:r>
-        <w:rPr>
-          <w:lang w:val="it-IT"/>
-        </w:rPr>
-        <w:t>Supabase</w:t>
-      </w:r>
-      <w:proofErr w:type="spellEnd"/>
-      <w:r>
-        <w:rPr>
-          <w:lang w:val="it-IT"/>
-        </w:rPr>
-        <w:t xml:space="preserve"> contiene anche oggetti interni e di piattaforma, quali ruoli di servizio, estensioni e funzioni non sviluppate specificamente per il Project Work. Per questa ragione la relazione attribuisce valore probatorio soltanto agli oggetti applicativi censiti e alle metriche esplicitamente controllate dagli script diagnostici.</w:t>
+        <w:t>L’istanza Supabase contiene anche oggetti interni e di piattaforma, quali ruoli di servizio, estensioni e funzioni non sviluppate specificamente per il Project Work. Per questa ragione la relazione attribuisce valore probatorio soltanto agli oggetti applicativi censiti e alle metriche esplicitamente controllate dagli script diagnostici.</w:t>
       </w:r>
     </w:p>
     <w:p>
@@ -4000,21 +3504,7 @@
         <w:rPr>
           <w:lang w:val="it-IT"/>
         </w:rPr>
-        <w:t xml:space="preserve">Gestisce il </w:t>
-      </w:r>
-      <w:proofErr w:type="spellStart"/>
-      <w:r>
-        <w:rPr>
-          <w:lang w:val="it-IT"/>
-        </w:rPr>
-        <w:t>seed</w:t>
-      </w:r>
-      <w:proofErr w:type="spellEnd"/>
-      <w:r>
-        <w:rPr>
-          <w:lang w:val="it-IT"/>
-        </w:rPr>
-        <w:t xml:space="preserve"> controllato delle tabelle iniziali. La procedura rispetta l’ordine imposto dalle chiavi esterne e popola organizzazioni, domini, asset, servizi, fornitori, dipendenze e dati di test. L’uso di TRUNCATE ... RESTART IDENTITY CASCADE appartiene alla fase di inizializzazione controllata; nello stato finale del sistema la cancellazione fisica delle entità operative è invece impedita dallo script 20.</w:t>
+        <w:t>Gestisce il seed controllato delle tabelle iniziali. La procedura rispetta l’ordine imposto dalle chiavi esterne e popola organizzazioni, domini, asset, servizi, fornitori, dipendenze e dati di test. L’uso di TRUNCATE ... RESTART IDENTITY CASCADE appartiene alla fase di inizializzazione controllata; nello stato finale del sistema la cancellazione fisica delle entità operative è invece impedita dallo script 20.</w:t>
       </w:r>
     </w:p>
     <w:p>
@@ -4073,34 +3563,9 @@
           <w:rFonts w:ascii="Times New Roman" w:hAnsi="Times New Roman"/>
           <w:lang w:val="it-IT"/>
         </w:rPr>
-        <w:t xml:space="preserve">4.4 04-Fix schema </w:t>
-      </w:r>
-      <w:proofErr w:type="spellStart"/>
-      <w:r>
-        <w:rPr>
-          <w:rFonts w:ascii="Times New Roman" w:hAnsi="Times New Roman"/>
-          <w:lang w:val="it-IT"/>
-        </w:rPr>
-        <w:t>permissions</w:t>
-      </w:r>
-      <w:proofErr w:type="spellEnd"/>
-      <w:r>
-        <w:rPr>
-          <w:rFonts w:ascii="Times New Roman" w:hAnsi="Times New Roman"/>
-          <w:lang w:val="it-IT"/>
-        </w:rPr>
-        <w:t xml:space="preserve"> for </w:t>
-      </w:r>
-      <w:proofErr w:type="spellStart"/>
-      <w:r>
-        <w:rPr>
-          <w:rFonts w:ascii="Times New Roman" w:hAnsi="Times New Roman"/>
-          <w:lang w:val="it-IT"/>
-        </w:rPr>
-        <w:t>Supabase.sql</w:t>
+        <w:t>4.4 04-Fix schema permissions for Supabase.sql</w:t>
       </w:r>
       <w:bookmarkEnd w:id="6"/>
-      <w:proofErr w:type="spellEnd"/>
     </w:p>
     <w:p>
       <w:pPr>
@@ -4128,49 +3593,7 @@
         <w:rPr>
           <w:lang w:val="it-IT"/>
         </w:rPr>
-        <w:t xml:space="preserve">Configura i privilegi </w:t>
-      </w:r>
-      <w:proofErr w:type="spellStart"/>
-      <w:r>
-        <w:rPr>
-          <w:lang w:val="it-IT"/>
-        </w:rPr>
-        <w:t>PostgreSQL</w:t>
-      </w:r>
-      <w:proofErr w:type="spellEnd"/>
-      <w:r>
-        <w:rPr>
-          <w:lang w:val="it-IT"/>
-        </w:rPr>
-        <w:t xml:space="preserve"> separandoli dalle condizioni RLS. Il ruolo </w:t>
-      </w:r>
-      <w:proofErr w:type="spellStart"/>
-      <w:r>
-        <w:rPr>
-          <w:lang w:val="it-IT"/>
-        </w:rPr>
-        <w:t>anon</w:t>
-      </w:r>
-      <w:proofErr w:type="spellEnd"/>
-      <w:r>
-        <w:rPr>
-          <w:lang w:val="it-IT"/>
-        </w:rPr>
-        <w:t xml:space="preserve"> non riceve privilegi sulle tabelle e sulle sequenze applicative. Il ruolo </w:t>
-      </w:r>
-      <w:proofErr w:type="spellStart"/>
-      <w:r>
-        <w:rPr>
-          <w:lang w:val="it-IT"/>
-        </w:rPr>
-        <w:t>authenticated</w:t>
-      </w:r>
-      <w:proofErr w:type="spellEnd"/>
-      <w:r>
-        <w:rPr>
-          <w:lang w:val="it-IT"/>
-        </w:rPr>
-        <w:t xml:space="preserve"> ottiene SELECT sulle risorse autorizzate e INSERT/UPDATE soltanto sulle tabelle operative. Il privilegio DELETE non viene concesso. Lo script imposta inoltre privilegi predefiniti prudenti per gli oggetti creati in seguito.</w:t>
+        <w:t>Configura i privilegi PostgreSQL separandoli dalle condizioni RLS. Il ruolo anon non riceve privilegi sulle tabelle e sulle sequenze applicative. Il ruolo authenticated ottiene SELECT sulle risorse autorizzate e INSERT/UPDATE soltanto sulle tabelle operative. Il privilegio DELETE non viene concesso. Lo script imposta inoltre privilegi predefiniti prudenti per gli oggetti creati in seguito.</w:t>
       </w:r>
     </w:p>
     <w:p>
@@ -4216,49 +3639,7 @@
         <w:rPr>
           <w:lang w:val="it-IT"/>
         </w:rPr>
-        <w:t xml:space="preserve">Introduce </w:t>
-      </w:r>
-      <w:proofErr w:type="spellStart"/>
-      <w:r>
-        <w:rPr>
-          <w:lang w:val="it-IT"/>
-        </w:rPr>
-        <w:t>vista_esportazione_acn_assets</w:t>
-      </w:r>
-      <w:proofErr w:type="spellEnd"/>
-      <w:r>
-        <w:rPr>
-          <w:lang w:val="it-IT"/>
-        </w:rPr>
-        <w:t xml:space="preserve"> e </w:t>
-      </w:r>
-      <w:proofErr w:type="spellStart"/>
-      <w:r>
-        <w:rPr>
-          <w:lang w:val="it-IT"/>
-        </w:rPr>
-        <w:t>vista_reporting_servizi_critici</w:t>
-      </w:r>
-      <w:proofErr w:type="spellEnd"/>
-      <w:r>
-        <w:rPr>
-          <w:lang w:val="it-IT"/>
-        </w:rPr>
-        <w:t xml:space="preserve">, entrambe configurate con </w:t>
-      </w:r>
-      <w:proofErr w:type="spellStart"/>
-      <w:r>
-        <w:rPr>
-          <w:lang w:val="it-IT"/>
-        </w:rPr>
-        <w:t>security_invoker</w:t>
-      </w:r>
-      <w:proofErr w:type="spellEnd"/>
-      <w:r>
-        <w:rPr>
-          <w:lang w:val="it-IT"/>
-        </w:rPr>
-        <w:t>. La prima aggrega asset, categorie ACN e vulnerabilità. La seconda collega servizi, asset e fornitori. La prima versione della vista di reporting presentava una moltiplicazione delle righe in presenza di più asset e più fornitori; l’anomalia è stata diagnosticata da X14 e risolta definitivamente dallo script 18.</w:t>
+        <w:t>Introduce vista_esportazione_acn_assets e vista_reporting_servizi_critici, entrambe configurate con security_invoker. La prima aggrega asset, categorie ACN e vulnerabilità. La seconda collega servizi, asset e fornitori. La prima versione della vista di reporting presentava una moltiplicazione delle righe in presenza di più asset e più fornitori; l’anomalia è stata diagnosticata da X14 e risolta definitivamente dallo script 18.</w:t>
       </w:r>
     </w:p>
     <w:p>
@@ -4291,64 +3672,20 @@
           <w:i/>
           <w:lang w:val="it-IT"/>
         </w:rPr>
-        <w:t xml:space="preserve">Primo </w:t>
-      </w:r>
-      <w:proofErr w:type="spellStart"/>
-      <w:r>
-        <w:rPr>
-          <w:i/>
-          <w:lang w:val="it-IT"/>
-        </w:rPr>
-        <w:t>hardening</w:t>
-      </w:r>
-      <w:proofErr w:type="spellEnd"/>
-      <w:r>
-        <w:rPr>
-          <w:i/>
-          <w:lang w:val="it-IT"/>
-        </w:rPr>
-        <w:t xml:space="preserve"> dell’Audit Engine</w:t>
-      </w:r>
-    </w:p>
-    <w:p>
-      <w:pPr>
-        <w:rPr>
-          <w:lang w:val="it-IT"/>
-        </w:rPr>
-      </w:pPr>
-      <w:r>
-        <w:rPr>
-          <w:lang w:val="it-IT"/>
-        </w:rPr>
-        <w:t xml:space="preserve">Consolida l’audit iniziale sulla tabella asset mediante una funzione SECURITY DEFINER e un trigger DML. La tabella </w:t>
-      </w:r>
-      <w:proofErr w:type="spellStart"/>
-      <w:r>
-        <w:rPr>
-          <w:lang w:val="it-IT"/>
-        </w:rPr>
-        <w:t>audit_log</w:t>
-      </w:r>
-      <w:proofErr w:type="spellEnd"/>
-      <w:r>
-        <w:rPr>
-          <w:lang w:val="it-IT"/>
-        </w:rPr>
-        <w:t xml:space="preserve"> rimane leggibile dagli utenti autorizzati ma non scrivibile direttamente dal </w:t>
-      </w:r>
-      <w:proofErr w:type="spellStart"/>
-      <w:r>
-        <w:rPr>
-          <w:lang w:val="it-IT"/>
-        </w:rPr>
-        <w:t>frontend</w:t>
-      </w:r>
-      <w:proofErr w:type="spellEnd"/>
-      <w:r>
-        <w:rPr>
-          <w:lang w:val="it-IT"/>
-        </w:rPr>
-        <w:t>. Questa fase introduce il principio di separazione tra operazioni applicative e scrittura del registro, poi esteso a quattordici tabelle dallo script 19.</w:t>
+        <w:t>Primo hardening dell’Audit Engine</w:t>
+      </w:r>
+    </w:p>
+    <w:p>
+      <w:pPr>
+        <w:rPr>
+          <w:lang w:val="it-IT"/>
+        </w:rPr>
+      </w:pPr>
+      <w:r>
+        <w:rPr>
+          <w:lang w:val="it-IT"/>
+        </w:rPr>
+        <w:t>Consolida l’audit iniziale sulla tabella asset mediante una funzione SECURITY DEFINER e un trigger DML. La tabella audit_log rimane leggibile dagli utenti autorizzati ma non scrivibile direttamente dal frontend. Questa fase introduce il principio di separazione tra operazioni applicative e scrittura del registro, poi esteso a quattordici tabelle dallo script 19.</w:t>
       </w:r>
     </w:p>
     <w:p>
@@ -4394,35 +3731,7 @@
         <w:rPr>
           <w:lang w:val="it-IT"/>
         </w:rPr>
-        <w:t xml:space="preserve">Imposta Europe/Rome come fuso orario predefinito delle nuove sessioni </w:t>
-      </w:r>
-      <w:proofErr w:type="spellStart"/>
-      <w:r>
-        <w:rPr>
-          <w:lang w:val="it-IT"/>
-        </w:rPr>
-        <w:t>PostgreSQL</w:t>
-      </w:r>
-      <w:proofErr w:type="spellEnd"/>
-      <w:r>
-        <w:rPr>
-          <w:lang w:val="it-IT"/>
-        </w:rPr>
-        <w:t xml:space="preserve">. La scelta garantisce coerenza con il contesto italiano e riduce le ambiguità nella visualizzazione di audit, eventi e dati temporali, mantenendo </w:t>
-      </w:r>
-      <w:proofErr w:type="spellStart"/>
-      <w:r>
-        <w:rPr>
-          <w:lang w:val="it-IT"/>
-        </w:rPr>
-        <w:t>PostgreSQL</w:t>
-      </w:r>
-      <w:proofErr w:type="spellEnd"/>
-      <w:r>
-        <w:rPr>
-          <w:lang w:val="it-IT"/>
-        </w:rPr>
-        <w:t xml:space="preserve"> responsabile della corretta gestione delle transizioni CET/CEST.</w:t>
+        <w:t>Imposta Europe/Rome come fuso orario predefinito delle nuove sessioni PostgreSQL. La scelta garantisce coerenza con il contesto italiano e riduce le ambiguità nella visualizzazione di audit, eventi e dati temporali, mantenendo PostgreSQL responsabile della corretta gestione delle transizioni CET/CEST.</w:t>
       </w:r>
     </w:p>
     <w:p>
@@ -4469,21 +3778,7 @@
         <w:rPr>
           <w:lang w:val="it-IT"/>
         </w:rPr>
-        <w:t xml:space="preserve">Rimuove eventuali varianti intermedie troppo permissive e ricrea </w:t>
-      </w:r>
-      <w:proofErr w:type="spellStart"/>
-      <w:r>
-        <w:rPr>
-          <w:lang w:val="it-IT"/>
-        </w:rPr>
-        <w:t>Read_All_Policy</w:t>
-      </w:r>
-      <w:proofErr w:type="spellEnd"/>
-      <w:r>
-        <w:rPr>
-          <w:lang w:val="it-IT"/>
-        </w:rPr>
-        <w:t xml:space="preserve"> secondo il modello MFA/docente. La lettura non è concessa genericamente a tutti gli utenti autenticati, ma soltanto alle sessioni aal2 o all’utenza docente autorizzata. Le policy di scrittura restano separate.</w:t>
+        <w:t>Rimuove eventuali varianti intermedie troppo permissive e ricrea Read_All_Policy secondo il modello MFA/docente. La lettura non è concessa genericamente a tutti gli utenti autenticati, ma soltanto alle sessioni aal2 o all’utenza docente autorizzata. Le policy di scrittura restano separate.</w:t>
       </w:r>
     </w:p>
     <w:p>
@@ -4529,49 +3824,7 @@
         <w:rPr>
           <w:lang w:val="it-IT"/>
         </w:rPr>
-        <w:t xml:space="preserve">Estende lo schema con </w:t>
-      </w:r>
-      <w:proofErr w:type="spellStart"/>
-      <w:r>
-        <w:rPr>
-          <w:lang w:val="it-IT"/>
-        </w:rPr>
-        <w:t>tassonomia_incidenti_acn</w:t>
-      </w:r>
-      <w:proofErr w:type="spellEnd"/>
-      <w:r>
-        <w:rPr>
-          <w:lang w:val="it-IT"/>
-        </w:rPr>
-        <w:t xml:space="preserve"> ed </w:t>
-      </w:r>
-      <w:proofErr w:type="spellStart"/>
-      <w:r>
-        <w:rPr>
-          <w:lang w:val="it-IT"/>
-        </w:rPr>
-        <w:t>evento_tassonomia_acn</w:t>
-      </w:r>
-      <w:proofErr w:type="spellEnd"/>
-      <w:r>
-        <w:rPr>
-          <w:lang w:val="it-IT"/>
-        </w:rPr>
-        <w:t xml:space="preserve">. La prima tabella conserva codici, macro-aree, sottocategorie e descrizioni; la seconda realizza l’associazione molti-a-molti tra eventi e classificazioni. Il vincolo sul passo del </w:t>
-      </w:r>
-      <w:proofErr w:type="spellStart"/>
-      <w:r>
-        <w:rPr>
-          <w:lang w:val="it-IT"/>
-        </w:rPr>
-        <w:t>wizard</w:t>
-      </w:r>
-      <w:proofErr w:type="spellEnd"/>
-      <w:r>
-        <w:rPr>
-          <w:lang w:val="it-IT"/>
-        </w:rPr>
-        <w:t xml:space="preserve"> mantiene il processo applicativo entro i valori previsti.</w:t>
+        <w:t>Estende lo schema con tassonomia_incidenti_acn ed evento_tassonomia_acn. La prima tabella conserva codici, macro-aree, sottocategorie e descrizioni; la seconda realizza l’associazione molti-a-molti tra eventi e classificazioni. Il vincolo sul passo del wizard mantiene il processo applicativo entro i valori previsti.</w:t>
       </w:r>
     </w:p>
     <w:p>
@@ -4617,35 +3870,7 @@
         <w:rPr>
           <w:lang w:val="it-IT"/>
         </w:rPr>
-        <w:t>Inserisce le voci tassonomiche necessarie all’applicazione utilizzando ON CONFLICT (</w:t>
-      </w:r>
-      <w:proofErr w:type="spellStart"/>
-      <w:r>
-        <w:rPr>
-          <w:lang w:val="it-IT"/>
-        </w:rPr>
-        <w:t>codice_acn</w:t>
-      </w:r>
-      <w:proofErr w:type="spellEnd"/>
-      <w:r>
-        <w:rPr>
-          <w:lang w:val="it-IT"/>
-        </w:rPr>
-        <w:t xml:space="preserve">) DO NOTHING. La separazione tra definizione DDL e popolamento DML rende la pipeline più chiara e consente di rieseguire il </w:t>
-      </w:r>
-      <w:proofErr w:type="spellStart"/>
-      <w:r>
-        <w:rPr>
-          <w:lang w:val="it-IT"/>
-        </w:rPr>
-        <w:t>seed</w:t>
-      </w:r>
-      <w:proofErr w:type="spellEnd"/>
-      <w:r>
-        <w:rPr>
-          <w:lang w:val="it-IT"/>
-        </w:rPr>
-        <w:t xml:space="preserve"> senza duplicare i codici ACN.</w:t>
+        <w:t>Inserisce le voci tassonomiche necessarie all’applicazione utilizzando ON CONFLICT (codice_acn) DO NOTHING. La separazione tra definizione DDL e popolamento DML rende la pipeline più chiara e consente di rieseguire il seed senza duplicare i codici ACN.</w:t>
       </w:r>
     </w:p>
     <w:p>
@@ -4673,104 +3898,25 @@
           <w:lang w:val="it-IT"/>
         </w:rPr>
       </w:pPr>
-      <w:proofErr w:type="spellStart"/>
       <w:r>
         <w:rPr>
           <w:i/>
           <w:lang w:val="it-IT"/>
         </w:rPr>
-        <w:t>Hardening</w:t>
-      </w:r>
-      <w:proofErr w:type="spellEnd"/>
-      <w:r>
-        <w:rPr>
-          <w:i/>
-          <w:lang w:val="it-IT"/>
-        </w:rPr>
-        <w:t xml:space="preserve"> RLS degli eventi di servizio</w:t>
-      </w:r>
-    </w:p>
-    <w:p>
-      <w:pPr>
-        <w:rPr>
-          <w:lang w:val="it-IT"/>
-        </w:rPr>
-      </w:pPr>
-      <w:r>
-        <w:rPr>
-          <w:lang w:val="it-IT"/>
-        </w:rPr>
-        <w:t xml:space="preserve">Elimina le policy legacy permissive e applica a </w:t>
-      </w:r>
-      <w:proofErr w:type="spellStart"/>
-      <w:r>
-        <w:rPr>
-          <w:lang w:val="it-IT"/>
-        </w:rPr>
-        <w:t>evento_servizio</w:t>
-      </w:r>
-      <w:proofErr w:type="spellEnd"/>
-      <w:r>
-        <w:rPr>
-          <w:lang w:val="it-IT"/>
-        </w:rPr>
-        <w:t xml:space="preserve"> le policy canoniche </w:t>
-      </w:r>
-      <w:proofErr w:type="spellStart"/>
-      <w:r>
-        <w:rPr>
-          <w:lang w:val="it-IT"/>
-        </w:rPr>
-        <w:t>Read_All_Policy</w:t>
-      </w:r>
-      <w:proofErr w:type="spellEnd"/>
-      <w:r>
-        <w:rPr>
-          <w:lang w:val="it-IT"/>
-        </w:rPr>
-        <w:t xml:space="preserve">, </w:t>
-      </w:r>
-      <w:proofErr w:type="spellStart"/>
-      <w:r>
-        <w:rPr>
-          <w:lang w:val="it-IT"/>
-        </w:rPr>
-        <w:t>Insert_MFA_Policy</w:t>
-      </w:r>
-      <w:proofErr w:type="spellEnd"/>
-      <w:r>
-        <w:rPr>
-          <w:lang w:val="it-IT"/>
-        </w:rPr>
-        <w:t xml:space="preserve"> e </w:t>
-      </w:r>
-      <w:proofErr w:type="spellStart"/>
-      <w:r>
-        <w:rPr>
-          <w:lang w:val="it-IT"/>
-        </w:rPr>
-        <w:t>Update_MFA_Policy</w:t>
-      </w:r>
-      <w:proofErr w:type="spellEnd"/>
-      <w:r>
-        <w:rPr>
-          <w:lang w:val="it-IT"/>
-        </w:rPr>
-        <w:t xml:space="preserve">. Concede a </w:t>
-      </w:r>
-      <w:proofErr w:type="spellStart"/>
-      <w:r>
-        <w:rPr>
-          <w:lang w:val="it-IT"/>
-        </w:rPr>
-        <w:t>authenticated</w:t>
-      </w:r>
-      <w:proofErr w:type="spellEnd"/>
-      <w:r>
-        <w:rPr>
-          <w:lang w:val="it-IT"/>
-        </w:rPr>
-        <w:t xml:space="preserve"> soltanto SELECT, INSERT e UPDATE e conferma l’assenza di DELETE. Lo script porta la gestione degli incidenti allo stesso livello di sicurezza delle altre tabelle operative.</w:t>
+        <w:t>Hardening RLS degli eventi di servizio</w:t>
+      </w:r>
+    </w:p>
+    <w:p>
+      <w:pPr>
+        <w:rPr>
+          <w:lang w:val="it-IT"/>
+        </w:rPr>
+      </w:pPr>
+      <w:r>
+        <w:rPr>
+          <w:lang w:val="it-IT"/>
+        </w:rPr>
+        <w:t>Elimina le policy legacy permissive e applica a evento_servizio le policy canoniche Read_All_Policy, Insert_MFA_Policy e Update_MFA_Policy. Concede a authenticated soltanto SELECT, INSERT e UPDATE e conferma l’assenza di DELETE. Lo script porta la gestione degli incidenti allo stesso livello di sicurezza delle altre tabelle operative.</w:t>
       </w:r>
     </w:p>
     <w:p>
@@ -4862,21 +4008,7 @@
         <w:rPr>
           <w:lang w:val="it-IT"/>
         </w:rPr>
-        <w:t xml:space="preserve">Introduce un codice applicativo stabile per i servizi e trasforma </w:t>
-      </w:r>
-      <w:proofErr w:type="spellStart"/>
-      <w:r>
-        <w:rPr>
-          <w:lang w:val="it-IT"/>
-        </w:rPr>
-        <w:t>servizio_componente</w:t>
-      </w:r>
-      <w:proofErr w:type="spellEnd"/>
-      <w:r>
-        <w:rPr>
-          <w:lang w:val="it-IT"/>
-        </w:rPr>
-        <w:t xml:space="preserve"> in una relazione gerarchica storicizzabile. Vincoli, indici parziali e trigger impediscono autorelazioni, duplicati attivi, padri primari multipli, cicli e riattivazioni di relazioni già chiuse.</w:t>
+        <w:t>Introduce un codice applicativo stabile per i servizi e trasforma servizio_componente in una relazione gerarchica storicizzabile. Vincoli, indici parziali e trigger impediscono autorelazioni, duplicati attivi, padri primari multipli, cicli e riattivazioni di relazioni già chiuse.</w:t>
       </w:r>
     </w:p>
     <w:p>
@@ -4922,49 +4054,7 @@
         <w:rPr>
           <w:lang w:val="it-IT"/>
         </w:rPr>
-        <w:t xml:space="preserve">Estende asset con </w:t>
-      </w:r>
-      <w:proofErr w:type="spellStart"/>
-      <w:r>
-        <w:rPr>
-          <w:lang w:val="it-IT"/>
-        </w:rPr>
-        <w:t>codice_asset</w:t>
-      </w:r>
-      <w:proofErr w:type="spellEnd"/>
-      <w:r>
-        <w:rPr>
-          <w:lang w:val="it-IT"/>
-        </w:rPr>
-        <w:t xml:space="preserve">, rende obbligatoria la categoria e crea </w:t>
-      </w:r>
-      <w:proofErr w:type="spellStart"/>
-      <w:r>
-        <w:rPr>
-          <w:lang w:val="it-IT"/>
-        </w:rPr>
-        <w:t>tipo_relazione_asset</w:t>
-      </w:r>
-      <w:proofErr w:type="spellEnd"/>
-      <w:r>
-        <w:rPr>
-          <w:lang w:val="it-IT"/>
-        </w:rPr>
-        <w:t xml:space="preserve"> e </w:t>
-      </w:r>
-      <w:proofErr w:type="spellStart"/>
-      <w:r>
-        <w:rPr>
-          <w:lang w:val="it-IT"/>
-        </w:rPr>
-        <w:t>asset_componente</w:t>
-      </w:r>
-      <w:proofErr w:type="spellEnd"/>
-      <w:r>
-        <w:rPr>
-          <w:lang w:val="it-IT"/>
-        </w:rPr>
-        <w:t>. La relazione conserva stato, periodo di validità, padre primario e ordine di visualizzazione. I controlli bloccano autorelazioni, duplicati, cicli, padri primari multipli e riattivazioni storiche. Il modello raggiunge 26 tabelle.</w:t>
+        <w:t>Estende asset con codice_asset, rende obbligatoria la categoria e crea tipo_relazione_asset e asset_componente. La relazione conserva stato, periodo di validità, padre primario e ordine di visualizzazione. I controlli bloccano autorelazioni, duplicati, cicli, padri primari multipli e riattivazioni storiche. Il modello raggiunge 26 tabelle.</w:t>
       </w:r>
     </w:p>
     <w:p>
@@ -5011,49 +4101,7 @@
         <w:rPr>
           <w:lang w:val="it-IT"/>
         </w:rPr>
-        <w:t xml:space="preserve">Aggiunge </w:t>
-      </w:r>
-      <w:proofErr w:type="spellStart"/>
-      <w:r>
-        <w:rPr>
-          <w:lang w:val="it-IT"/>
-        </w:rPr>
-        <w:t>codice_fornitore</w:t>
-      </w:r>
-      <w:proofErr w:type="spellEnd"/>
-      <w:r>
-        <w:rPr>
-          <w:lang w:val="it-IT"/>
-        </w:rPr>
-        <w:t xml:space="preserve"> come identificativo stabile, completa la classificazione delle tipologie di fornitore e crea </w:t>
-      </w:r>
-      <w:proofErr w:type="spellStart"/>
-      <w:r>
-        <w:rPr>
-          <w:lang w:val="it-IT"/>
-        </w:rPr>
-        <w:t>tipo_relazione_fornitore</w:t>
-      </w:r>
-      <w:proofErr w:type="spellEnd"/>
-      <w:r>
-        <w:rPr>
-          <w:lang w:val="it-IT"/>
-        </w:rPr>
-        <w:t xml:space="preserve"> e </w:t>
-      </w:r>
-      <w:proofErr w:type="spellStart"/>
-      <w:r>
-        <w:rPr>
-          <w:lang w:val="it-IT"/>
-        </w:rPr>
-        <w:t>fornitore_relazione</w:t>
-      </w:r>
-      <w:proofErr w:type="spellEnd"/>
-      <w:r>
-        <w:rPr>
-          <w:lang w:val="it-IT"/>
-        </w:rPr>
-        <w:t>. La relazione è storicizzabile, ammette più legami gerarchici ma un solo padre primario attivo e impedisce cicli, autorelazioni e riattivazioni di record storici. Il modello passa a 28 tabelle.</w:t>
+        <w:t>Aggiunge codice_fornitore come identificativo stabile, completa la classificazione delle tipologie di fornitore e crea tipo_relazione_fornitore e fornitore_relazione. La relazione è storicizzabile, ammette più legami gerarchici ma un solo padre primario attivo e impedisce cicli, autorelazioni e riattivazioni di record storici. Il modello passa a 28 tabelle.</w:t>
       </w:r>
     </w:p>
     <w:p>
@@ -5099,35 +4147,7 @@
         <w:rPr>
           <w:lang w:val="it-IT"/>
         </w:rPr>
-        <w:t xml:space="preserve">Crea </w:t>
-      </w:r>
-      <w:proofErr w:type="spellStart"/>
-      <w:r>
-        <w:rPr>
-          <w:lang w:val="it-IT"/>
-        </w:rPr>
-        <w:t>tipo_relazione_asset_fornitore</w:t>
-      </w:r>
-      <w:proofErr w:type="spellEnd"/>
-      <w:r>
-        <w:rPr>
-          <w:lang w:val="it-IT"/>
-        </w:rPr>
-        <w:t xml:space="preserve"> e </w:t>
-      </w:r>
-      <w:proofErr w:type="spellStart"/>
-      <w:r>
-        <w:rPr>
-          <w:lang w:val="it-IT"/>
-        </w:rPr>
-        <w:t>asset_fornitore</w:t>
-      </w:r>
-      <w:proofErr w:type="spellEnd"/>
-      <w:r>
-        <w:rPr>
-          <w:lang w:val="it-IT"/>
-        </w:rPr>
-        <w:t>. La nuova struttura permette di distinguere fornitura, manutenzione, supporto, hosting e altre tipologie di dipendenza. Conserva validità temporale, relazione primaria e stato attivo, impedendo duplicati e più fornitori primari attivi per lo stesso asset e la stessa tipologia. Il modello raggiunge 30 tabelle.</w:t>
+        <w:t>Crea tipo_relazione_asset_fornitore e asset_fornitore. La nuova struttura permette di distinguere fornitura, manutenzione, supporto, hosting e altre tipologie di dipendenza. Conserva validità temporale, relazione primaria e stato attivo, impedendo duplicati e più fornitori primari attivi per lo stesso asset e la stessa tipologia. Il modello raggiunge 30 tabelle.</w:t>
       </w:r>
     </w:p>
     <w:p>
@@ -5173,77 +4193,7 @@
         <w:rPr>
           <w:lang w:val="it-IT"/>
         </w:rPr>
-        <w:t xml:space="preserve">Crea quattro viste </w:t>
-      </w:r>
-      <w:proofErr w:type="spellStart"/>
-      <w:r>
-        <w:rPr>
-          <w:lang w:val="it-IT"/>
-        </w:rPr>
-        <w:t>security_invoker</w:t>
-      </w:r>
-      <w:proofErr w:type="spellEnd"/>
-      <w:r>
-        <w:rPr>
-          <w:lang w:val="it-IT"/>
-        </w:rPr>
-        <w:t xml:space="preserve">: </w:t>
-      </w:r>
-      <w:proofErr w:type="spellStart"/>
-      <w:r>
-        <w:rPr>
-          <w:lang w:val="it-IT"/>
-        </w:rPr>
-        <w:t>vista_gerarchia_servizi_espansa</w:t>
-      </w:r>
-      <w:proofErr w:type="spellEnd"/>
-      <w:r>
-        <w:rPr>
-          <w:lang w:val="it-IT"/>
-        </w:rPr>
-        <w:t xml:space="preserve">, </w:t>
-      </w:r>
-      <w:proofErr w:type="spellStart"/>
-      <w:r>
-        <w:rPr>
-          <w:lang w:val="it-IT"/>
-        </w:rPr>
-        <w:t>vista_gerarchia_asset_espansa</w:t>
-      </w:r>
-      <w:proofErr w:type="spellEnd"/>
-      <w:r>
-        <w:rPr>
-          <w:lang w:val="it-IT"/>
-        </w:rPr>
-        <w:t xml:space="preserve">, </w:t>
-      </w:r>
-      <w:proofErr w:type="spellStart"/>
-      <w:r>
-        <w:rPr>
-          <w:lang w:val="it-IT"/>
-        </w:rPr>
-        <w:t>vista_gerarchia_fornitori_espansa</w:t>
-      </w:r>
-      <w:proofErr w:type="spellEnd"/>
-      <w:r>
-        <w:rPr>
-          <w:lang w:val="it-IT"/>
-        </w:rPr>
-        <w:t xml:space="preserve"> e </w:t>
-      </w:r>
-      <w:proofErr w:type="spellStart"/>
-      <w:r>
-        <w:rPr>
-          <w:lang w:val="it-IT"/>
-        </w:rPr>
-        <w:t>vista_supply_chain_multilivello</w:t>
-      </w:r>
-      <w:proofErr w:type="spellEnd"/>
-      <w:r>
-        <w:rPr>
-          <w:lang w:val="it-IT"/>
-        </w:rPr>
-        <w:t>. Quest’ultima distingue le relazioni dirette servizio–fornitore da quelle derivate attraverso servizio–asset–fornitore, rendendo leggibile la catena di dipendenze senza duplicare la struttura fisica delle tabelle.</w:t>
+        <w:t>Crea quattro viste security_invoker: vista_gerarchia_servizi_espansa, vista_gerarchia_asset_espansa, vista_gerarchia_fornitori_espansa e vista_supply_chain_multilivello. Quest’ultima distingue le relazioni dirette servizio–fornitore da quelle derivate attraverso servizio–asset–fornitore, rendendo leggibile la catena di dipendenze senza duplicare la struttura fisica delle tabelle.</w:t>
       </w:r>
     </w:p>
     <w:p>
@@ -5335,49 +4285,7 @@
         <w:rPr>
           <w:lang w:val="it-IT"/>
         </w:rPr>
-        <w:t xml:space="preserve">Estende </w:t>
-      </w:r>
-      <w:proofErr w:type="spellStart"/>
-      <w:r>
-        <w:rPr>
-          <w:lang w:val="it-IT"/>
-        </w:rPr>
-        <w:t>audit_log</w:t>
-      </w:r>
-      <w:proofErr w:type="spellEnd"/>
-      <w:r>
-        <w:rPr>
-          <w:lang w:val="it-IT"/>
-        </w:rPr>
-        <w:t xml:space="preserve"> con campi dedicati a tabella, tipo di entità, record, codici e contesti di asset, servizio e fornitore. Registra UUID, e-mail, AAL, ruolo JWT, ruolo database e origine dell’operazione, oltre ai payload JSONB precedente e successivo. Introduce </w:t>
-      </w:r>
-      <w:proofErr w:type="spellStart"/>
-      <w:r>
-        <w:rPr>
-          <w:lang w:val="it-IT"/>
-        </w:rPr>
-        <w:t>fn_audit_generico</w:t>
-      </w:r>
-      <w:proofErr w:type="spellEnd"/>
-      <w:r>
-        <w:rPr>
-          <w:lang w:val="it-IT"/>
-        </w:rPr>
-        <w:t xml:space="preserve">, quattordici trigger e </w:t>
-      </w:r>
-      <w:proofErr w:type="spellStart"/>
-      <w:r>
-        <w:rPr>
-          <w:lang w:val="it-IT"/>
-        </w:rPr>
-        <w:t>vista_audit_dettagliato</w:t>
-      </w:r>
-      <w:proofErr w:type="spellEnd"/>
-      <w:r>
-        <w:rPr>
-          <w:lang w:val="it-IT"/>
-        </w:rPr>
-        <w:t>. Gli eventi legacy vengono preservati e normalizzati.</w:t>
+        <w:t>Estende audit_log con campi dedicati a tabella, tipo di entità, record, codici e contesti di asset, servizio e fornitore. Registra UUID, e-mail, AAL, ruolo JWT, ruolo database e origine dell’operazione, oltre ai payload JSONB precedente e successivo. Introduce fn_audit_generico, quattordici trigger e vista_audit_dettagliato. Gli eventi legacy vengono preservati e normalizzati.</w:t>
       </w:r>
     </w:p>
     <w:p>
@@ -5423,77 +4331,7 @@
         <w:rPr>
           <w:lang w:val="it-IT"/>
         </w:rPr>
-        <w:t xml:space="preserve">Aggiunge attiva e i metadati </w:t>
-      </w:r>
-      <w:proofErr w:type="spellStart"/>
-      <w:r>
-        <w:rPr>
-          <w:lang w:val="it-IT"/>
-        </w:rPr>
-        <w:t>archiviato_il</w:t>
-      </w:r>
-      <w:proofErr w:type="spellEnd"/>
-      <w:r>
-        <w:rPr>
-          <w:lang w:val="it-IT"/>
-        </w:rPr>
-        <w:t xml:space="preserve">, </w:t>
-      </w:r>
-      <w:proofErr w:type="spellStart"/>
-      <w:r>
-        <w:rPr>
-          <w:lang w:val="it-IT"/>
-        </w:rPr>
-        <w:t>archiviato_da</w:t>
-      </w:r>
-      <w:proofErr w:type="spellEnd"/>
-      <w:r>
-        <w:rPr>
-          <w:lang w:val="it-IT"/>
-        </w:rPr>
-        <w:t xml:space="preserve"> e </w:t>
-      </w:r>
-      <w:proofErr w:type="spellStart"/>
-      <w:r>
-        <w:rPr>
-          <w:lang w:val="it-IT"/>
-        </w:rPr>
-        <w:t>motivo_archiviazione</w:t>
-      </w:r>
-      <w:proofErr w:type="spellEnd"/>
-      <w:r>
-        <w:rPr>
-          <w:lang w:val="it-IT"/>
-        </w:rPr>
-        <w:t xml:space="preserve"> alle dieci tabelle prive di storicizzazione. Mantiene </w:t>
-      </w:r>
-      <w:proofErr w:type="spellStart"/>
-      <w:r>
-        <w:rPr>
-          <w:lang w:val="it-IT"/>
-        </w:rPr>
-        <w:t>valido_dal</w:t>
-      </w:r>
-      <w:proofErr w:type="spellEnd"/>
-      <w:r>
-        <w:rPr>
-          <w:lang w:val="it-IT"/>
-        </w:rPr>
-        <w:t xml:space="preserve"> e </w:t>
-      </w:r>
-      <w:proofErr w:type="spellStart"/>
-      <w:r>
-        <w:rPr>
-          <w:lang w:val="it-IT"/>
-        </w:rPr>
-        <w:t>valido_al</w:t>
-      </w:r>
-      <w:proofErr w:type="spellEnd"/>
-      <w:r>
-        <w:rPr>
-          <w:lang w:val="it-IT"/>
-        </w:rPr>
-        <w:t xml:space="preserve"> nelle quattro relazioni temporali. Crea dieci trigger di gestione dei metadati e quattordici trigger BEFORE DELETE che impediscono la cancellazione fisica. Sostituisce inoltre i vincoli CASCADE individuati da X16 con RESTRICT.</w:t>
+        <w:t>Aggiunge attiva e i metadati archiviato_il, archiviato_da e motivo_archiviazione alle dieci tabelle prive di storicizzazione. Mantiene valido_dal e valido_al nelle quattro relazioni temporali. Crea dieci trigger di gestione dei metadati e quattordici trigger BEFORE DELETE che impediscono la cancellazione fisica. Sostituisce inoltre i vincoli CASCADE individuati da X16 con RESTRICT.</w:t>
       </w:r>
     </w:p>
     <w:p>
@@ -5540,21 +4378,7 @@
           <w:lang w:val="it-IT"/>
         </w:rPr>
         <w:lastRenderedPageBreak/>
-        <w:t xml:space="preserve">La verifica X17 ha individuato un ultimo vincolo CASCADE tra </w:t>
-      </w:r>
-      <w:proofErr w:type="spellStart"/>
-      <w:r>
-        <w:rPr>
-          <w:lang w:val="it-IT"/>
-        </w:rPr>
-        <w:t>responsabile_ruolo</w:t>
-      </w:r>
-      <w:proofErr w:type="spellEnd"/>
-      <w:r>
-        <w:rPr>
-          <w:lang w:val="it-IT"/>
-        </w:rPr>
-        <w:t xml:space="preserve"> e ruolo, non compreso nel filtro operativo dello script 20. La migrazione 21 lo sostituisce con RESTRICT e conferma l’assenza totale di chiavi esterne ON DELETE CASCADE nello schema public. Questa correzione consente a X17 di concludersi con esito positivo.</w:t>
+        <w:t>La verifica X17 ha individuato un ultimo vincolo CASCADE tra responsabile_ruolo e ruolo, non compreso nel filtro operativo dello script 20. La migrazione 21 lo sostituisce con RESTRICT e conferma l’assenza totale di chiavi esterne ON DELETE CASCADE nello schema public. Questa correzione consente a X17 di concludersi con esito positivo.</w:t>
       </w:r>
     </w:p>
     <w:p>
@@ -5563,10 +4387,7 @@
       </w:pPr>
       <w:bookmarkStart w:id="24" w:name="cap_1064"/>
       <w:r>
-        <w:t>4.22 22-Abilitazione-Access</w:t>
-      </w:r>
-      <w:r>
-        <w:t>o-Operativo-Utente-Valutazione-Asset-v1.0.sql</w:t>
+        <w:t>4.22 22-Abilitazione-Accesso-Operativo-Utente-Valutazione-Asset-v1.0.sql</w:t>
       </w:r>
       <w:bookmarkEnd w:id="24"/>
     </w:p>
@@ -5580,10 +4401,7 @@
     </w:p>
     <w:p>
       <w:r>
-        <w:t>Crea public.fn_accesso_operativo(), che autorizza le sessioni aal2 e l’utenza di valutazione docentepegaso@gmail.com anche in aal1, esclude esplicitamente l’ut</w:t>
-      </w:r>
-      <w:r>
-        <w:t>enza obsoleta e non concede esecuzione ad anon. Lo script aggiorna le policy della tabella asset e mantiene invariati il divieto di DELETE e la protezione dell’audit.</w:t>
+        <w:t>Crea public.fn_accesso_operativo(), che autorizza le sessioni aal2 e l’utenza di valutazione docentepegaso@gmail.com anche in aal1, esclude esplicitamente l’utenza obsoleta e non concede esecuzione ad anon. Lo script aggiorna le policy della tabella asset e mantiene invariati il divieto di DELETE e la protezione dell’audit.</w:t>
       </w:r>
     </w:p>
     <w:p>
@@ -5601,108 +4419,108 @@
         <w:rPr>
           <w:i/>
         </w:rPr>
-        <w:t xml:space="preserve">Estensione controllata </w:t>
-      </w:r>
+        <w:t>Estensione controllata alle quattordici tabelle operative</w:t>
+      </w:r>
+    </w:p>
+    <w:p>
+      <w:r>
+        <w:t>Applica fn_accesso_operativo() alle policy INSERT e UPDATE delle quattordici tabelle operative, riallinea i grant SELECT/INSERT/UPDATE per authenticated e mantiene revocati i privilegi ad anon e DELETE. La soluzione consente al profilo docente di utilizzare tutte le funzioni applicative senza indebolire il modello ordinario basato su MFA aal2.</w:t>
+      </w:r>
+    </w:p>
+    <w:p>
+      <w:pPr>
+        <w:pStyle w:val="Titolo2"/>
+      </w:pPr>
+      <w:bookmarkStart w:id="26" w:name="cap_1066"/>
+      <w:r>
+        <w:t>4.24 24-Archiviazione-Logica-Asset-Dimostrativi-v1.0.sql</w:t>
+      </w:r>
+      <w:bookmarkEnd w:id="26"/>
+    </w:p>
+    <w:p>
       <w:r>
         <w:rPr>
           <w:i/>
         </w:rPr>
-        <w:t>alle quattordici tabelle operative</w:t>
-      </w:r>
-    </w:p>
-    <w:p>
-      <w:r>
-        <w:t>Applica fn_accesso_operativo() alle policy INSERT e UPDATE delle quattordici tabelle operative, riallinea i grant SELECT/INSERT/UPDATE per authenticated e mantiene revocati i privilegi ad anon e DELETE. La soluzione conse</w:t>
-      </w:r>
-      <w:r>
-        <w:t>nte al profilo docente di utilizzare tutte le funzioni applicative senza indebolire il modello ordinario basato su MFA aal2.</w:t>
+        <w:t>Bonifica conservativa dell’inventario</w:t>
+      </w:r>
+    </w:p>
+    <w:p>
+      <w:r>
+        <w:t>Archivia logicamente sei asset dimostrativi, dopo avere verificato codici, stato e assenza di relazioni referenziali. I record rimangono nel database con attiva=false, data e motivazione di archiviazione, ma sono esclusi dall’inventario, dalla Dashboard e dai menu operativi. Non viene eseguito alcun DELETE e archiviato_da resta nullo perché la migrazione è amministrativa e priva di contesto JWT.</w:t>
       </w:r>
     </w:p>
     <w:p>
       <w:pPr>
         <w:pStyle w:val="Titolo2"/>
       </w:pPr>
-      <w:bookmarkStart w:id="26" w:name="cap_1066"/>
-      <w:r>
-        <w:t>4.24 24-Archiviazione-Logica-Asset-Dimostrativi-v1.0.sql</w:t>
-      </w:r>
-      <w:bookmarkEnd w:id="26"/>
+      <w:bookmarkStart w:id="27" w:name="cap_1067"/>
+      <w:r>
+        <w:t>4.25 25-Normalizzazione-Terminologica-Dati-Applicativi-v1.0.sql</w:t>
+      </w:r>
+      <w:bookmarkEnd w:id="27"/>
     </w:p>
     <w:p>
       <w:r>
         <w:rPr>
           <w:i/>
         </w:rPr>
-        <w:t>Bonifica conservativa dell’inventario</w:t>
-      </w:r>
-    </w:p>
-    <w:p>
-      <w:r>
-        <w:t>Archivia logicamente sei asset dimos</w:t>
-      </w:r>
-      <w:r>
-        <w:t>trativi, dopo avere verificato codici, stato e assenza di relazioni referenziali. I record rimangono nel database con attiva=false, data e motivazione di archiviazione, ma sono esclusi dall’inventario, dalla Dashboard e dai menu operativi. Non viene esegui</w:t>
-      </w:r>
-      <w:r>
-        <w:t>to alcun DELETE e archiviato_da resta nullo perché la migrazione è amministrativa e priva di contesto JWT.</w:t>
+        <w:t>Neutralizzazione dei dati attivi</w:t>
+      </w:r>
+    </w:p>
+    <w:p>
+      <w:r>
+        <w:t>Normalizza due asset, un’organizzazione, due servizi e un tipo di servizio sostituendo denominazioni settoriali con terminologia neutrale e coerente con un generico soggetto NIS2. Le chiavi primarie e le relazioni restano invariate; lo storico Audit Log non viene riscritto. Lo script verifica preventivamente i valori attesi, l’unicità dei nuovi codici e l’assenza finale di riferimenti settoriali nei dati attivi.</w:t>
       </w:r>
     </w:p>
     <w:p>
       <w:pPr>
         <w:pStyle w:val="Titolo2"/>
       </w:pPr>
-      <w:bookmarkStart w:id="27" w:name="cap_1067"/>
-      <w:r>
-        <w:t>4.25 25-Normalizzazione-Terminologica-Dati-Applicativi-v1.0.sql</w:t>
-      </w:r>
-      <w:bookmarkEnd w:id="27"/>
+      <w:bookmarkStart w:id="28" w:name="cap_1068"/>
+      <w:r>
+        <w:t>4.26 26-Normalizzazione-Contatto-Responsabile-v1.0.sql</w:t>
+      </w:r>
+      <w:bookmarkEnd w:id="28"/>
     </w:p>
     <w:p>
       <w:r>
         <w:rPr>
           <w:i/>
         </w:rPr>
-        <w:t>Neutralizzazione dei dati attivi</w:t>
-      </w:r>
-    </w:p>
-    <w:p>
-      <w:r>
-        <w:t>Normalizza due asset, un’organizzazione, due servizi</w:t>
-      </w:r>
-      <w:r>
-        <w:t xml:space="preserve"> e un tipo di servizio sostituendo denominazioni settoriali con terminologia neutrale e coerente con un generico soggetto NIS2. Le chiavi primarie e le relazioni restano invariate; lo storico Audit Log non viene riscritto. Lo script verifica preventivament</w:t>
-      </w:r>
-      <w:r>
-        <w:t>e i valori attesi, l’unicità dei nuovi codici e l’assenza finale di riferimenti settoriali nei dati attivi.</w:t>
+        <w:t>Completamento della neutralizzazione anagrafica</w:t>
+      </w:r>
+    </w:p>
+    <w:p>
+      <w:r>
+        <w:t>Sostituisce il contatto settoriale residuo del responsabile con un indirizzo neutrale, conservando identificativo, stato attivo e relazioni. La migrazione include controlli di unicità e una verifica finale sui responsabili attivi, completando la normalizzazione del dataset applicativo senza perdita di tracciabilità.</w:t>
       </w:r>
     </w:p>
     <w:p>
       <w:pPr>
         <w:pStyle w:val="Titolo2"/>
       </w:pPr>
-      <w:bookmarkStart w:id="28" w:name="cap_1068"/>
-      <w:r>
-        <w:t>4.26 26-Normalizzazione-Contatto-Responsabile-v1.0.sql</w:t>
-      </w:r>
-      <w:bookmarkEnd w:id="28"/>
-    </w:p>
-    <w:p>
-      <w:r>
+      <w:r>
+        <w:t>4.27 27-Estensione-Soggetti-NIS2-e-Incarichi-Storicizzati-v1.0.sql</w:t>
+      </w:r>
+    </w:p>
+    <w:p>
+      <w:pPr>
         <w:rPr>
           <w:i/>
         </w:rPr>
-        <w:t>Completamento della neutralizzazione anagrafica</w:t>
-      </w:r>
-    </w:p>
-    <w:p>
-      <w:r>
-        <w:t>Sostituisce il contatto settoriale residuo de</w:t>
-      </w:r>
-      <w:r>
-        <w:t>l responsabile con un indirizzo neutrale, conservando identificativo, stato attivo e relazioni. La migrazione include controlli di unicità e una verifica finale sui responsabili attivi, completando la normalizzazione del dataset applicativo senza perdita d</w:t>
-      </w:r>
-      <w:r>
-        <w:t>i tracciabilità.</w:t>
+      </w:pPr>
+      <w:r>
+        <w:rPr>
+          <w:i/>
+        </w:rPr>
+        <w:t>Governance dei soggetti NIS2 e incarichi storicizzati</w:t>
+      </w:r>
+    </w:p>
+    <w:p>
+      <w:r>
+        <w:lastRenderedPageBreak/>
+        <w:t>Estende organizzazione con codice stabile, classificazione NIS2, dati legali, sede e contatti. Mantiene responsabile come anagrafica delle persone, arricchisce ruolo con un codice applicativo e trasforma responsabile_ruolo in una relazione storicizzabile con incarichi TITOLARE, VICE e SUPPORTO. La migrazione non crea nuove tabelle, preserva la 3FN e porta a quindici le tabelle operative coperte da audit e blocco DELETE.</w:t>
       </w:r>
     </w:p>
     <w:p>
@@ -5710,32 +4528,41 @@
         <w:pStyle w:val="Titolo2"/>
       </w:pPr>
       <w:r>
-        <w:t>4.27 27-Estensione-Soggetti-NIS2-e-Incarichi-Storicizzati-v1.0.sql</w:t>
-      </w:r>
-    </w:p>
-    <w:p>
-      <w:pPr>
+        <w:t>4.28 28-Popolamento-Cataloghi-Dipendenze-e-Impatti-v1.0.sql</w:t>
+      </w:r>
+    </w:p>
+    <w:p>
+      <w:r>
         <w:rPr>
           <w:i/>
         </w:rPr>
-      </w:pPr>
+        <w:t>Cataloghi normalizzati per dipendenze e impatti</w:t>
+      </w:r>
+    </w:p>
+    <w:p>
+      <w:r>
+        <w:t>Popola in modo idempotente i cataloghi tipo_dipendenza ed esito_impatto utilizzati dalla gerarchia dei servizi. Lo script contiene esclusivamente dati di dominio stabili, non aggiunge oggetti strutturali e mantiene invariati i conteggi 30/7.</w:t>
+      </w:r>
+    </w:p>
+    <w:p>
+      <w:pPr>
+        <w:pStyle w:val="Titolo2"/>
+      </w:pPr>
+      <w:r>
+        <w:t>4.29 29-Registrazione-Accessi-Applicativi-Audit-v1.0.sql</w:t>
+      </w:r>
+    </w:p>
+    <w:p>
       <w:r>
         <w:rPr>
           <w:i/>
         </w:rPr>
-        <w:t>Governance dei soggetti NIS2 e incarichi storicizzati</w:t>
-      </w:r>
-    </w:p>
-    <w:p>
-      <w:r>
-        <w:lastRenderedPageBreak/>
-        <w:t>Estende organizzazione con codice stabile, classificazione NIS2, dati legali, sede e contatti. Mantiene responsabile c</w:t>
-      </w:r>
-      <w:r>
-        <w:t>ome anagrafica delle persone, arricchisce ruolo con un codice applicativo e trasforma responsabile_ruolo in una relazione storicizzabile con incarichi TITOLARE, VICE e SUPPORTO. La migrazione non crea nuove tabelle, preserva la 3FN e porta a quindici le ta</w:t>
-      </w:r>
-      <w:r>
-        <w:t>belle operative coperte da audit e blocco DELETE.</w:t>
+        <w:t>Tracciamento di login, logout e verifica MFA</w:t>
+      </w:r>
+    </w:p>
+    <w:p>
+      <w:r>
+        <w:t>Introduce fn_registra_accesso_applicativo(), funzione SECURITY DEFINER con parametri controllati e privilegi limitati. Il frontend registra LOGIN, LOGOUT e MFA_VERIFICATA nell’Audit Log con identità, AAL, ruolo e origine, senza ottenere autorizzazioni dirette di INSERT sulla tabella di audit. X20 verifica il comportamento della funzione e i privilegi associati.</w:t>
       </w:r>
     </w:p>
     <w:p>
@@ -5743,7 +4570,7 @@
         <w:pStyle w:val="Titolo2"/>
       </w:pPr>
       <w:r>
-        <w:t>4.28 28-Popolamento-Cataloghi-Dipendenze-e-Impatti-v1.0.sql</w:t>
+        <w:t>4.30 30-Profili-Target-e-Attuale-FNCSDP-v1.0.sql</w:t>
       </w:r>
     </w:p>
     <w:p>
@@ -5751,66 +4578,12 @@
         <w:rPr>
           <w:i/>
         </w:rPr>
-        <w:t>Cataloghi normalizzati per dipendenze e impatti</w:t>
-      </w:r>
-    </w:p>
-    <w:p>
-      <w:r>
-        <w:t xml:space="preserve">Popola in modo idempotente i cataloghi tipo_dipendenza ed esito_impatto utilizzati dalla </w:t>
-      </w:r>
-      <w:r>
-        <w:t>gerarchia dei servizi. Lo script contiene esclusivamente dati di dominio stabili, non aggiunge oggetti strutturali e mantiene invariati i conteggi 30/7.</w:t>
-      </w:r>
-    </w:p>
-    <w:p>
-      <w:pPr>
-        <w:pStyle w:val="Titolo2"/>
-      </w:pPr>
-      <w:r>
-        <w:t>4.29 29-Registrazione-Accessi-Applicativi-Audit-v1.0.sql</w:t>
-      </w:r>
-    </w:p>
-    <w:p>
-      <w:r>
-        <w:rPr>
-          <w:i/>
-        </w:rPr>
-        <w:t>Tracciamento di login, logout e verifica MFA</w:t>
-      </w:r>
-    </w:p>
-    <w:p>
-      <w:r>
-        <w:t>Introduce fn_registra_accesso_applicativo(), funzione SECURITY DEFINER con parametri controllati e privilegi limitati. Il frontend registra LOGIN, LOGOUT e MFA_VERIFICATA nell’Audit Log con identità, AAL, ruolo e origine, senza ottenere autorizzazioni dire</w:t>
-      </w:r>
-      <w:r>
-        <w:t>tte di INSERT sulla tabella di audit. X20 verifica il comportamento della funzione e i privilegi associati.</w:t>
-      </w:r>
-    </w:p>
-    <w:p>
-      <w:pPr>
-        <w:pStyle w:val="Titolo2"/>
-      </w:pPr>
-      <w:r>
-        <w:t>4.30 30-Profili-Target-e-Attuale-FNCSDP-v1.0.sql</w:t>
-      </w:r>
-    </w:p>
-    <w:p>
-      <w:r>
-        <w:rPr>
-          <w:i/>
-        </w:rPr>
         <w:t>Profili Target e Attuale secondo la metodologia FNCSDP</w:t>
       </w:r>
     </w:p>
     <w:p>
       <w:r>
-        <w:t xml:space="preserve">Aggiunge sei tabelle in 3FN e quattro viste </w:t>
-      </w:r>
-      <w:r>
-        <w:t>security_invoker. Il modello separa il catalogo delle Subcategory, la testata del Profilo Target, i controlli, il mapping molti-a-molti controllo–Subcategory, l’istanza di assessment e le misure del Profilo Attuale. Le funzioni transazionali creano e appro</w:t>
-      </w:r>
-      <w:r>
-        <w:t>vano il Target, avviano e completano l’assessment; score, gap e maturità media sono calcolati nelle viste. La migrazione conclude con 36 tabelle, 11 viste e sei Subcategory ID.AM-1–ID.AM-6.</w:t>
+        <w:t>Aggiunge sei tabelle in 3FN e quattro viste security_invoker. Il modello separa il catalogo delle Subcategory, la testata del Profilo Target, i controlli, il mapping molti-a-molti controllo–Subcategory, l’istanza di assessment e le misure del Profilo Attuale. Le funzioni transazionali creano e approvano il Target, avviano e completano l’assessment; score, gap e maturità media sono calcolati nelle viste. La migrazione conclude con 36 tabelle, 11 viste e sei Subcategory ID.AM-1–ID.AM-6.</w:t>
       </w:r>
     </w:p>
     <w:p>
@@ -5947,21 +4720,7 @@
         <w:rPr>
           <w:lang w:val="it-IT"/>
         </w:rPr>
-        <w:t xml:space="preserve">Analizza le colonne e i tipi esposti dalle viste applicative, supportando la verifica dell’interoperabilità con il </w:t>
-      </w:r>
-      <w:proofErr w:type="spellStart"/>
-      <w:r>
-        <w:rPr>
-          <w:lang w:val="it-IT"/>
-        </w:rPr>
-        <w:t>frontend</w:t>
-      </w:r>
-      <w:proofErr w:type="spellEnd"/>
-      <w:r>
-        <w:rPr>
-          <w:lang w:val="it-IT"/>
-        </w:rPr>
-        <w:t xml:space="preserve"> e con gli esportatori.</w:t>
+        <w:t>Analizza le colonne e i tipi esposti dalle viste applicative, supportando la verifica dell’interoperabilità con il frontend e con gli esportatori.</w:t>
       </w:r>
     </w:p>
     <w:p>
@@ -5991,21 +4750,7 @@
         <w:rPr>
           <w:lang w:val="it-IT"/>
         </w:rPr>
-        <w:t xml:space="preserve">Esegue una bonifica controllata dei servizi del dataset simulato e dimostra la necessità di query idempotenti. La presenza di LIMIT 1 appartiene alla fase di </w:t>
-      </w:r>
-      <w:proofErr w:type="spellStart"/>
-      <w:r>
-        <w:rPr>
-          <w:lang w:val="it-IT"/>
-        </w:rPr>
-        <w:t>hardening</w:t>
-      </w:r>
-      <w:proofErr w:type="spellEnd"/>
-      <w:r>
-        <w:rPr>
-          <w:lang w:val="it-IT"/>
-        </w:rPr>
-        <w:t xml:space="preserve"> precedente ai vincoli UNIQUE introdotti successivamente.</w:t>
+        <w:t>Esegue una bonifica controllata dei servizi del dataset simulato e dimostra la necessità di query idempotenti. La presenza di LIMIT 1 appartiene alla fase di hardening precedente ai vincoli UNIQUE introdotti successivamente.</w:t>
       </w:r>
     </w:p>
     <w:p>
@@ -6062,35 +4807,7 @@
         <w:rPr>
           <w:lang w:val="it-IT"/>
         </w:rPr>
-        <w:t xml:space="preserve">Documenta il prototipo JSON dell’audit, basato su </w:t>
-      </w:r>
-      <w:proofErr w:type="spellStart"/>
-      <w:r>
-        <w:rPr>
-          <w:lang w:val="it-IT"/>
-        </w:rPr>
-        <w:t>to_jsonb</w:t>
-      </w:r>
-      <w:proofErr w:type="spellEnd"/>
-      <w:r>
-        <w:rPr>
-          <w:lang w:val="it-IT"/>
-        </w:rPr>
-        <w:t xml:space="preserve">(OLD) e </w:t>
-      </w:r>
-      <w:proofErr w:type="spellStart"/>
-      <w:r>
-        <w:rPr>
-          <w:lang w:val="it-IT"/>
-        </w:rPr>
-        <w:t>to_jsonb</w:t>
-      </w:r>
-      <w:proofErr w:type="spellEnd"/>
-      <w:r>
-        <w:rPr>
-          <w:lang w:val="it-IT"/>
-        </w:rPr>
-        <w:t>(NEW). Il prototipo non rappresenta lo stato finale, ma costituisce un passaggio progettuale verso lo script 19.</w:t>
+        <w:t>Documenta il prototipo JSON dell’audit, basato su to_jsonb(OLD) e to_jsonb(NEW). Il prototipo non rappresenta lo stato finale, ma costituisce un passaggio progettuale verso lo script 19.</w:t>
       </w:r>
     </w:p>
     <w:p>
@@ -6121,21 +4838,7 @@
         <w:rPr>
           <w:lang w:val="it-IT"/>
         </w:rPr>
-        <w:t xml:space="preserve">Esporta trigger e funzioni non interne e consente di distinguere gli oggetti del progetto da quelli appartenenti agli schemi di servizio di </w:t>
-      </w:r>
-      <w:proofErr w:type="spellStart"/>
-      <w:r>
-        <w:rPr>
-          <w:lang w:val="it-IT"/>
-        </w:rPr>
-        <w:t>Supabase</w:t>
-      </w:r>
-      <w:proofErr w:type="spellEnd"/>
-      <w:r>
-        <w:rPr>
-          <w:lang w:val="it-IT"/>
-        </w:rPr>
-        <w:t>.</w:t>
+        <w:t>Esporta trigger e funzioni non interne e consente di distinguere gli oggetti del progetto da quelli appartenenti agli schemi di servizio di Supabase.</w:t>
       </w:r>
     </w:p>
     <w:p>
@@ -6217,21 +4920,7 @@
         <w:rPr>
           <w:lang w:val="it-IT"/>
         </w:rPr>
-        <w:t xml:space="preserve">Controlla definizione, proprietà, colonne, privilegi e </w:t>
-      </w:r>
-      <w:proofErr w:type="spellStart"/>
-      <w:r>
-        <w:rPr>
-          <w:lang w:val="it-IT"/>
-        </w:rPr>
-        <w:t>security_invoker</w:t>
-      </w:r>
-      <w:proofErr w:type="spellEnd"/>
-      <w:r>
-        <w:rPr>
-          <w:lang w:val="it-IT"/>
-        </w:rPr>
-        <w:t xml:space="preserve"> delle viste. Ha evidenziato la moltiplicazione delle righe nella vista di reporting, poi risolta dallo script 18.</w:t>
+        <w:t>Controlla definizione, proprietà, colonne, privilegi e security_invoker delle viste. Ha evidenziato la moltiplicazione delle righe nella vista di reporting, poi risolta dallo script 18.</w:t>
       </w:r>
     </w:p>
     <w:p>
@@ -6257,49 +4946,7 @@
         <w:rPr>
           <w:lang w:val="it-IT"/>
         </w:rPr>
-        <w:t xml:space="preserve">Esporta policy RLS, ruoli e </w:t>
-      </w:r>
-      <w:proofErr w:type="spellStart"/>
-      <w:r>
-        <w:rPr>
-          <w:lang w:val="it-IT"/>
-        </w:rPr>
-        <w:t>grant</w:t>
-      </w:r>
-      <w:proofErr w:type="spellEnd"/>
-      <w:r>
-        <w:rPr>
-          <w:lang w:val="it-IT"/>
-        </w:rPr>
-        <w:t xml:space="preserve">. Verifica l’assenza di privilegi per </w:t>
-      </w:r>
-      <w:proofErr w:type="spellStart"/>
-      <w:r>
-        <w:rPr>
-          <w:lang w:val="it-IT"/>
-        </w:rPr>
-        <w:t>anon</w:t>
-      </w:r>
-      <w:proofErr w:type="spellEnd"/>
-      <w:r>
-        <w:rPr>
-          <w:lang w:val="it-IT"/>
-        </w:rPr>
-        <w:t xml:space="preserve">, l’assenza di DELETE per </w:t>
-      </w:r>
-      <w:proofErr w:type="spellStart"/>
-      <w:r>
-        <w:rPr>
-          <w:lang w:val="it-IT"/>
-        </w:rPr>
-        <w:t>authenticated</w:t>
-      </w:r>
-      <w:proofErr w:type="spellEnd"/>
-      <w:r>
-        <w:rPr>
-          <w:lang w:val="it-IT"/>
-        </w:rPr>
-        <w:t xml:space="preserve"> e il corretto indirizzo docentepegaso@gmail.com.</w:t>
+        <w:t>Esporta policy RLS, ruoli e grant. Verifica l’assenza di privilegi per anon, l’assenza di DELETE per authenticated e il corretto indirizzo docentepegaso@gmail.com.</w:t>
       </w:r>
     </w:p>
     <w:p>
@@ -6315,78 +4962,62 @@
           <w:rFonts w:ascii="Times New Roman" w:hAnsi="Times New Roman"/>
           <w:lang w:val="it-IT"/>
         </w:rPr>
-        <w:t xml:space="preserve">5.11 X11–X12: </w:t>
-      </w:r>
-      <w:proofErr w:type="spellStart"/>
+        <w:t>5.11 X11–X12: readiness del modello fornitori</w:t>
+      </w:r>
+      <w:bookmarkEnd w:id="39"/>
+    </w:p>
+    <w:p>
+      <w:pPr>
+        <w:rPr>
+          <w:lang w:val="it-IT"/>
+        </w:rPr>
+      </w:pPr>
+      <w:r>
+        <w:rPr>
+          <w:lang w:val="it-IT"/>
+        </w:rPr>
+        <w:t>Queste verifiche preliminari controllano lo stato dei dati e dei vincoli necessari per introdurre la gerarchia fornitori e la relazione asset–fornitore. Il loro ruolo è prevenire errori di migrazione e assicurare la compatibilità con le tabelle esistenti.</w:t>
+      </w:r>
+    </w:p>
+    <w:p>
+      <w:pPr>
+        <w:pStyle w:val="Titolo2"/>
+      </w:pPr>
+      <w:bookmarkStart w:id="40" w:name="cap_1037"/>
       <w:r>
         <w:rPr>
           <w:rFonts w:ascii="Times New Roman" w:hAnsi="Times New Roman"/>
-          <w:lang w:val="it-IT"/>
-        </w:rPr>
-        <w:t>readiness</w:t>
-      </w:r>
-      <w:proofErr w:type="spellEnd"/>
+        </w:rPr>
+        <w:t>5.12 X13_CHECK_SUPPLY_CHAIN_MULTILIVELLO.sql</w:t>
+      </w:r>
+      <w:bookmarkEnd w:id="40"/>
+    </w:p>
+    <w:p>
+      <w:pPr>
+        <w:rPr>
+          <w:lang w:val="it-IT"/>
+        </w:rPr>
+      </w:pPr>
+      <w:r>
+        <w:rPr>
+          <w:lang w:val="it-IT"/>
+        </w:rPr>
+        <w:t>Censisce asset, servizi, fornitori e dipendenze, verifica orfani e distingue le relazioni dirette servizio–fornitore da quelle ricostruibili attraverso gli asset. L’esito ha autorizzato lo script 17.</w:t>
+      </w:r>
+    </w:p>
+    <w:p>
+      <w:pPr>
+        <w:pStyle w:val="Titolo2"/>
+        <w:rPr>
+          <w:lang w:val="it-IT"/>
+        </w:rPr>
+      </w:pPr>
+      <w:bookmarkStart w:id="41" w:name="cap_1038"/>
       <w:r>
         <w:rPr>
           <w:rFonts w:ascii="Times New Roman" w:hAnsi="Times New Roman"/>
           <w:lang w:val="it-IT"/>
         </w:rPr>
-        <w:t xml:space="preserve"> del modello fornitori</w:t>
-      </w:r>
-      <w:bookmarkEnd w:id="39"/>
-    </w:p>
-    <w:p>
-      <w:pPr>
-        <w:rPr>
-          <w:lang w:val="it-IT"/>
-        </w:rPr>
-      </w:pPr>
-      <w:r>
-        <w:rPr>
-          <w:lang w:val="it-IT"/>
-        </w:rPr>
-        <w:t>Queste verifiche preliminari controllano lo stato dei dati e dei vincoli necessari per introdurre la gerarchia fornitori e la relazione asset–fornitore. Il loro ruolo è prevenire errori di migrazione e assicurare la compatibilità con le tabelle esistenti.</w:t>
-      </w:r>
-    </w:p>
-    <w:p>
-      <w:pPr>
-        <w:pStyle w:val="Titolo2"/>
-      </w:pPr>
-      <w:bookmarkStart w:id="40" w:name="cap_1037"/>
-      <w:r>
-        <w:rPr>
-          <w:rFonts w:ascii="Times New Roman" w:hAnsi="Times New Roman"/>
-        </w:rPr>
-        <w:t>5.12 X13_CHECK_SUPPLY_CHAIN_MULTILIVELLO.sql</w:t>
-      </w:r>
-      <w:bookmarkEnd w:id="40"/>
-    </w:p>
-    <w:p>
-      <w:pPr>
-        <w:rPr>
-          <w:lang w:val="it-IT"/>
-        </w:rPr>
-      </w:pPr>
-      <w:r>
-        <w:rPr>
-          <w:lang w:val="it-IT"/>
-        </w:rPr>
-        <w:t>Censisce asset, servizi, fornitori e dipendenze, verifica orfani e distingue le relazioni dirette servizio–fornitore da quelle ricostruibili attraverso gli asset. L’esito ha autorizzato lo script 17.</w:t>
-      </w:r>
-    </w:p>
-    <w:p>
-      <w:pPr>
-        <w:pStyle w:val="Titolo2"/>
-        <w:rPr>
-          <w:lang w:val="it-IT"/>
-        </w:rPr>
-      </w:pPr>
-      <w:bookmarkStart w:id="41" w:name="cap_1038"/>
-      <w:r>
-        <w:rPr>
-          <w:rFonts w:ascii="Times New Roman" w:hAnsi="Times New Roman"/>
-          <w:lang w:val="it-IT"/>
-        </w:rPr>
         <w:t>5.13 X14: diagnostica della vista di reporting</w:t>
       </w:r>
       <w:bookmarkEnd w:id="41"/>
@@ -6401,21 +5032,7 @@
         <w:rPr>
           <w:lang w:val="it-IT"/>
         </w:rPr>
-        <w:t xml:space="preserve">Dimostra che la versione originaria di </w:t>
-      </w:r>
-      <w:proofErr w:type="spellStart"/>
-      <w:r>
-        <w:rPr>
-          <w:lang w:val="it-IT"/>
-        </w:rPr>
-        <w:t>vista_reporting_servizi_critici</w:t>
-      </w:r>
-      <w:proofErr w:type="spellEnd"/>
-      <w:r>
-        <w:rPr>
-          <w:lang w:val="it-IT"/>
-        </w:rPr>
-        <w:t xml:space="preserve"> produce una moltiplicazione cartesiana quando un servizio possiede più asset e più fornitori. La verifica guida la correzione dello script 18.</w:t>
+        <w:t>Dimostra che la versione originaria di vista_reporting_servizi_critici produce una moltiplicazione cartesiana quando un servizio possiede più asset e più fornitori. La verifica guida la correzione dello script 18.</w:t>
       </w:r>
     </w:p>
     <w:p>
@@ -6521,13 +5138,7 @@
     </w:p>
     <w:p>
       <w:r>
-        <w:t>Verif</w:t>
-      </w:r>
-      <w:r>
-        <w:t>ica congiuntamente utenti Supabase Auth, fattori MFA, livelli AAL, privilegi di tabella, assenza di DELETE, protezione di anon e comportamento di fn_accesso_operativo(). Conferma che docentepegaso@gmail.com è autorizzato in aal1 come eccezione controllata,</w:t>
-      </w:r>
-      <w:r>
-        <w:t xml:space="preserve"> che il profilo operativo ordinario richiede aal2 e che l’utenza obsoleta è negata e successivamente rimossa da Supabase Auth.</w:t>
+        <w:t>Verifica congiuntamente utenti Supabase Auth, fattori MFA, livelli AAL, privilegi di tabella, assenza di DELETE, protezione di anon e comportamento di fn_accesso_operativo(). Conferma che docentepegaso@gmail.com è autorizzato in aal1 come eccezione controllata, che il profilo operativo ordinario richiede aal2 e che l’utenza obsoleta è negata e successivamente rimossa da Supabase Auth.</w:t>
       </w:r>
     </w:p>
     <w:p>
@@ -6542,13 +5153,7 @@
     </w:p>
     <w:p>
       <w:r>
-        <w:t>Censisce asset attivi e archiviati, campi facoltativi mancanti, eventi</w:t>
-      </w:r>
-      <w:r>
-        <w:t xml:space="preserve"> incompleti, relazioni dei record dimostrativi e riferimenti terminologici nei dati attivi. La diagnostica ha isolato sei asset senza dipendenze, due asset e più entità con terminologia settoriale, consentendo di separare in modo controllato archiviazione </w:t>
-      </w:r>
-      <w:r>
-        <w:t>logica e normalizzazione terminologica.</w:t>
+        <w:t>Censisce asset attivi e archiviati, campi facoltativi mancanti, eventi incompleti, relazioni dei record dimostrativi e riferimenti terminologici nei dati attivi. La diagnostica ha isolato sei asset senza dipendenze, due asset e più entità con terminologia settoriale, consentendo di separare in modo controllato archiviazione logica e normalizzazione terminologica.</w:t>
       </w:r>
     </w:p>
     <w:p>
@@ -6561,10 +5166,7 @@
     </w:p>
     <w:p>
       <w:r>
-        <w:t>Verifica in transazione controllata la funzione di registrazione degli accessi, il numero dei trigger di audit, i privilegi su audit_log, l’assenza di DELETE e la protezion</w:t>
-      </w:r>
-      <w:r>
-        <w:t>e di anon. Il ROLLBACK finale elimina gli eventi di prova e mantiene la diagnostica ripetibile.</w:t>
+        <w:t>Verifica in transazione controllata la funzione di registrazione degli accessi, il numero dei trigger di audit, i privilegi su audit_log, l’assenza di DELETE e la protezione di anon. Il ROLLBACK finale elimina gli eventi di prova e mantiene la diagnostica ripetibile.</w:t>
       </w:r>
     </w:p>
     <w:p>
@@ -6577,10 +5179,7 @@
     </w:p>
     <w:p>
       <w:r>
-        <w:t xml:space="preserve">Esegue controlli bloccanti su 36 tabelle, 11 viste, assenza di colonne ridondanti, catalogo ID.AM, RLS, </w:t>
-      </w:r>
-      <w:r>
-        <w:t>security_invoker, privilegi, trigger, mapping, assessor, misure, metriche e immutabilità. L’esito VERIFICA_ASSESSMENT_FNCSDP_SUPERATA costituisce la certificazione conclusiva del modello ER V5.3.</w:t>
+        <w:t>Esegue controlli bloccanti su 36 tabelle, 11 viste, assenza di colonne ridondanti, catalogo ID.AM, RLS, security_invoker, privilegi, trigger, mapping, assessor, misure, metriche e immutabilità. L’esito VERIFICA_ASSESSMENT_FNCSDP_SUPERATA costituisce la certificazione conclusiva del modello ER V5.3.</w:t>
       </w:r>
     </w:p>
     <w:p>
@@ -6596,23 +5195,7 @@
           <w:rFonts w:ascii="Times New Roman" w:hAnsi="Times New Roman"/>
           <w:lang w:val="it-IT"/>
         </w:rPr>
-        <w:t xml:space="preserve">6. Analisi delle ridondanze e </w:t>
-      </w:r>
-      <w:proofErr w:type="spellStart"/>
-      <w:r>
-        <w:rPr>
-          <w:rFonts w:ascii="Times New Roman" w:hAnsi="Times New Roman"/>
-          <w:lang w:val="it-IT"/>
-        </w:rPr>
-        <w:t>refactoring</w:t>
-      </w:r>
-      <w:proofErr w:type="spellEnd"/>
-      <w:r>
-        <w:rPr>
-          <w:rFonts w:ascii="Times New Roman" w:hAnsi="Times New Roman"/>
-          <w:lang w:val="it-IT"/>
-        </w:rPr>
-        <w:t xml:space="preserve"> controllato</w:t>
+        <w:t>6. Analisi delle ridondanze e refactoring controllato</w:t>
       </w:r>
       <w:bookmarkEnd w:id="47"/>
     </w:p>
@@ -6775,35 +5358,7 @@
         <w:rPr>
           <w:lang w:val="it-IT"/>
         </w:rPr>
-        <w:t xml:space="preserve">La baseline conteneva alcuni vincoli CASCADE, appropriati alla fase di sviluppo e </w:t>
-      </w:r>
-      <w:proofErr w:type="spellStart"/>
-      <w:r>
-        <w:rPr>
-          <w:lang w:val="it-IT"/>
-        </w:rPr>
-        <w:t>seed</w:t>
-      </w:r>
-      <w:proofErr w:type="spellEnd"/>
-      <w:r>
-        <w:rPr>
-          <w:lang w:val="it-IT"/>
-        </w:rPr>
-        <w:t xml:space="preserve"> ma non coerenti con il requisito finale di conservazione. Gli script 20 e 21 convertono tali vincoli in RESTRICT e aggiungono trigger che bloccano DELETE. La scelta privilegia </w:t>
-      </w:r>
-      <w:proofErr w:type="spellStart"/>
-      <w:r>
-        <w:rPr>
-          <w:lang w:val="it-IT"/>
-        </w:rPr>
-        <w:t>auditabilità</w:t>
-      </w:r>
-      <w:proofErr w:type="spellEnd"/>
-      <w:r>
-        <w:rPr>
-          <w:lang w:val="it-IT"/>
-        </w:rPr>
-        <w:t>, storicità e ricostruibilità delle dipendenze.</w:t>
+        <w:t>La baseline conteneva alcuni vincoli CASCADE, appropriati alla fase di sviluppo e seed ma non coerenti con il requisito finale di conservazione. Gli script 20 e 21 convertono tali vincoli in RESTRICT e aggiungono trigger che bloccano DELETE. La scelta privilegia auditabilità, storicità e ricostruibilità delle dipendenze.</w:t>
       </w:r>
     </w:p>
     <w:p>
@@ -6846,49 +5401,7 @@
         <w:rPr>
           <w:lang w:val="it-IT"/>
         </w:rPr>
-        <w:t xml:space="preserve">Le chiavi numeriche interne garantiscono efficienza referenziale; i codici applicativi stabili, quali </w:t>
-      </w:r>
-      <w:proofErr w:type="spellStart"/>
-      <w:r>
-        <w:rPr>
-          <w:lang w:val="it-IT"/>
-        </w:rPr>
-        <w:t>codice_asset</w:t>
-      </w:r>
-      <w:proofErr w:type="spellEnd"/>
-      <w:r>
-        <w:rPr>
-          <w:lang w:val="it-IT"/>
-        </w:rPr>
-        <w:t xml:space="preserve">, </w:t>
-      </w:r>
-      <w:proofErr w:type="spellStart"/>
-      <w:r>
-        <w:rPr>
-          <w:lang w:val="it-IT"/>
-        </w:rPr>
-        <w:t>codice_servizio</w:t>
-      </w:r>
-      <w:proofErr w:type="spellEnd"/>
-      <w:r>
-        <w:rPr>
-          <w:lang w:val="it-IT"/>
-        </w:rPr>
-        <w:t xml:space="preserve"> e </w:t>
-      </w:r>
-      <w:proofErr w:type="spellStart"/>
-      <w:r>
-        <w:rPr>
-          <w:lang w:val="it-IT"/>
-        </w:rPr>
-        <w:t>codice_fornitore</w:t>
-      </w:r>
-      <w:proofErr w:type="spellEnd"/>
-      <w:r>
-        <w:rPr>
-          <w:lang w:val="it-IT"/>
-        </w:rPr>
-        <w:t>, rendono invece le entità identificabili nei flussi di integrazione e nei documenti. Questa distinzione riduce l’accoppiamento tra identificazione tecnica e identificazione di dominio.</w:t>
+        <w:t>Le chiavi numeriche interne garantiscono efficienza referenziale; i codici applicativi stabili, quali codice_asset, codice_servizio e codice_fornitore, rendono invece le entità identificabili nei flussi di integrazione e nei documenti. Questa distinzione riduce l’accoppiamento tra identificazione tecnica e identificazione di dominio.</w:t>
       </w:r>
     </w:p>
     <w:p>
@@ -6961,21 +5474,7 @@
         <w:rPr>
           <w:lang w:val="it-IT"/>
         </w:rPr>
-        <w:t xml:space="preserve">Chiavi esterne RESTRICT impediscono la rimozione di record ancora referenziati. Vincoli UNIQUE proteggono codici e domini; vincoli CHECK controllano stato temporale, criticità, passi del </w:t>
-      </w:r>
-      <w:proofErr w:type="spellStart"/>
-      <w:r>
-        <w:rPr>
-          <w:lang w:val="it-IT"/>
-        </w:rPr>
-        <w:t>wizard</w:t>
-      </w:r>
-      <w:proofErr w:type="spellEnd"/>
-      <w:r>
-        <w:rPr>
-          <w:lang w:val="it-IT"/>
-        </w:rPr>
-        <w:t xml:space="preserve"> e consistenza delle relazioni. X17 conferma che non esistono vincoli non validati né indici non validi.</w:t>
+        <w:t>Chiavi esterne RESTRICT impediscono la rimozione di record ancora referenziati. Vincoli UNIQUE proteggono codici e domini; vincoli CHECK controllano stato temporale, criticità, passi del wizard e consistenza delle relazioni. X17 conferma che non esistono vincoli non validati né indici non validi.</w:t>
       </w:r>
     </w:p>
     <w:p>
@@ -6990,10 +5489,7 @@
     </w:p>
     <w:p>
       <w:r>
-        <w:t xml:space="preserve">Le migrazioni 25–26 separano la neutralità del modello dalla storia dei dati. Lo script 27 completa l’anagrafica del soggetto NIS2 e trasforma gli incarichi in </w:t>
-      </w:r>
-      <w:r>
-        <w:t>relazioni storicizzabili; lo script 28 popola esclusivamente cataloghi normalizzati. Le entità attive utilizzano denominazioni generiche coerenti con il perimetro NIS2, mentre le evidenze precedenti restano nell’Audit Log come traccia immutabile.</w:t>
+        <w:t>Le migrazioni 25–26 separano la neutralità del modello dalla storia dei dati. Lo script 27 completa l’anagrafica del soggetto NIS2 e trasforma gli incarichi in relazioni storicizzabili; lo script 28 popola esclusivamente cataloghi normalizzati. Le entità attive utilizzano denominazioni generiche coerenti con il perimetro NIS2, mentre le evidenze precedenti restano nell’Audit Log come traccia immutabile.</w:t>
       </w:r>
     </w:p>
     <w:p>
@@ -7002,37 +5498,22 @@
       </w:pPr>
       <w:r>
         <w:lastRenderedPageBreak/>
-        <w:t>7.4 Modul</w:t>
-      </w:r>
-      <w:r>
-        <w:t>o FNCSDP: Profilo Target e Profilo Attuale in 3FN</w:t>
-      </w:r>
-    </w:p>
-    <w:p>
-      <w:r>
-        <w:t>Il modulo FNCSDP è stato mantenuto proporzionato al Project Work e al suggerimento di revisione. Il Profilo Target descrive la postura desiderata per un soggetto NIS2; il Profilo Attuale è costituito dall’a</w:t>
-      </w:r>
-      <w:r>
-        <w:t>ssessment e dalle misure rilevate sugli stessi controlli. La valutazione confronta copertura Target e Attuale, associa la maturità CMMI e calcola score e gap.</w:t>
-      </w:r>
-    </w:p>
-    <w:p>
-      <w:r>
-        <w:t>Le sei tabelle aggiunte sono: fncsdp_subcategory; profilo_target_fncsdp; controllo_target_fncsdp;</w:t>
-      </w:r>
-      <w:r>
-        <w:t xml:space="preserve"> controllo_target_subcategory_fncsdp; assessment_fncsdp; misura_controllo_fncsdp. Il mapping controllo–Subcategory risolve la relazione molti-a-molti e conserva il peso della coppia. Non esiste una tabella ridondante “profilo_attuale”: il profilo misurato </w:t>
-      </w:r>
-      <w:r>
-        <w:t>è determinato da assessment e misure. L’organizzazione è ricavata dal Target e non duplicata nell’assessment.</w:t>
-      </w:r>
-    </w:p>
-    <w:p>
-      <w:r>
-        <w:t xml:space="preserve">Il diagramma completo ER V5.3, comprensivo delle 36 tabelle e delle 11 viste, è consegnato separatamente in docs/diagrammi in formato DBML e PDF. </w:t>
-      </w:r>
-      <w:r>
-        <w:t>La figura seguente isola il sottosistema FNCSDP e i collegamenti con organizzazione e responsabile.</w:t>
+        <w:t>7.4 Modulo FNCSDP: Profilo Target e Profilo Attuale in 3FN</w:t>
+      </w:r>
+    </w:p>
+    <w:p>
+      <w:r>
+        <w:t>Il modulo FNCSDP è stato mantenuto proporzionato al Project Work e al suggerimento di revisione. Il Profilo Target descrive la postura desiderata per un soggetto NIS2; il Profilo Attuale è costituito dall’assessment e dalle misure rilevate sugli stessi controlli. La valutazione confronta copertura Target e Attuale, associa la maturità CMMI e calcola score e gap.</w:t>
+      </w:r>
+    </w:p>
+    <w:p>
+      <w:r>
+        <w:t>Le sei tabelle aggiunte sono: fncsdp_subcategory; profilo_target_fncsdp; controllo_target_fncsdp; controllo_target_subcategory_fncsdp; assessment_fncsdp; misura_controllo_fncsdp. Il mapping controllo–Subcategory risolve la relazione molti-a-molti e conserva il peso della coppia. Non esiste una tabella ridondante “profilo_attuale”: il profilo misurato è determinato da assessment e misure. L’organizzazione è ricavata dal Target e non duplicata nell’assessment.</w:t>
+      </w:r>
+    </w:p>
+    <w:p>
+      <w:r>
+        <w:t>Il diagramma completo ER V5.3, comprensivo delle 36 tabelle e delle 11 viste, è consegnato separatamente in docs/diagrammi in formato DBML e PDF. La figura seguente isola il sottosistema FNCSDP e i collegamenti con organizzazione e responsabile.</w:t>
       </w:r>
     </w:p>
     <w:p>
@@ -7156,7 +5637,6 @@
             <w:pPr>
               <w:jc w:val="center"/>
             </w:pPr>
-            <w:proofErr w:type="spellStart"/>
             <w:r>
               <w:rPr>
                 <w:color w:val="FFFFFF"/>
@@ -7164,7 +5644,6 @@
               </w:rPr>
               <w:t>Livello</w:t>
             </w:r>
-            <w:proofErr w:type="spellEnd"/>
           </w:p>
         </w:tc>
         <w:tc>
@@ -7472,16 +5951,8 @@
               <w:rPr>
                 <w:sz w:val="21"/>
               </w:rPr>
-              <w:t xml:space="preserve">Asset → </w:t>
-            </w:r>
-            <w:proofErr w:type="spellStart"/>
-            <w:r>
-              <w:rPr>
-                <w:sz w:val="21"/>
-              </w:rPr>
-              <w:t>fornitore</w:t>
-            </w:r>
-            <w:proofErr w:type="spellEnd"/>
+              <w:t>Asset → fornitore</w:t>
+            </w:r>
           </w:p>
         </w:tc>
         <w:tc>
@@ -7555,28 +6026,12 @@
             <w:pPr>
               <w:jc w:val="center"/>
             </w:pPr>
-            <w:proofErr w:type="spellStart"/>
             <w:r>
               <w:rPr>
                 <w:sz w:val="21"/>
               </w:rPr>
-              <w:t>Servizio</w:t>
-            </w:r>
-            <w:proofErr w:type="spellEnd"/>
-            <w:r>
-              <w:rPr>
-                <w:sz w:val="21"/>
-              </w:rPr>
-              <w:t xml:space="preserve"> → </w:t>
-            </w:r>
-            <w:proofErr w:type="spellStart"/>
-            <w:r>
-              <w:rPr>
-                <w:sz w:val="21"/>
-              </w:rPr>
-              <w:t>fornitore</w:t>
-            </w:r>
-            <w:proofErr w:type="spellEnd"/>
+              <w:t>Servizio → fornitore</w:t>
+            </w:r>
           </w:p>
         </w:tc>
         <w:tc>
@@ -7650,28 +6105,12 @@
             <w:pPr>
               <w:jc w:val="center"/>
             </w:pPr>
-            <w:proofErr w:type="spellStart"/>
             <w:r>
               <w:rPr>
                 <w:sz w:val="21"/>
               </w:rPr>
-              <w:t>Fornitore</w:t>
-            </w:r>
-            <w:proofErr w:type="spellEnd"/>
-            <w:r>
-              <w:rPr>
-                <w:sz w:val="21"/>
-              </w:rPr>
-              <w:t xml:space="preserve"> → </w:t>
-            </w:r>
-            <w:proofErr w:type="spellStart"/>
-            <w:r>
-              <w:rPr>
-                <w:sz w:val="21"/>
-              </w:rPr>
-              <w:t>fornitore</w:t>
-            </w:r>
-            <w:proofErr w:type="spellEnd"/>
+              <w:t>Fornitore → fornitore</w:t>
+            </w:r>
           </w:p>
         </w:tc>
         <w:tc>
@@ -7744,35 +6183,7 @@
         <w:rPr>
           <w:lang w:val="it-IT"/>
         </w:rPr>
-        <w:t xml:space="preserve">La vista </w:t>
-      </w:r>
-      <w:proofErr w:type="spellStart"/>
-      <w:r>
-        <w:rPr>
-          <w:lang w:val="it-IT"/>
-        </w:rPr>
-        <w:t>vista_supply_chain_multilivello</w:t>
-      </w:r>
-      <w:proofErr w:type="spellEnd"/>
-      <w:r>
-        <w:rPr>
-          <w:lang w:val="it-IT"/>
-        </w:rPr>
-        <w:t xml:space="preserve"> espone in modo uniforme le relazioni dirette servizio–fornitore e quelle derivate attraverso gli asset. Le tre viste gerarchiche espanse rendono consultabili i percorsi di servizio, asset e fornitore. Tutte le viste sono </w:t>
-      </w:r>
-      <w:proofErr w:type="spellStart"/>
-      <w:r>
-        <w:rPr>
-          <w:lang w:val="it-IT"/>
-        </w:rPr>
-        <w:t>security_invoker</w:t>
-      </w:r>
-      <w:proofErr w:type="spellEnd"/>
-      <w:r>
-        <w:rPr>
-          <w:lang w:val="it-IT"/>
-        </w:rPr>
-        <w:t>, quindi rispettano l’identità e le policy del chiamante.</w:t>
+        <w:t>La vista vista_supply_chain_multilivello espone in modo uniforme le relazioni dirette servizio–fornitore e quelle derivate attraverso gli asset. Le tre viste gerarchiche espanse rendono consultabili i percorsi di servizio, asset e fornitore. Tutte le viste sono security_invoker, quindi rispettano l’identità e le policy del chiamante.</w:t>
       </w:r>
     </w:p>
     <w:p>
@@ -7815,49 +6226,7 @@
         <w:rPr>
           <w:lang w:val="it-IT"/>
         </w:rPr>
-        <w:t xml:space="preserve">La sicurezza del </w:t>
-      </w:r>
-      <w:proofErr w:type="spellStart"/>
-      <w:r>
-        <w:rPr>
-          <w:lang w:val="it-IT"/>
-        </w:rPr>
-        <w:t>backend</w:t>
-      </w:r>
-      <w:proofErr w:type="spellEnd"/>
-      <w:r>
-        <w:rPr>
-          <w:lang w:val="it-IT"/>
-        </w:rPr>
-        <w:t xml:space="preserve"> è costruita su livelli complementari. I privilegi </w:t>
-      </w:r>
-      <w:proofErr w:type="spellStart"/>
-      <w:r>
-        <w:rPr>
-          <w:lang w:val="it-IT"/>
-        </w:rPr>
-        <w:t>PostgreSQL</w:t>
-      </w:r>
-      <w:proofErr w:type="spellEnd"/>
-      <w:r>
-        <w:rPr>
-          <w:lang w:val="it-IT"/>
-        </w:rPr>
-        <w:t xml:space="preserve"> limitano le operazioni disponibili ai ruoli applicativi; le policy RLS filtrano l’accesso in base al contesto JWT; le viste </w:t>
-      </w:r>
-      <w:proofErr w:type="spellStart"/>
-      <w:r>
-        <w:rPr>
-          <w:lang w:val="it-IT"/>
-        </w:rPr>
-        <w:t>security_invoker</w:t>
-      </w:r>
-      <w:proofErr w:type="spellEnd"/>
-      <w:r>
-        <w:rPr>
-          <w:lang w:val="it-IT"/>
-        </w:rPr>
-        <w:t xml:space="preserve"> preservano le regole delle tabelle sottostanti; i trigger impediscono operazioni non ammesse dal modello di conservazione.</w:t>
+        <w:t>La sicurezza del backend è costruita su livelli complementari. I privilegi PostgreSQL limitano le operazioni disponibili ai ruoli applicativi; le policy RLS filtrano l’accesso in base al contesto JWT; le viste security_invoker preservano le regole delle tabelle sottostanti; i trigger impediscono operazioni non ammesse dal modello di conservazione.</w:t>
       </w:r>
     </w:p>
     <w:p>
@@ -7900,18 +6269,9 @@
           <w:rFonts w:ascii="Times New Roman" w:hAnsi="Times New Roman"/>
           <w:lang w:val="it-IT"/>
         </w:rPr>
-        <w:t xml:space="preserve">9.2 Ruolo </w:t>
-      </w:r>
-      <w:proofErr w:type="spellStart"/>
-      <w:r>
-        <w:rPr>
-          <w:rFonts w:ascii="Times New Roman" w:hAnsi="Times New Roman"/>
-          <w:lang w:val="it-IT"/>
-        </w:rPr>
-        <w:t>anon</w:t>
+        <w:t>9.2 Ruolo anon</w:t>
       </w:r>
       <w:bookmarkEnd w:id="60"/>
-      <w:proofErr w:type="spellEnd"/>
     </w:p>
     <w:p>
       <w:pPr>
@@ -8002,13 +6362,7 @@
     </w:p>
     <w:p>
       <w:r>
-        <w:t>La funzione public.fn_accesso_operativ</w:t>
-      </w:r>
-      <w:r>
-        <w:t>o() concentra il criterio di autorizzazione usato dalle policy di scrittura: restituisce vero per le sessioni aal2 e per docentepegaso@gmail.com, restituisce falso per l’utenza obsoleta e non è eseguibile da anon. L’eccezione è limitata al contesto di valu</w:t>
-      </w:r>
-      <w:r>
-        <w:t>tazione del Project Work e non sostituisce il modello ordinario MFA. L’utenza obsoleta docenteunitopegaso@gmail.com è stata rimossa da Supabase Auth; gli eventuali riferimenti storici restano nell’Audit Log.</w:t>
+        <w:t>La funzione public.fn_accesso_operativo() concentra il criterio di autorizzazione usato dalle policy di scrittura: restituisce vero per le sessioni aal2 e per docentepegaso@gmail.com, restituisce falso per l’utenza obsoleta e non è eseguibile da anon. L’eccezione è limitata al contesto di valutazione del Project Work e non sostituisce il modello ordinario MFA. L’utenza obsoleta docenteunitopegaso@gmail.com è stata rimossa da Supabase Auth; gli eventuali riferimenti storici restano nell’Audit Log.</w:t>
       </w:r>
     </w:p>
     <w:p>
@@ -8180,28 +6534,12 @@
             <w:pPr>
               <w:jc w:val="center"/>
             </w:pPr>
-            <w:proofErr w:type="spellStart"/>
             <w:r>
               <w:rPr>
                 <w:sz w:val="21"/>
               </w:rPr>
-              <w:t>Contesto</w:t>
-            </w:r>
-            <w:proofErr w:type="spellEnd"/>
-            <w:r>
-              <w:rPr>
-                <w:sz w:val="21"/>
-              </w:rPr>
-              <w:t xml:space="preserve"> </w:t>
-            </w:r>
-            <w:proofErr w:type="spellStart"/>
-            <w:r>
-              <w:rPr>
-                <w:sz w:val="21"/>
-              </w:rPr>
-              <w:t>funzionale</w:t>
-            </w:r>
-            <w:proofErr w:type="spellEnd"/>
+              <w:t>Contesto funzionale</w:t>
+            </w:r>
           </w:p>
         </w:tc>
         <w:tc>
@@ -8253,28 +6591,12 @@
             <w:pPr>
               <w:jc w:val="center"/>
             </w:pPr>
-            <w:proofErr w:type="spellStart"/>
             <w:r>
               <w:rPr>
                 <w:sz w:val="21"/>
               </w:rPr>
-              <w:t>Identità</w:t>
-            </w:r>
-            <w:proofErr w:type="spellEnd"/>
-            <w:r>
-              <w:rPr>
-                <w:sz w:val="21"/>
-              </w:rPr>
-              <w:t xml:space="preserve"> </w:t>
-            </w:r>
-            <w:proofErr w:type="spellStart"/>
-            <w:r>
-              <w:rPr>
-                <w:sz w:val="21"/>
-              </w:rPr>
-              <w:t>dell’attore</w:t>
-            </w:r>
-            <w:proofErr w:type="spellEnd"/>
+              <w:t>Identità dell’attore</w:t>
+            </w:r>
           </w:p>
         </w:tc>
         <w:tc>
@@ -8325,14 +6647,12 @@
             <w:pPr>
               <w:jc w:val="center"/>
             </w:pPr>
-            <w:proofErr w:type="spellStart"/>
             <w:r>
               <w:rPr>
                 <w:sz w:val="21"/>
               </w:rPr>
               <w:t>Operazione</w:t>
             </w:r>
-            <w:proofErr w:type="spellEnd"/>
           </w:p>
         </w:tc>
         <w:tc>
@@ -8440,14 +6760,12 @@
             <w:pPr>
               <w:jc w:val="center"/>
             </w:pPr>
-            <w:proofErr w:type="spellStart"/>
             <w:r>
               <w:rPr>
                 <w:sz w:val="21"/>
               </w:rPr>
               <w:t>Consultazione</w:t>
             </w:r>
-            <w:proofErr w:type="spellEnd"/>
           </w:p>
         </w:tc>
         <w:tc>
@@ -8468,31 +6786,13 @@
                 <w:lang w:val="it-IT"/>
               </w:rPr>
             </w:pPr>
-            <w:proofErr w:type="spellStart"/>
             <w:r>
               <w:rPr>
                 <w:sz w:val="21"/>
                 <w:lang w:val="it-IT"/>
               </w:rPr>
-              <w:t>vista_audit_dettagliato</w:t>
-            </w:r>
-            <w:proofErr w:type="spellEnd"/>
-            <w:r>
-              <w:rPr>
-                <w:sz w:val="21"/>
-                <w:lang w:val="it-IT"/>
-              </w:rPr>
-              <w:t xml:space="preserve"> con contesto leggibile e </w:t>
-            </w:r>
-            <w:proofErr w:type="spellStart"/>
-            <w:r>
-              <w:rPr>
-                <w:sz w:val="21"/>
-                <w:lang w:val="it-IT"/>
-              </w:rPr>
-              <w:t>security_invoker</w:t>
-            </w:r>
-            <w:proofErr w:type="spellEnd"/>
+              <w:t>vista_audit_dettagliato con contesto leggibile e security_invoker</w:t>
+            </w:r>
           </w:p>
         </w:tc>
       </w:tr>
@@ -8842,21 +7142,7 @@
         <w:rPr>
           <w:lang w:val="it-IT"/>
         </w:rPr>
-        <w:t xml:space="preserve">Nelle tabelle standard, la funzione </w:t>
-      </w:r>
-      <w:proofErr w:type="spellStart"/>
-      <w:r>
-        <w:rPr>
-          <w:lang w:val="it-IT"/>
-        </w:rPr>
-        <w:t>fn_gestisci_archiviazione_logica</w:t>
-      </w:r>
-      <w:proofErr w:type="spellEnd"/>
-      <w:r>
-        <w:rPr>
-          <w:lang w:val="it-IT"/>
-        </w:rPr>
-        <w:t xml:space="preserve"> valorizza automaticamente data e utente quando attiva passa a false e rimuove i metadati quando il record torna attivo. Le relazioni storicizzate mantengono invece il proprio periodo di validità e i vincoli già introdotti dagli script 13–16.</w:t>
+        <w:t>Nelle tabelle standard, la funzione fn_gestisci_archiviazione_logica valorizza automaticamente data e utente quando attiva passa a false e rimuove i metadati quando il record torna attivo. Le relazioni storicizzate mantengono invece il proprio periodo di validità e i vincoli già introdotti dagli script 13–16.</w:t>
       </w:r>
     </w:p>
     <w:p>
@@ -11386,25 +9672,7 @@
                 <w:sz w:val="23"/>
                 <w:lang w:val="it-IT"/>
               </w:rPr>
-              <w:t xml:space="preserve">La verifica del database non può certificare la presenza fisica e l’ordine dei file nel repository o nella copia locale. Questa parte della riproducibilità viene controllata attraverso la matrice documentale e il workflow di </w:t>
-            </w:r>
-            <w:proofErr w:type="spellStart"/>
-            <w:r>
-              <w:rPr>
-                <w:color w:val="17354A"/>
-                <w:sz w:val="23"/>
-                <w:lang w:val="it-IT"/>
-              </w:rPr>
-              <w:t>versionamento</w:t>
-            </w:r>
-            <w:proofErr w:type="spellEnd"/>
-            <w:r>
-              <w:rPr>
-                <w:color w:val="17354A"/>
-                <w:sz w:val="23"/>
-                <w:lang w:val="it-IT"/>
-              </w:rPr>
-              <w:t xml:space="preserve"> descritto nella sezione successiva.</w:t>
+              <w:t>La verifica del database non può certificare la presenza fisica e l’ordine dei file nel repository o nella copia locale. Questa parte della riproducibilità viene controllata attraverso la matrice documentale e il workflow di versionamento descritto nella sezione successiva.</w:t>
             </w:r>
           </w:p>
         </w:tc>
@@ -11455,49 +9723,7 @@
         <w:rPr>
           <w:lang w:val="it-IT"/>
         </w:rPr>
-        <w:t xml:space="preserve">Il repository è organizzato in tre aree principali: </w:t>
-      </w:r>
-      <w:proofErr w:type="spellStart"/>
-      <w:r>
-        <w:rPr>
-          <w:lang w:val="it-IT"/>
-        </w:rPr>
-        <w:t>sql</w:t>
-      </w:r>
-      <w:proofErr w:type="spellEnd"/>
-      <w:r>
-        <w:rPr>
-          <w:lang w:val="it-IT"/>
-        </w:rPr>
-        <w:t xml:space="preserve"> per migrazioni e diagnostiche, </w:t>
-      </w:r>
-      <w:proofErr w:type="spellStart"/>
-      <w:r>
-        <w:rPr>
-          <w:lang w:val="it-IT"/>
-        </w:rPr>
-        <w:t>src</w:t>
-      </w:r>
-      <w:proofErr w:type="spellEnd"/>
-      <w:r>
-        <w:rPr>
-          <w:lang w:val="it-IT"/>
-        </w:rPr>
-        <w:t xml:space="preserve"> per il codice applicativo e </w:t>
-      </w:r>
-      <w:proofErr w:type="spellStart"/>
-      <w:r>
-        <w:rPr>
-          <w:lang w:val="it-IT"/>
-        </w:rPr>
-        <w:t>docs</w:t>
-      </w:r>
-      <w:proofErr w:type="spellEnd"/>
-      <w:r>
-        <w:rPr>
-          <w:lang w:val="it-IT"/>
-        </w:rPr>
-        <w:t xml:space="preserve"> per diagrammi e relazioni tecniche. index.html e README.md si trovano nella radice. Il file docs/README.md svolge la funzione di indice documentale locale.</w:t>
+        <w:t>Il repository è organizzato in tre aree principali: sql per migrazioni e diagnostiche, src per il codice applicativo e docs per diagrammi e relazioni tecniche. index.html e README.md si trovano nella radice. Il file docs/README.md svolge la funzione di indice documentale locale.</w:t>
       </w:r>
     </w:p>
     <w:p>
@@ -12792,13 +11018,7 @@
               <w:rPr>
                 <w:sz w:val="14"/>
               </w:rPr>
-              <w:t>docs/tools/genera_schemi_ba</w:t>
-            </w:r>
-            <w:r>
-              <w:rPr>
-                <w:sz w:val="14"/>
-              </w:rPr>
-              <w:t>ckend.py</w:t>
+              <w:t>docs/tools/genera_schemi_backend.py</w:t>
             </w:r>
           </w:p>
         </w:tc>
@@ -13536,13 +11756,7 @@
               <w:rPr>
                 <w:sz w:val="14"/>
               </w:rPr>
-              <w:t>Aggio</w:t>
-            </w:r>
-            <w:r>
-              <w:rPr>
-                <w:sz w:val="14"/>
-              </w:rPr>
-              <w:t>rnato</w:t>
+              <w:t>Aggiornato</w:t>
             </w:r>
           </w:p>
         </w:tc>
@@ -13723,47 +11937,11 @@
       <w:pStyle w:val="Pidipagina"/>
       <w:jc w:val="center"/>
     </w:pPr>
-    <w:proofErr w:type="spellStart"/>
     <w:r>
       <w:rPr>
         <w:sz w:val="18"/>
       </w:rPr>
-      <w:t>Relazione</w:t>
-    </w:r>
-    <w:proofErr w:type="spellEnd"/>
-    <w:r>
-      <w:rPr>
-        <w:sz w:val="18"/>
-      </w:rPr>
-      <w:t xml:space="preserve"> </w:t>
-    </w:r>
-    <w:proofErr w:type="spellStart"/>
-    <w:r>
-      <w:rPr>
-        <w:sz w:val="18"/>
-      </w:rPr>
-      <w:t>Tecnica</w:t>
-    </w:r>
-    <w:proofErr w:type="spellEnd"/>
-    <w:r>
-      <w:rPr>
-        <w:sz w:val="18"/>
-      </w:rPr>
-      <w:t xml:space="preserve"> Backend Database — </w:t>
-    </w:r>
-    <w:proofErr w:type="spellStart"/>
-    <w:r>
-      <w:rPr>
-        <w:sz w:val="18"/>
-      </w:rPr>
-      <w:t>Pagina</w:t>
-    </w:r>
-    <w:proofErr w:type="spellEnd"/>
-    <w:r>
-      <w:rPr>
-        <w:sz w:val="18"/>
-      </w:rPr>
-      <w:t xml:space="preserve"> </w:t>
+      <w:t xml:space="preserve">Relazione Tecnica Backend Database — Pagina </w:t>
     </w:r>
     <w:r>
       <w:rPr>

--- a/docs/Relazione_Tecnica_Backend_Database_v3.0.docx
+++ b/docs/Relazione_Tecnica_Backend_Database_v3.0.docx
@@ -107,66 +107,20 @@
         <w:rPr>
           <w:lang w:val="it-IT"/>
         </w:rPr>
-        <w:t>Pro</w:t>
-      </w:r>
-      <w:r>
-        <w:t xml:space="preserve"> </w:t>
-      </w:r>
-      <w:proofErr w:type="spellStart"/>
-      <w:r>
-        <w:rPr>
-          <w:lang w:val="it-IT"/>
-        </w:rPr>
-        <w:t>docs</w:t>
-      </w:r>
-      <w:proofErr w:type="spellEnd"/>
-      <w:r>
-        <w:rPr>
-          <w:lang w:val="it-IT"/>
-        </w:rPr>
-        <w:t>/diagrammi/Diagramma_Navigazione_Frontend_v3.puml</w:t>
-      </w:r>
-    </w:p>
-    <w:p>
-      <w:pPr>
-        <w:jc w:val="center"/>
-        <w:rPr>
-          <w:lang w:val="it-IT"/>
-        </w:rPr>
-      </w:pPr>
-      <w:proofErr w:type="spellStart"/>
-      <w:r>
-        <w:rPr>
-          <w:lang w:val="it-IT"/>
-        </w:rPr>
-        <w:t>docs</w:t>
-      </w:r>
-      <w:proofErr w:type="spellEnd"/>
-      <w:r>
-        <w:rPr>
-          <w:lang w:val="it-IT"/>
-        </w:rPr>
-        <w:t>/diagrammi/Diagramma_Navigazine_Frontend_V5.png</w:t>
-      </w:r>
-      <w:r>
-        <w:rPr>
-          <w:lang w:val="it-IT"/>
-        </w:rPr>
-        <w:t xml:space="preserve"> </w:t>
-      </w:r>
-      <w:proofErr w:type="spellStart"/>
-      <w:r>
-        <w:rPr>
-          <w:lang w:val="it-IT"/>
-        </w:rPr>
-        <w:t>gettazione</w:t>
-      </w:r>
-      <w:proofErr w:type="spellEnd"/>
-      <w:r>
-        <w:rPr>
-          <w:lang w:val="it-IT"/>
-        </w:rPr>
-        <w:t xml:space="preserve"> e realizzazione di una base dati relazionale per asset, servizi, dipendenze e responsabilità in ambito NIS2/ACN</w:t>
+        <w:t>Progettazione e realizzazione di una base dati relazionale per asset, servizi, dipendenze e responsabilità in ambito NIS2/ACN</w:t>
+      </w:r>
+      <w:r/>
+      <w:proofErr w:type="spellStart"/>
+      <w:r>
+        <w:rPr>
+          <w:lang w:val="it-IT"/>
+        </w:rPr>
+      </w:r>
+      <w:proofErr w:type="spellEnd"/>
+      <w:r>
+        <w:rPr>
+          <w:lang w:val="it-IT"/>
+        </w:rPr>
       </w:r>
     </w:p>
     <w:p>
@@ -3903,7 +3857,7 @@
         <w:lastRenderedPageBreak/>
         <w:drawing>
           <wp:inline distT="0" distB="0" distL="0" distR="0" wp14:anchorId="5117A0AD" wp14:editId="127BF560">
-            <wp:extent cx="5806440" cy="3967189"/>
+            <wp:extent cx="5922000" cy="4094005"/>
             <wp:effectExtent l="0" t="0" r="0" b="0"/>
             <wp:docPr id="8" name="Picture 8"/>
             <wp:cNvGraphicFramePr>
@@ -3925,7 +3879,7 @@
                   <pic:spPr>
                     <a:xfrm>
                       <a:off x="0" y="0"/>
-                      <a:ext cx="5806440" cy="3967189"/>
+                      <a:ext cx="5922000" cy="4094005"/>
                     </a:xfrm>
                     <a:prstGeom prst="rect">
                       <a:avLst/>
@@ -11134,7 +11088,7 @@
         <w:lastRenderedPageBreak/>
         <w:drawing>
           <wp:inline distT="0" distB="0" distL="0" distR="0" wp14:anchorId="38812643" wp14:editId="4DA5AFA1">
-            <wp:extent cx="5806440" cy="3967189"/>
+            <wp:extent cx="5922000" cy="4089141"/>
             <wp:effectExtent l="0" t="0" r="0" b="0"/>
             <wp:docPr id="9" name="Picture 9"/>
             <wp:cNvGraphicFramePr>
@@ -11156,7 +11110,7 @@
                   <pic:spPr>
                     <a:xfrm>
                       <a:off x="0" y="0"/>
-                      <a:ext cx="5806440" cy="3967189"/>
+                      <a:ext cx="5922000" cy="4089141"/>
                     </a:xfrm>
                     <a:prstGeom prst="rect">
                       <a:avLst/>
@@ -14329,7 +14283,7 @@
         <w:lastRenderedPageBreak/>
         <w:drawing>
           <wp:inline distT="0" distB="0" distL="0" distR="0" wp14:anchorId="684FA4C7" wp14:editId="527158B5">
-            <wp:extent cx="5257800" cy="6225412"/>
+            <wp:extent cx="5922000" cy="7095928"/>
             <wp:effectExtent l="0" t="0" r="0" b="0"/>
             <wp:docPr id="7" name="Picture 7"/>
             <wp:cNvGraphicFramePr>
@@ -14351,7 +14305,7 @@
                   <pic:spPr>
                     <a:xfrm>
                       <a:off x="0" y="0"/>
-                      <a:ext cx="5257800" cy="6225412"/>
+                      <a:ext cx="5922000" cy="7095928"/>
                     </a:xfrm>
                     <a:prstGeom prst="rect">
                       <a:avLst/>
@@ -21757,49 +21711,43 @@
         <w:rPr>
           <w:lang w:val="it-IT"/>
         </w:rPr>
-        <w:t xml:space="preserve">Il repository è organizzato in tre aree principali: </w:t>
-      </w:r>
-      <w:proofErr w:type="spellStart"/>
-      <w:r>
-        <w:rPr>
-          <w:lang w:val="it-IT"/>
-        </w:rPr>
-        <w:t>sql</w:t>
-      </w:r>
-      <w:proofErr w:type="spellEnd"/>
-      <w:r>
-        <w:rPr>
-          <w:lang w:val="it-IT"/>
-        </w:rPr>
-        <w:t xml:space="preserve"> per migrazioni e diagnostiche, </w:t>
-      </w:r>
-      <w:proofErr w:type="spellStart"/>
-      <w:r>
-        <w:rPr>
-          <w:lang w:val="it-IT"/>
-        </w:rPr>
-        <w:t>src</w:t>
-      </w:r>
-      <w:proofErr w:type="spellEnd"/>
-      <w:r>
-        <w:rPr>
-          <w:lang w:val="it-IT"/>
-        </w:rPr>
-        <w:t xml:space="preserve"> per il codice applicativo e </w:t>
-      </w:r>
-      <w:proofErr w:type="spellStart"/>
-      <w:r>
-        <w:rPr>
-          <w:lang w:val="it-IT"/>
-        </w:rPr>
-        <w:t>docs</w:t>
-      </w:r>
-      <w:proofErr w:type="spellEnd"/>
-      <w:r>
-        <w:rPr>
-          <w:lang w:val="it-IT"/>
-        </w:rPr>
-        <w:t xml:space="preserve"> per diagrammi e relazioni tecniche. index.html e README.md si trovano nella radice. Il file docs/README.md svolge la funzione di indice documentale locale.</w:t>
+        <w:t>Il repository è organizzato in tre aree principali: sql per migrazioni e diagnostiche, src per il codice applicativo e docs per diagrammi e relazioni tecniche. index.html e README.md si trovano nella radice. Il README.md principale integra anche l’indice documentale e la mappa dei principali file contenuti in docs.</w:t>
+      </w:r>
+      <w:proofErr w:type="spellStart"/>
+      <w:r>
+        <w:rPr>
+          <w:lang w:val="it-IT"/>
+        </w:rPr>
+      </w:r>
+      <w:proofErr w:type="spellEnd"/>
+      <w:r>
+        <w:rPr>
+          <w:lang w:val="it-IT"/>
+        </w:rPr>
+      </w:r>
+      <w:proofErr w:type="spellStart"/>
+      <w:r>
+        <w:rPr>
+          <w:lang w:val="it-IT"/>
+        </w:rPr>
+      </w:r>
+      <w:proofErr w:type="spellEnd"/>
+      <w:r>
+        <w:rPr>
+          <w:lang w:val="it-IT"/>
+        </w:rPr>
+      </w:r>
+      <w:proofErr w:type="spellStart"/>
+      <w:r>
+        <w:rPr>
+          <w:lang w:val="it-IT"/>
+        </w:rPr>
+      </w:r>
+      <w:proofErr w:type="spellEnd"/>
+      <w:r>
+        <w:rPr>
+          <w:lang w:val="it-IT"/>
+        </w:rPr>
       </w:r>
     </w:p>
     <w:p>
@@ -22455,182 +22403,94 @@
         </w:rPr>
       </w:pPr>
       <w:r>
-        <w:t xml:space="preserve">Backend e </w:t>
-      </w:r>
-      <w:proofErr w:type="spellStart"/>
-      <w:r>
-        <w:t>integrazione</w:t>
-      </w:r>
-      <w:proofErr w:type="spellEnd"/>
-      <w:r>
-        <w:t xml:space="preserve"> </w:t>
-      </w:r>
-      <w:proofErr w:type="spellStart"/>
-      <w:r>
-        <w:t>applicativa</w:t>
-      </w:r>
-      <w:proofErr w:type="spellEnd"/>
-      <w:r>
-        <w:t xml:space="preserve"> FNCSDP </w:t>
-      </w:r>
-      <w:proofErr w:type="spellStart"/>
-      <w:r>
-        <w:t>risultano</w:t>
-      </w:r>
-      <w:proofErr w:type="spellEnd"/>
-      <w:r>
-        <w:t xml:space="preserve"> </w:t>
-      </w:r>
-      <w:proofErr w:type="spellStart"/>
-      <w:r>
-        <w:t>tecnicamente</w:t>
-      </w:r>
-      <w:proofErr w:type="spellEnd"/>
-      <w:r>
-        <w:t xml:space="preserve"> </w:t>
-      </w:r>
-      <w:proofErr w:type="spellStart"/>
-      <w:r>
-        <w:t>conclusi</w:t>
-      </w:r>
-      <w:proofErr w:type="spellEnd"/>
-      <w:r>
-        <w:t xml:space="preserve">. </w:t>
-      </w:r>
-      <w:r>
-        <w:t xml:space="preserve">Le </w:t>
-      </w:r>
-      <w:proofErr w:type="spellStart"/>
-      <w:r>
-        <w:t>attività</w:t>
-      </w:r>
-      <w:proofErr w:type="spellEnd"/>
-      <w:r>
-        <w:t xml:space="preserve"> residue </w:t>
-      </w:r>
-      <w:proofErr w:type="spellStart"/>
-      <w:r>
-        <w:t>riguardano</w:t>
-      </w:r>
-      <w:proofErr w:type="spellEnd"/>
-      <w:r>
-        <w:t xml:space="preserve"> </w:t>
-      </w:r>
-      <w:proofErr w:type="spellStart"/>
-      <w:r>
-        <w:t>esclusivamente</w:t>
-      </w:r>
-      <w:proofErr w:type="spellEnd"/>
-      <w:r>
-        <w:t xml:space="preserve"> </w:t>
-      </w:r>
-      <w:proofErr w:type="spellStart"/>
-      <w:r>
-        <w:t>l’allineamento</w:t>
-      </w:r>
-      <w:proofErr w:type="spellEnd"/>
-      <w:r>
-        <w:t xml:space="preserve"> del README </w:t>
-      </w:r>
-      <w:proofErr w:type="spellStart"/>
-      <w:r>
-        <w:t>principale</w:t>
-      </w:r>
-      <w:proofErr w:type="spellEnd"/>
-      <w:r>
-        <w:t xml:space="preserve">, </w:t>
-      </w:r>
-      <w:proofErr w:type="spellStart"/>
-      <w:r>
-        <w:t>dell’indice</w:t>
-      </w:r>
-      <w:proofErr w:type="spellEnd"/>
-      <w:r>
-        <w:t xml:space="preserve"> </w:t>
-      </w:r>
-      <w:proofErr w:type="spellStart"/>
-      <w:r>
-        <w:t>documentale</w:t>
-      </w:r>
-      <w:proofErr w:type="spellEnd"/>
-      <w:r>
-        <w:t xml:space="preserve"> in docs e del </w:t>
-      </w:r>
-      <w:proofErr w:type="spellStart"/>
-      <w:r>
-        <w:t>documento</w:t>
-      </w:r>
-      <w:proofErr w:type="spellEnd"/>
-      <w:r>
-        <w:t xml:space="preserve"> </w:t>
-      </w:r>
-      <w:proofErr w:type="spellStart"/>
-      <w:r>
-        <w:t>principale</w:t>
-      </w:r>
-      <w:proofErr w:type="spellEnd"/>
-      <w:r>
-        <w:t xml:space="preserve"> del Project Work.</w:t>
-      </w:r>
-      <w:r>
-        <w:t xml:space="preserve"> </w:t>
-      </w:r>
-      <w:proofErr w:type="spellStart"/>
-      <w:r>
-        <w:t>Tali</w:t>
-      </w:r>
-      <w:proofErr w:type="spellEnd"/>
-      <w:r>
-        <w:t xml:space="preserve"> </w:t>
-      </w:r>
-      <w:proofErr w:type="spellStart"/>
-      <w:r>
-        <w:t>documenti</w:t>
-      </w:r>
-      <w:proofErr w:type="spellEnd"/>
-      <w:r>
-        <w:t xml:space="preserve"> </w:t>
-      </w:r>
-      <w:proofErr w:type="spellStart"/>
-      <w:r>
-        <w:t>dovranno</w:t>
-      </w:r>
-      <w:proofErr w:type="spellEnd"/>
-      <w:r>
-        <w:t xml:space="preserve"> </w:t>
-      </w:r>
-      <w:proofErr w:type="spellStart"/>
-      <w:r>
-        <w:t>utilizzare</w:t>
-      </w:r>
-      <w:proofErr w:type="spellEnd"/>
-      <w:r>
-        <w:t xml:space="preserve"> </w:t>
-      </w:r>
-      <w:proofErr w:type="spellStart"/>
-      <w:r>
-        <w:t>i</w:t>
-      </w:r>
-      <w:proofErr w:type="spellEnd"/>
-      <w:r>
-        <w:t xml:space="preserve"> </w:t>
-      </w:r>
-      <w:proofErr w:type="spellStart"/>
-      <w:r>
-        <w:t>conteggi</w:t>
-      </w:r>
-      <w:proofErr w:type="spellEnd"/>
-      <w:r>
-        <w:t xml:space="preserve"> 36/11, la pipeline 01–30, il toolkit X1–X21 e il </w:t>
-      </w:r>
-      <w:proofErr w:type="spellStart"/>
-      <w:r>
-        <w:t>modello</w:t>
-      </w:r>
-      <w:proofErr w:type="spellEnd"/>
-      <w:r>
-        <w:t xml:space="preserve"> ER V5.3.</w:t>
-      </w:r>
+        <w:t>Backend e integrazione applicativa FNCSDP risultano tecnicamente conclusi. Anche il README principale, l’indice documentale integrato nel README e il documento principale del Project Work risultano completati e allineati ai conteggi 36/11, alla pipeline 01–30, al toolkit X1–X21 e al modello ER V5.3.</w:t>
+      </w:r>
+      <w:proofErr w:type="spellStart"/>
+      <w:r/>
+      <w:proofErr w:type="spellEnd"/>
+      <w:r/>
+      <w:proofErr w:type="spellStart"/>
+      <w:r/>
+      <w:proofErr w:type="spellEnd"/>
+      <w:r/>
+      <w:proofErr w:type="spellStart"/>
+      <w:r/>
+      <w:proofErr w:type="spellEnd"/>
+      <w:r/>
+      <w:proofErr w:type="spellStart"/>
+      <w:r/>
+      <w:proofErr w:type="spellEnd"/>
+      <w:r/>
+      <w:proofErr w:type="spellStart"/>
+      <w:r/>
+      <w:proofErr w:type="spellEnd"/>
+      <w:r/>
+      <w:r/>
+      <w:proofErr w:type="spellStart"/>
+      <w:r/>
+      <w:proofErr w:type="spellEnd"/>
+      <w:r/>
+      <w:proofErr w:type="spellStart"/>
+      <w:r/>
+      <w:proofErr w:type="spellEnd"/>
+      <w:r/>
+      <w:proofErr w:type="spellStart"/>
+      <w:r/>
+      <w:proofErr w:type="spellEnd"/>
+      <w:r/>
+      <w:proofErr w:type="spellStart"/>
+      <w:r/>
+      <w:proofErr w:type="spellEnd"/>
+      <w:r/>
+      <w:proofErr w:type="spellStart"/>
+      <w:r/>
+      <w:proofErr w:type="spellEnd"/>
+      <w:r/>
+      <w:proofErr w:type="spellStart"/>
+      <w:r/>
+      <w:proofErr w:type="spellEnd"/>
+      <w:r/>
+      <w:proofErr w:type="spellStart"/>
+      <w:r/>
+      <w:proofErr w:type="spellEnd"/>
+      <w:r/>
+      <w:proofErr w:type="spellStart"/>
+      <w:r/>
+      <w:proofErr w:type="spellEnd"/>
+      <w:r/>
+      <w:proofErr w:type="spellStart"/>
+      <w:r/>
+      <w:proofErr w:type="spellEnd"/>
+      <w:r/>
+      <w:r/>
+      <w:proofErr w:type="spellStart"/>
+      <w:r/>
+      <w:proofErr w:type="spellEnd"/>
+      <w:r/>
+      <w:proofErr w:type="spellStart"/>
+      <w:r/>
+      <w:proofErr w:type="spellEnd"/>
+      <w:r/>
+      <w:proofErr w:type="spellStart"/>
+      <w:r/>
+      <w:proofErr w:type="spellEnd"/>
+      <w:r/>
+      <w:proofErr w:type="spellStart"/>
+      <w:r/>
+      <w:proofErr w:type="spellEnd"/>
+      <w:r/>
+      <w:proofErr w:type="spellStart"/>
+      <w:r/>
+      <w:proofErr w:type="spellEnd"/>
+      <w:r/>
+      <w:proofErr w:type="spellStart"/>
+      <w:r/>
+      <w:proofErr w:type="spellEnd"/>
+      <w:r/>
+      <w:proofErr w:type="spellStart"/>
+      <w:r/>
+      <w:proofErr w:type="spellEnd"/>
+      <w:r/>
     </w:p>
     <w:p>
       <w:pPr>
@@ -24398,7 +24258,7 @@
               <w:rPr>
                 <w:sz w:val="14"/>
               </w:rPr>
-              <w:t>Aggiornato</w:t>
+              <w:t>Completato</w:t>
             </w:r>
             <w:proofErr w:type="spellEnd"/>
           </w:p>
@@ -24879,14 +24739,13 @@
               <w:rPr>
                 <w:sz w:val="14"/>
               </w:rPr>
-              <w:t xml:space="preserve">Da </w:t>
+              <w:t>Completato</w:t>
             </w:r>
             <w:proofErr w:type="spellStart"/>
             <w:r>
               <w:rPr>
                 <w:sz w:val="14"/>
               </w:rPr>
-              <w:t>aggiornare</w:t>
             </w:r>
             <w:proofErr w:type="spellEnd"/>
           </w:p>
@@ -25011,7 +24870,7 @@
               <w:rPr>
                 <w:sz w:val="14"/>
               </w:rPr>
-              <w:t>docs/README.md</w:t>
+              <w:t>README.md (sezione documentazione)</w:t>
             </w:r>
           </w:p>
         </w:tc>
@@ -25035,14 +24894,13 @@
               <w:rPr>
                 <w:sz w:val="14"/>
               </w:rPr>
-              <w:t xml:space="preserve">Da </w:t>
+              <w:t>Completato</w:t>
             </w:r>
             <w:proofErr w:type="spellStart"/>
             <w:r>
               <w:rPr>
                 <w:sz w:val="14"/>
               </w:rPr>
-              <w:t>aggiornare</w:t>
             </w:r>
             <w:proofErr w:type="spellEnd"/>
           </w:p>
@@ -25068,42 +24926,37 @@
               <w:rPr>
                 <w:sz w:val="14"/>
               </w:rPr>
-              <w:t>Mappa</w:t>
+              <w:t>Indice e mappa della documentazione integrati nel README principale</w:t>
             </w:r>
             <w:proofErr w:type="spellEnd"/>
             <w:r>
               <w:rPr>
                 <w:sz w:val="14"/>
               </w:rPr>
-              <w:t xml:space="preserve"> </w:t>
             </w:r>
             <w:proofErr w:type="spellStart"/>
             <w:r>
               <w:rPr>
                 <w:sz w:val="14"/>
               </w:rPr>
-              <w:t>dei</w:t>
             </w:r>
             <w:proofErr w:type="spellEnd"/>
             <w:r>
               <w:rPr>
                 <w:sz w:val="14"/>
               </w:rPr>
-              <w:t xml:space="preserve"> </w:t>
             </w:r>
             <w:proofErr w:type="spellStart"/>
             <w:r>
               <w:rPr>
                 <w:sz w:val="14"/>
               </w:rPr>
-              <w:t>documenti</w:t>
             </w:r>
             <w:proofErr w:type="spellEnd"/>
             <w:r>
               <w:rPr>
                 <w:sz w:val="14"/>
               </w:rPr>
-              <w:t xml:space="preserve"> in docs</w:t>
             </w:r>
           </w:p>
         </w:tc>
@@ -25351,14 +25204,13 @@
               <w:rPr>
                 <w:sz w:val="14"/>
               </w:rPr>
-              <w:t xml:space="preserve">Da </w:t>
+              <w:t>Completato</w:t>
             </w:r>
             <w:proofErr w:type="spellStart"/>
             <w:r>
               <w:rPr>
                 <w:sz w:val="14"/>
               </w:rPr>
-              <w:t>riallineare</w:t>
             </w:r>
             <w:proofErr w:type="spellEnd"/>
           </w:p>
@@ -25492,7 +25344,7 @@
               <w:rPr>
                 <w:sz w:val="14"/>
               </w:rPr>
-              <w:t>Aggiornato</w:t>
+              <w:t>Completato</w:t>
             </w:r>
             <w:proofErr w:type="spellEnd"/>
           </w:p>
@@ -25634,7 +25486,7 @@
               <w:rPr>
                 <w:sz w:val="14"/>
               </w:rPr>
-              <w:t>Aggiornate</w:t>
+              <w:t>Completate</w:t>
             </w:r>
             <w:proofErr w:type="spellEnd"/>
           </w:p>

--- a/docs/Relazione_Tecnica_Backend_Database_v3.0.docx
+++ b/docs/Relazione_Tecnica_Backend_Database_v3.0.docx
@@ -46,7 +46,21 @@
         <w:rPr>
           <w:color w:val="2E6B7A"/>
         </w:rPr>
-        <w:t>Ingegnerizzazione del backend dati: modello relazionale, migrazioni, sicurezza e diagnostica</w:t>
+        <w:t xml:space="preserve">Ingegnerizzazione del </w:t>
+      </w:r>
+      <w:proofErr w:type="spellStart"/>
+      <w:r>
+        <w:rPr>
+          <w:color w:val="2E6B7A"/>
+        </w:rPr>
+        <w:t>backend</w:t>
+      </w:r>
+      <w:proofErr w:type="spellEnd"/>
+      <w:r>
+        <w:rPr>
+          <w:color w:val="2E6B7A"/>
+        </w:rPr>
+        <w:t xml:space="preserve"> dati: modello relazionale, migrazioni, sicurezza e diagnostica</w:t>
       </w:r>
     </w:p>
     <w:p>
@@ -115,12 +129,44 @@
     </w:p>
     <w:p>
       <w:r>
-        <w:t>La presente relazione costituisce l’allegato tecnico dedicato al backend del Project Work. Il documento principale del PW rimane l’elaborato di riferimento per la presentazione complessiva del progetto; questa relazione ne approfondisce invece le scelte di modellazione, la pipeline SQL, la sicurezza, la tracciabilità e le verifiche eseguite sul database PostgreSQL gestito tramite Supabase.</w:t>
-      </w:r>
-    </w:p>
-    <w:p>
-      <w:r>
-        <w:t>La versione 3.0 mantiene l’impianto consolidato della versione 2.2 e recepisce esclusivamente le evoluzioni già verificate sul database e nell’integrazione applicativa. La pipeline produttiva comprende ora gli script 01–30, il toolkit diagnostico gli script X1–X21 e il modello strutturale è composto da 36 tabelle e 11 viste principali. Le integrazioni successive documentano i soggetti NIS2 e gli incarichi storicizzati, i cataloghi di dipendenza e impatto, la registrazione degli accessi applicativi e il modulo di cybersecurity assessment FNCSDP con Profilo Target, Profilo Attuale, score e gap.</w:t>
+        <w:t xml:space="preserve">La presente relazione costituisce l’allegato tecnico dedicato al </w:t>
+      </w:r>
+      <w:proofErr w:type="spellStart"/>
+      <w:r>
+        <w:t>backend</w:t>
+      </w:r>
+      <w:proofErr w:type="spellEnd"/>
+      <w:r>
+        <w:t xml:space="preserve"> del Project Work. Il documento principale del PW rimane l’elaborato di riferimento per la presentazione complessiva del progetto; questa relazione ne approfondisce invece le scelte di modellazione, la pipeline SQL, la sicurezza, la tracciabilità e le verifiche eseguite sul database </w:t>
+      </w:r>
+      <w:proofErr w:type="spellStart"/>
+      <w:r>
+        <w:t>PostgreSQL</w:t>
+      </w:r>
+      <w:proofErr w:type="spellEnd"/>
+      <w:r>
+        <w:t xml:space="preserve"> gestito tramite </w:t>
+      </w:r>
+      <w:proofErr w:type="spellStart"/>
+      <w:r>
+        <w:t>Supabase</w:t>
+      </w:r>
+      <w:proofErr w:type="spellEnd"/>
+      <w:r>
+        <w:t>.</w:t>
+      </w:r>
+    </w:p>
+    <w:p>
+      <w:r>
+        <w:t xml:space="preserve">La versione 3.0 mantiene l’impianto consolidato della versione 2.2 e recepisce esclusivamente le evoluzioni già verificate sul database e nell’integrazione applicativa. La pipeline produttiva comprende ora gli script 01–30, il toolkit diagnostico gli script X1–X21 e il modello strutturale è composto da 36 tabelle e 11 viste principali. Le integrazioni successive documentano i soggetti NIS2 e gli incarichi storicizzati, i cataloghi di dipendenza e impatto, la registrazione degli accessi applicativi e il modulo di cybersecurity </w:t>
+      </w:r>
+      <w:proofErr w:type="spellStart"/>
+      <w:r>
+        <w:t>assessment</w:t>
+      </w:r>
+      <w:proofErr w:type="spellEnd"/>
+      <w:r>
+        <w:t xml:space="preserve"> FNCSDP con Profilo Target, Profilo Attuale, score e gap.</w:t>
       </w:r>
     </w:p>
     <w:tbl>
@@ -160,7 +206,35 @@
               <w:rPr>
                 <w:b/>
               </w:rPr>
-              <w:t>Criterio di affidabilità: X17 resta il controllo di chiusura del nucleo storico; X18 e X19 validano accessi e qualità dei dati; X20 verifica LOGIN, LOGOUT e MFA_VERIFICATA; X21 certifica il modulo FNCSDP, i conteggi finali 36/11, la 3FN, RLS, trigger, mapping e coerenza delle misure. Le migrazioni 27–30 sono state eseguite su Supabase e quindi versionate nel repository. I dati applicativi citati sono riferiti al collaudo conclusivo del 30 luglio 2026.</w:t>
+              <w:t xml:space="preserve">Criterio di affidabilità: X17 resta il controllo di chiusura del nucleo storico; X18 e X19 validano accessi e qualità dei dati; X20 verifica LOGIN, LOGOUT e MFA_VERIFICATA; X21 certifica il modulo FNCSDP, i conteggi finali 36/11, la 3FN, RLS, trigger, mapping e coerenza delle misure. Le migrazioni 27–30 sono state eseguite su </w:t>
+            </w:r>
+            <w:proofErr w:type="spellStart"/>
+            <w:r>
+              <w:rPr>
+                <w:b/>
+              </w:rPr>
+              <w:t>Supabase</w:t>
+            </w:r>
+            <w:proofErr w:type="spellEnd"/>
+            <w:r>
+              <w:rPr>
+                <w:b/>
+              </w:rPr>
+              <w:t xml:space="preserve"> e quindi </w:t>
+            </w:r>
+            <w:proofErr w:type="spellStart"/>
+            <w:r>
+              <w:rPr>
+                <w:b/>
+              </w:rPr>
+              <w:t>versionate</w:t>
+            </w:r>
+            <w:proofErr w:type="spellEnd"/>
+            <w:r>
+              <w:rPr>
+                <w:b/>
+              </w:rPr>
+              <w:t xml:space="preserve"> nel repository. </w:t>
             </w:r>
           </w:p>
         </w:tc>
@@ -212,7 +286,29 @@
             <w:szCs w:val="21"/>
             <w:u w:val="single"/>
           </w:rPr>
-          <w:t>2. Architettura del backend e organizzazione del repository</w:t>
+          <w:t xml:space="preserve">2. Architettura del </w:t>
+        </w:r>
+        <w:proofErr w:type="spellStart"/>
+        <w:r>
+          <w:rPr>
+            <w:rFonts w:eastAsia="Times New Roman"/>
+            <w:color w:val="1F5A73"/>
+            <w:sz w:val="21"/>
+            <w:szCs w:val="21"/>
+            <w:u w:val="single"/>
+          </w:rPr>
+          <w:t>backend</w:t>
+        </w:r>
+        <w:proofErr w:type="spellEnd"/>
+        <w:r>
+          <w:rPr>
+            <w:rFonts w:eastAsia="Times New Roman"/>
+            <w:color w:val="1F5A73"/>
+            <w:sz w:val="21"/>
+            <w:szCs w:val="21"/>
+            <w:u w:val="single"/>
+          </w:rPr>
+          <w:t xml:space="preserve"> e organizzazione del repository</w:t>
         </w:r>
       </w:hyperlink>
     </w:p>
@@ -313,8 +409,42 @@
             <w:szCs w:val="21"/>
             <w:u w:val="single"/>
           </w:rPr>
-          <w:t>4.4 04-Fix schema permissions for Supabase.sql</w:t>
+          <w:t xml:space="preserve">4.4 04-Fix schema </w:t>
         </w:r>
+        <w:proofErr w:type="spellStart"/>
+        <w:r>
+          <w:rPr>
+            <w:rFonts w:eastAsia="Times New Roman"/>
+            <w:color w:val="2E6B7A"/>
+            <w:sz w:val="21"/>
+            <w:szCs w:val="21"/>
+            <w:u w:val="single"/>
+          </w:rPr>
+          <w:t>permissions</w:t>
+        </w:r>
+        <w:proofErr w:type="spellEnd"/>
+        <w:r>
+          <w:rPr>
+            <w:rFonts w:eastAsia="Times New Roman"/>
+            <w:color w:val="2E6B7A"/>
+            <w:sz w:val="21"/>
+            <w:szCs w:val="21"/>
+            <w:u w:val="single"/>
+          </w:rPr>
+          <w:t xml:space="preserve"> for </w:t>
+        </w:r>
+        <w:proofErr w:type="spellStart"/>
+        <w:r>
+          <w:rPr>
+            <w:rFonts w:eastAsia="Times New Roman"/>
+            <w:color w:val="2E6B7A"/>
+            <w:sz w:val="21"/>
+            <w:szCs w:val="21"/>
+            <w:u w:val="single"/>
+          </w:rPr>
+          <w:t>Supabase.sql</w:t>
+        </w:r>
+        <w:proofErr w:type="spellEnd"/>
       </w:hyperlink>
     </w:p>
     <w:p>
@@ -794,7 +924,39 @@
           <w:sz w:val="21"/>
           <w:szCs w:val="21"/>
         </w:rPr>
-        <w:t>5. Diagnostic, Validation &amp; Patch Toolkit (X1–X21)</w:t>
+        <w:t xml:space="preserve">5. </w:t>
+      </w:r>
+      <w:proofErr w:type="spellStart"/>
+      <w:r>
+        <w:rPr>
+          <w:sz w:val="21"/>
+          <w:szCs w:val="21"/>
+        </w:rPr>
+        <w:t>Diagnostic</w:t>
+      </w:r>
+      <w:proofErr w:type="spellEnd"/>
+      <w:r>
+        <w:rPr>
+          <w:sz w:val="21"/>
+          <w:szCs w:val="21"/>
+        </w:rPr>
+        <w:t xml:space="preserve">, </w:t>
+      </w:r>
+      <w:proofErr w:type="spellStart"/>
+      <w:r>
+        <w:rPr>
+          <w:sz w:val="21"/>
+          <w:szCs w:val="21"/>
+        </w:rPr>
+        <w:t>Validation</w:t>
+      </w:r>
+      <w:proofErr w:type="spellEnd"/>
+      <w:r>
+        <w:rPr>
+          <w:sz w:val="21"/>
+          <w:szCs w:val="21"/>
+        </w:rPr>
+        <w:t xml:space="preserve"> &amp; Patch Toolkit (X1–X21)</w:t>
       </w:r>
     </w:p>
     <w:p>
@@ -991,7 +1153,29 @@
             <w:szCs w:val="21"/>
             <w:u w:val="single"/>
           </w:rPr>
-          <w:t>5.11 X11–X12: readiness del modello fornitori</w:t>
+          <w:t xml:space="preserve">5.11 X11–X12: </w:t>
+        </w:r>
+        <w:proofErr w:type="spellStart"/>
+        <w:r>
+          <w:rPr>
+            <w:rFonts w:eastAsia="Times New Roman"/>
+            <w:color w:val="2E6B7A"/>
+            <w:sz w:val="21"/>
+            <w:szCs w:val="21"/>
+            <w:u w:val="single"/>
+          </w:rPr>
+          <w:t>readiness</w:t>
+        </w:r>
+        <w:proofErr w:type="spellEnd"/>
+        <w:r>
+          <w:rPr>
+            <w:rFonts w:eastAsia="Times New Roman"/>
+            <w:color w:val="2E6B7A"/>
+            <w:sz w:val="21"/>
+            <w:szCs w:val="21"/>
+            <w:u w:val="single"/>
+          </w:rPr>
+          <w:t xml:space="preserve"> del modello fornitori</w:t>
         </w:r>
       </w:hyperlink>
     </w:p>
@@ -1170,7 +1354,29 @@
             <w:szCs w:val="21"/>
             <w:u w:val="single"/>
           </w:rPr>
-          <w:t>6. Analisi delle ridondanze e refactoring controllato</w:t>
+          <w:t xml:space="preserve">6. Analisi delle ridondanze e </w:t>
+        </w:r>
+        <w:proofErr w:type="spellStart"/>
+        <w:r>
+          <w:rPr>
+            <w:rFonts w:eastAsia="Times New Roman"/>
+            <w:color w:val="1F5A73"/>
+            <w:sz w:val="21"/>
+            <w:szCs w:val="21"/>
+            <w:u w:val="single"/>
+          </w:rPr>
+          <w:t>refactoring</w:t>
+        </w:r>
+        <w:proofErr w:type="spellEnd"/>
+        <w:r>
+          <w:rPr>
+            <w:rFonts w:eastAsia="Times New Roman"/>
+            <w:color w:val="1F5A73"/>
+            <w:sz w:val="21"/>
+            <w:szCs w:val="21"/>
+            <w:u w:val="single"/>
+          </w:rPr>
+          <w:t xml:space="preserve"> controllato</w:t>
         </w:r>
       </w:hyperlink>
     </w:p>
@@ -1414,8 +1620,20 @@
             <w:szCs w:val="21"/>
             <w:u w:val="single"/>
           </w:rPr>
-          <w:t>9.2 Ruolo anon</w:t>
+          <w:t xml:space="preserve">9.2 Ruolo </w:t>
         </w:r>
+        <w:proofErr w:type="spellStart"/>
+        <w:r>
+          <w:rPr>
+            <w:rFonts w:eastAsia="Times New Roman"/>
+            <w:color w:val="2E6B7A"/>
+            <w:sz w:val="21"/>
+            <w:szCs w:val="21"/>
+            <w:u w:val="single"/>
+          </w:rPr>
+          <w:t>anon</w:t>
+        </w:r>
+        <w:proofErr w:type="spellEnd"/>
       </w:hyperlink>
     </w:p>
     <w:p>
@@ -1534,8 +1752,20 @@
             <w:szCs w:val="21"/>
             <w:u w:val="single"/>
           </w:rPr>
-          <w:t>13. Verifica finale e validazioni successive del backend</w:t>
+          <w:t xml:space="preserve">13. Verifica finale e validazioni successive del </w:t>
         </w:r>
+        <w:proofErr w:type="spellStart"/>
+        <w:r>
+          <w:rPr>
+            <w:rFonts w:eastAsia="Times New Roman"/>
+            <w:color w:val="1F5A73"/>
+            <w:sz w:val="21"/>
+            <w:szCs w:val="21"/>
+            <w:u w:val="single"/>
+          </w:rPr>
+          <w:t>backend</w:t>
+        </w:r>
+        <w:proofErr w:type="spellEnd"/>
       </w:hyperlink>
     </w:p>
     <w:p>
@@ -1609,12 +1839,78 @@
         <w:rPr>
           <w:rFonts w:eastAsia="Times New Roman"/>
         </w:rPr>
-        <w:t>Il progetto realizza un registro centralizzato per la catalogazione degli asset tecnologici, dei servizi critici, delle dipendenze, dei fornitori e delle responsabilità organizzative utili alla costruzione dei profili richiesti dall’Agenzia per la Cybersicurezza Nazionale nel quadro della direttiva NIS2. Il backend è stato progettato come una base dati relazionale normalizzata, sottoposta a vincoli di integrità, politiche Row Level Security e controlli di tracciabilità. Il modello è trasversale e applicabile a organizzazioni pubbliche e private; gli eventuali dati simulati non ne circoscrivono l’impiego a uno specifico settore.</w:t>
-      </w:r>
-    </w:p>
-    <w:p>
-      <w:r>
-        <w:t>La relazione documenta il percorso che ha portato dalla baseline iniziale al modello consolidato. Il perimetro comprende lo schema public di PostgreSQL, gli script SQL versionati, le viste applicative, le funzioni e i trigger principali, il sistema di audit, l’archiviazione logica e gli strumenti diagnostici usati per validare ogni evoluzione. Non rientrano invece nel dettaglio di questo allegato l’implementazione delle schermate web e i flussi SCR, che saranno descritti nel documento docs/Relazione_Tecnica_Frontend_Applicativo</w:t>
+        <w:t xml:space="preserve">Il progetto realizza un registro centralizzato per la catalogazione degli asset tecnologici, dei servizi critici, delle dipendenze, dei fornitori e delle responsabilità organizzative utili alla costruzione dei profili richiesti dall’Agenzia per la </w:t>
+      </w:r>
+      <w:proofErr w:type="spellStart"/>
+      <w:r>
+        <w:rPr>
+          <w:rFonts w:eastAsia="Times New Roman"/>
+        </w:rPr>
+        <w:t>Cybersicurezza</w:t>
+      </w:r>
+      <w:proofErr w:type="spellEnd"/>
+      <w:r>
+        <w:rPr>
+          <w:rFonts w:eastAsia="Times New Roman"/>
+        </w:rPr>
+        <w:t xml:space="preserve"> Nazionale nel quadro della direttiva NIS2. Il </w:t>
+      </w:r>
+      <w:proofErr w:type="spellStart"/>
+      <w:r>
+        <w:rPr>
+          <w:rFonts w:eastAsia="Times New Roman"/>
+        </w:rPr>
+        <w:t>backend</w:t>
+      </w:r>
+      <w:proofErr w:type="spellEnd"/>
+      <w:r>
+        <w:rPr>
+          <w:rFonts w:eastAsia="Times New Roman"/>
+        </w:rPr>
+        <w:t xml:space="preserve"> è stato progettato come una base dati relazionale normalizzata, sottoposta a vincoli di integrità, politiche </w:t>
+      </w:r>
+      <w:proofErr w:type="spellStart"/>
+      <w:r>
+        <w:rPr>
+          <w:rFonts w:eastAsia="Times New Roman"/>
+        </w:rPr>
+        <w:t>Row</w:t>
+      </w:r>
+      <w:proofErr w:type="spellEnd"/>
+      <w:r>
+        <w:rPr>
+          <w:rFonts w:eastAsia="Times New Roman"/>
+        </w:rPr>
+        <w:t xml:space="preserve"> Level Security e controlli di tracciabilità. Il modello è trasversale e applicabile a organizzazioni pubbliche e private; gli eventuali dati simulati non ne circoscrivono l’impiego a uno specifico settore.</w:t>
+      </w:r>
+    </w:p>
+    <w:p>
+      <w:r>
+        <w:t xml:space="preserve">La relazione documenta il percorso che ha portato dalla baseline iniziale al modello consolidato. Il perimetro comprende lo schema public di </w:t>
+      </w:r>
+      <w:proofErr w:type="spellStart"/>
+      <w:r>
+        <w:t>PostgreSQL</w:t>
+      </w:r>
+      <w:proofErr w:type="spellEnd"/>
+      <w:r>
+        <w:t xml:space="preserve">, gli script SQL </w:t>
+      </w:r>
+      <w:proofErr w:type="spellStart"/>
+      <w:r>
+        <w:t>versionati</w:t>
+      </w:r>
+      <w:proofErr w:type="spellEnd"/>
+      <w:r>
+        <w:t xml:space="preserve">, le viste applicative, le funzioni e i trigger principali, il sistema di audit, l’archiviazione logica e gli strumenti diagnostici usati per validare ogni evoluzione. Non rientrano invece nel dettaglio di questo allegato l’implementazione delle schermate web e i flussi SCR, che saranno descritti nel documento </w:t>
+      </w:r>
+      <w:proofErr w:type="spellStart"/>
+      <w:r>
+        <w:t>docs</w:t>
+      </w:r>
+      <w:proofErr w:type="spellEnd"/>
+      <w:r>
+        <w:t>/Relazione_Tecnica_Frontend_Applicativo</w:t>
       </w:r>
       <w:r>
         <w:t>_v1.0</w:t>
@@ -1637,23 +1933,141 @@
         <w:rPr>
           <w:rFonts w:ascii="Times New Roman" w:hAnsi="Times New Roman"/>
         </w:rPr>
-        <w:t>2. Architettura del backend e organizzazione del repository</w:t>
+        <w:t xml:space="preserve">2. Architettura del </w:t>
+      </w:r>
+      <w:proofErr w:type="spellStart"/>
+      <w:r>
+        <w:rPr>
+          <w:rFonts w:ascii="Times New Roman" w:hAnsi="Times New Roman"/>
+        </w:rPr>
+        <w:t>backend</w:t>
+      </w:r>
+      <w:proofErr w:type="spellEnd"/>
+      <w:r>
+        <w:rPr>
+          <w:rFonts w:ascii="Times New Roman" w:hAnsi="Times New Roman"/>
+        </w:rPr>
+        <w:t xml:space="preserve"> e organizzazione del repository</w:t>
       </w:r>
       <w:bookmarkEnd w:id="1"/>
     </w:p>
     <w:p>
       <w:r>
-        <w:t>Il database è implementato su PostgreSQL attraverso un’istanza cloud Supabase. Lo schema applicativo public contiene le tabelle, le viste, le funzioni e i trigger sviluppati per il progetto. I ruoli applicativi anon e authenticated sono gestiti separatamente dalle policy Row Level Security: i privilegi PostgreSQL definiscono quali operazioni sono astrattamente disponibili, mentre le policy RLS stabiliscono quali righe possono essere lette o modificate in relazione al contesto di autenticazione.</w:t>
-      </w:r>
-    </w:p>
-    <w:p>
-      <w:r>
-        <w:t>La gestione del codice SQL si basa su due rami logici complementari: la Core Migration Pipeline, formata dagli script produttivi numerati 01–30, e il Diagnostic, Validation &amp; Patch Toolkit, formato dagli script X1–X21. La prima modifica lo stato del database in modo sequenziale e controllato; il secondo ispeziona metadati, dati, utenze e configurazioni, producendo evidenze tecniche prima e dopo le migrazioni. X17 certifica il nucleo strutturale, X18–X20 validano accessi, qualità e tracciamento delle autenticazioni, mentre X21 verifica in modo bloccante il modulo FNCSDP e il modello finale a 36 tabelle e 11 viste.</w:t>
-      </w:r>
-    </w:p>
-    <w:p>
-      <w:r>
-        <w:t>Il flusso operativo adottato prevede l’esecuzione iniziale dello script su Supabase, la verifica dell’esito, il salvataggio nel repository GitHub mediante vscode.dev e, infine, l’aggiornamento dello ZIP locale completo. Supabase rappresenta lo stato operativo del database, il ramo main di GitHub è la fonte ufficiale del codice e lo ZIP locale costituisce la copia di sicurezza. Questa procedura evita di versionare file non verificati e mantiene allineati ambiente cloud, repository remoto e archivio locale.</w:t>
+        <w:t xml:space="preserve">Il database è implementato su </w:t>
+      </w:r>
+      <w:proofErr w:type="spellStart"/>
+      <w:r>
+        <w:t>PostgreSQL</w:t>
+      </w:r>
+      <w:proofErr w:type="spellEnd"/>
+      <w:r>
+        <w:t xml:space="preserve"> attraverso un’istanza cloud </w:t>
+      </w:r>
+      <w:proofErr w:type="spellStart"/>
+      <w:r>
+        <w:t>Supabase</w:t>
+      </w:r>
+      <w:proofErr w:type="spellEnd"/>
+      <w:r>
+        <w:t xml:space="preserve">. Lo schema applicativo public contiene le tabelle, le viste, le funzioni e i trigger sviluppati per il progetto. I ruoli applicativi </w:t>
+      </w:r>
+      <w:proofErr w:type="spellStart"/>
+      <w:r>
+        <w:t>anon</w:t>
+      </w:r>
+      <w:proofErr w:type="spellEnd"/>
+      <w:r>
+        <w:t xml:space="preserve"> e </w:t>
+      </w:r>
+      <w:proofErr w:type="spellStart"/>
+      <w:r>
+        <w:t>authenticated</w:t>
+      </w:r>
+      <w:proofErr w:type="spellEnd"/>
+      <w:r>
+        <w:t xml:space="preserve"> sono gestiti separatamente dalle policy </w:t>
+      </w:r>
+      <w:proofErr w:type="spellStart"/>
+      <w:r>
+        <w:t>Row</w:t>
+      </w:r>
+      <w:proofErr w:type="spellEnd"/>
+      <w:r>
+        <w:t xml:space="preserve"> Level Security: i privilegi </w:t>
+      </w:r>
+      <w:proofErr w:type="spellStart"/>
+      <w:r>
+        <w:t>PostgreSQL</w:t>
+      </w:r>
+      <w:proofErr w:type="spellEnd"/>
+      <w:r>
+        <w:t xml:space="preserve"> definiscono quali operazioni sono astrattamente disponibili, mentre le policy RLS stabiliscono quali righe possono essere lette o modificate in relazione al contesto di autenticazione.</w:t>
+      </w:r>
+    </w:p>
+    <w:p>
+      <w:r>
+        <w:t xml:space="preserve">La gestione del codice SQL si basa su due rami logici complementari: la Core Migration Pipeline, formata dagli script produttivi numerati 01–30, e il </w:t>
+      </w:r>
+      <w:proofErr w:type="spellStart"/>
+      <w:r>
+        <w:t>Diagnostic</w:t>
+      </w:r>
+      <w:proofErr w:type="spellEnd"/>
+      <w:r>
+        <w:t xml:space="preserve">, </w:t>
+      </w:r>
+      <w:proofErr w:type="spellStart"/>
+      <w:r>
+        <w:t>Validation</w:t>
+      </w:r>
+      <w:proofErr w:type="spellEnd"/>
+      <w:r>
+        <w:t xml:space="preserve"> &amp; Patch Toolkit, formato dagli script X1–X21. La prima modifica lo stato del database in modo sequenziale e controllato; il secondo ispeziona metadati, dati, utenze e configurazioni, producendo evidenze tecniche prima e dopo le migrazioni. X17 certifica il nucleo strutturale, X18–X20 validano accessi, qualità e tracciamento delle autenticazioni, mentre X21 verifica in modo bloccante il modulo FNCSDP e il modello finale a 36 tabelle e 11 viste.</w:t>
+      </w:r>
+    </w:p>
+    <w:p>
+      <w:r>
+        <w:t xml:space="preserve">Il flusso operativo adottato prevede l’esecuzione iniziale dello script su </w:t>
+      </w:r>
+      <w:proofErr w:type="spellStart"/>
+      <w:r>
+        <w:t>Supabase</w:t>
+      </w:r>
+      <w:proofErr w:type="spellEnd"/>
+      <w:r>
+        <w:t xml:space="preserve">, la verifica dell’esito, il salvataggio nel repository GitHub mediante </w:t>
+      </w:r>
+      <w:proofErr w:type="spellStart"/>
+      <w:r>
+        <w:t>vscode.dev</w:t>
+      </w:r>
+      <w:proofErr w:type="spellEnd"/>
+      <w:r>
+        <w:t xml:space="preserve"> e, infine, l’aggiornamento dello ZIP locale completo. </w:t>
+      </w:r>
+      <w:proofErr w:type="spellStart"/>
+      <w:r>
+        <w:t>Supabase</w:t>
+      </w:r>
+      <w:proofErr w:type="spellEnd"/>
+      <w:r>
+        <w:t xml:space="preserve"> rappresenta lo stato operativo del database, il ramo </w:t>
+      </w:r>
+      <w:proofErr w:type="spellStart"/>
+      <w:r>
+        <w:t>main</w:t>
+      </w:r>
+      <w:proofErr w:type="spellEnd"/>
+      <w:r>
+        <w:t xml:space="preserve"> di GitHub è la fonte ufficiale del codice e lo ZIP locale costituisce la copia di sicurezza. Questa procedura evita di </w:t>
+      </w:r>
+      <w:proofErr w:type="spellStart"/>
+      <w:r>
+        <w:t>versionare</w:t>
+      </w:r>
+      <w:proofErr w:type="spellEnd"/>
+      <w:r>
+        <w:t xml:space="preserve"> file non verificati e mantiene allineati ambiente cloud, repository remoto e archivio locale.</w:t>
       </w:r>
     </w:p>
     <w:p>
@@ -1711,8 +2125,37 @@
           <w:lang w:val="it-IT"/>
         </w:rPr>
       </w:pPr>
-      <w:r>
-        <w:t>Figura 1 — Core Migration Pipeline aggiornata: dalla baseline 01 al modulo FNCSDP introdotto con lo script 30.</w:t>
+      <w:proofErr w:type="spellStart"/>
+      <w:r>
+        <w:t>Figura</w:t>
+      </w:r>
+      <w:proofErr w:type="spellEnd"/>
+      <w:r>
+        <w:t xml:space="preserve"> 1 — Core Migration Pipeline </w:t>
+      </w:r>
+      <w:proofErr w:type="spellStart"/>
+      <w:r>
+        <w:t>aggiornata</w:t>
+      </w:r>
+      <w:proofErr w:type="spellEnd"/>
+      <w:r>
+        <w:t xml:space="preserve">: </w:t>
+      </w:r>
+      <w:proofErr w:type="spellStart"/>
+      <w:r>
+        <w:t>dalla</w:t>
+      </w:r>
+      <w:proofErr w:type="spellEnd"/>
+      <w:r>
+        <w:t xml:space="preserve"> baseline 01 al modulo FNCSDP </w:t>
+      </w:r>
+      <w:proofErr w:type="spellStart"/>
+      <w:r>
+        <w:t>introdotto</w:t>
+      </w:r>
+      <w:proofErr w:type="spellEnd"/>
+      <w:r>
+        <w:t xml:space="preserve"> con lo script 30.</w:t>
       </w:r>
     </w:p>
     <w:p>
@@ -1730,7 +2173,15 @@
     </w:p>
     <w:p>
       <w:r>
-        <w:t>La diagnostica X17, rieseguita dopo la correzione dell’ultimo vincolo ON DELETE CASCADE, ha confermato la chiusura del nucleo storico. Le successive X18–X20 hanno validato accessi, MFA, qualità dei dati e registrazione di LOGIN, LOGOUT e MFA_VERIFICATA. Lo script X21, eseguito dopo la migrazione 30 e superato in due esecuzioni consecutive, ha certificato 36 tabelle, 11 viste, sei Subcategory ID.AM, RLS, trigger, mapping e coerenza delle misure FNCSDP. Il collaudo applicativo del 30 luglio 2026 ha inoltre confermato un Profilo Target approvato, un Profilo Attuale completato su sei controlli, esportazione XLSX e tracciamento completo nell’Audit Log.</w:t>
+        <w:t xml:space="preserve">La diagnostica X17, rieseguita dopo la correzione dell’ultimo vincolo ON DELETE CASCADE, ha confermato la chiusura del nucleo storico. Le successive X18–X20 hanno validato accessi, MFA, qualità dei dati e registrazione di LOGIN, LOGOUT e MFA_VERIFICATA. Lo script X21, eseguito dopo la migrazione 30 e superato in due esecuzioni consecutive, ha certificato 36 tabelle, 11 viste, sei </w:t>
+      </w:r>
+      <w:proofErr w:type="spellStart"/>
+      <w:r>
+        <w:t>Subcategory</w:t>
+      </w:r>
+      <w:proofErr w:type="spellEnd"/>
+      <w:r>
+        <w:t xml:space="preserve"> ID.AM, RLS, trigger, mapping e coerenza delle misure FNCSDP. Il collaudo applicativo ha inoltre confermato un Profilo Target approvato, un Profilo Attuale completato su sei controlli, esportazione XLSX e tracciamento completo nell’Audit Log.</w:t>
       </w:r>
     </w:p>
     <w:tbl>
@@ -2062,8 +2513,16 @@
               <w:rPr>
                 <w:sz w:val="21"/>
               </w:rPr>
-              <w:t>7 consolidate + 4 FNCSDP, tutte security_invoker</w:t>
-            </w:r>
+              <w:t xml:space="preserve">7 consolidate + 4 FNCSDP, tutte </w:t>
+            </w:r>
+            <w:proofErr w:type="spellStart"/>
+            <w:r>
+              <w:rPr>
+                <w:sz w:val="21"/>
+              </w:rPr>
+              <w:t>security_invoker</w:t>
+            </w:r>
+            <w:proofErr w:type="spellEnd"/>
           </w:p>
         </w:tc>
       </w:tr>
@@ -2453,7 +2912,21 @@
               <w:rPr>
                 <w:sz w:val="21"/>
               </w:rPr>
-              <w:t>Target, controlli, mapping, assessment e misure</w:t>
+              <w:t xml:space="preserve">Target, controlli, mapping, </w:t>
+            </w:r>
+            <w:proofErr w:type="spellStart"/>
+            <w:r>
+              <w:rPr>
+                <w:sz w:val="21"/>
+              </w:rPr>
+              <w:t>assessment</w:t>
+            </w:r>
+            <w:proofErr w:type="spellEnd"/>
+            <w:r>
+              <w:rPr>
+                <w:sz w:val="21"/>
+              </w:rPr>
+              <w:t xml:space="preserve"> e misure</w:t>
             </w:r>
           </w:p>
         </w:tc>
@@ -2639,8 +3112,16 @@
               <w:rPr>
                 <w:sz w:val="21"/>
               </w:rPr>
-              <w:t>Privilegi anon</w:t>
-            </w:r>
+              <w:t xml:space="preserve">Privilegi </w:t>
+            </w:r>
+            <w:proofErr w:type="spellStart"/>
+            <w:r>
+              <w:rPr>
+                <w:sz w:val="21"/>
+              </w:rPr>
+              <w:t>anon</w:t>
+            </w:r>
+            <w:proofErr w:type="spellEnd"/>
           </w:p>
         </w:tc>
         <w:tc>
@@ -2765,8 +3246,16 @@
               <w:rPr>
                 <w:sz w:val="21"/>
               </w:rPr>
-              <w:t>Verifica dei cataloghi PostgreSQL</w:t>
-            </w:r>
+              <w:t xml:space="preserve">Verifica dei cataloghi </w:t>
+            </w:r>
+            <w:proofErr w:type="spellStart"/>
+            <w:r>
+              <w:rPr>
+                <w:sz w:val="21"/>
+              </w:rPr>
+              <w:t>PostgreSQL</w:t>
+            </w:r>
+            <w:proofErr w:type="spellEnd"/>
           </w:p>
         </w:tc>
       </w:tr>
@@ -2861,8 +3350,13 @@
               <w:jc w:val="left"/>
             </w:pPr>
             <w:r>
-              <w:t>Migrazioni produttive versionate</w:t>
-            </w:r>
+              <w:t xml:space="preserve">Migrazioni produttive </w:t>
+            </w:r>
+            <w:proofErr w:type="spellStart"/>
+            <w:r>
+              <w:t>versionate</w:t>
+            </w:r>
+            <w:proofErr w:type="spellEnd"/>
           </w:p>
         </w:tc>
         <w:tc>
@@ -2930,8 +3424,13 @@
               <w:jc w:val="left"/>
             </w:pPr>
             <w:r>
-              <w:t>Diagnostiche versionate</w:t>
-            </w:r>
+              <w:t xml:space="preserve">Diagnostiche </w:t>
+            </w:r>
+            <w:proofErr w:type="spellStart"/>
+            <w:r>
+              <w:t>versionate</w:t>
+            </w:r>
+            <w:proofErr w:type="spellEnd"/>
           </w:p>
         </w:tc>
         <w:tc>
@@ -2972,7 +3471,15 @@
               <w:jc w:val="left"/>
             </w:pPr>
             <w:r>
-              <w:t>Toolkit X1–X21 disponibile in sql/</w:t>
+              <w:t xml:space="preserve">Toolkit X1–X21 disponibile in </w:t>
+            </w:r>
+            <w:proofErr w:type="spellStart"/>
+            <w:r>
+              <w:t>sql</w:t>
+            </w:r>
+            <w:proofErr w:type="spellEnd"/>
+            <w:r>
+              <w:t>/</w:t>
             </w:r>
           </w:p>
         </w:tc>
@@ -2998,8 +3505,13 @@
               <w:spacing w:after="0"/>
               <w:jc w:val="left"/>
             </w:pPr>
-            <w:r>
-              <w:t>Subcategory FNCSDP iniziali</w:t>
+            <w:proofErr w:type="spellStart"/>
+            <w:r>
+              <w:t>Subcategory</w:t>
+            </w:r>
+            <w:proofErr w:type="spellEnd"/>
+            <w:r>
+              <w:t xml:space="preserve"> FNCSDP iniziali</w:t>
             </w:r>
           </w:p>
         </w:tc>
@@ -3192,7 +3704,15 @@
     </w:p>
     <w:p>
       <w:r>
-        <w:t>L’istanza Supabase contiene anche oggetti interni e di piattaforma, quali ruoli di servizio, estensioni e funzioni non sviluppate specificamente per il Project Work. Per questa ragione la relazione attribuisce valore probatorio soltanto agli oggetti applicativi censiti e alle metriche esplicitamente controllate dagli script diagnostici.</w:t>
+        <w:t xml:space="preserve">L’istanza </w:t>
+      </w:r>
+      <w:proofErr w:type="spellStart"/>
+      <w:r>
+        <w:t>Supabase</w:t>
+      </w:r>
+      <w:proofErr w:type="spellEnd"/>
+      <w:r>
+        <w:t xml:space="preserve"> contiene anche oggetti interni e di piattaforma, quali ruoli di servizio, estensioni e funzioni non sviluppate specificamente per il Project Work. Per questa ragione la relazione attribuisce valore probatorio soltanto agli oggetti applicativi censiti e alle metriche esplicitamente controllate dagli script diagnostici.</w:t>
       </w:r>
     </w:p>
     <w:p>
@@ -3205,7 +3725,15 @@
     </w:p>
     <w:p>
       <w:r>
-        <w:t>La sequenza numerata garantisce una ricostruzione ordinata del backend e documenta l’evoluzione del modello. Le prime ventisei migrazioni costituiscono il nucleo strutturale e di qualità già consolidato; gli script 27–29 completano governance NIS2, cataloghi e audit degli accessi; lo script 30 introduce il modulo FNCSDP in 3FN con sei tabelle, quattro viste e funzioni transazionali dedicate.</w:t>
+        <w:t xml:space="preserve">La sequenza numerata garantisce una ricostruzione ordinata del </w:t>
+      </w:r>
+      <w:proofErr w:type="spellStart"/>
+      <w:r>
+        <w:t>backend</w:t>
+      </w:r>
+      <w:proofErr w:type="spellEnd"/>
+      <w:r>
+        <w:t xml:space="preserve"> e documenta l’evoluzione del modello. Le prime ventisei migrazioni costituiscono il nucleo strutturale e di qualità già consolidato; gli script 27–29 completano governance NIS2, cataloghi e audit degli accessi; lo script 30 introduce il modulo FNCSDP in 3FN con sei tabelle, quattro viste e funzioni transazionali dedicate.</w:t>
       </w:r>
     </w:p>
     <w:p>
@@ -3266,7 +3794,15 @@
     </w:p>
     <w:p>
       <w:r>
-        <w:t>Gestisce il seed controllato delle tabelle iniziali. La procedura rispetta l’ordine imposto dalle chiavi esterne e popola organizzazioni, domini, asset, servizi, fornitori, dipendenze e dati di test. L’uso di TRUNCATE ... RESTART IDENTITY CASCADE appartiene alla fase di inizializzazione controllata; nello stato finale del sistema la cancellazione fisica delle entità operative è invece impedita dallo script 20.</w:t>
+        <w:t xml:space="preserve">Gestisce il </w:t>
+      </w:r>
+      <w:proofErr w:type="spellStart"/>
+      <w:r>
+        <w:t>seed</w:t>
+      </w:r>
+      <w:proofErr w:type="spellEnd"/>
+      <w:r>
+        <w:t xml:space="preserve"> controllato delle tabelle iniziali. La procedura rispetta l’ordine imposto dalle chiavi esterne e popola organizzazioni, domini, asset, servizi, fornitori, dipendenze e dati di test. L’uso di TRUNCATE ... RESTART IDENTITY CASCADE appartiene alla fase di inizializzazione controllata; nello stato finale del sistema la cancellazione fisica delle entità operative è invece impedita dallo script 20.</w:t>
       </w:r>
     </w:p>
     <w:p>
@@ -3291,12 +3827,42 @@
         <w:rPr>
           <w:i/>
         </w:rPr>
-        <w:t>Automazione delle policy Row Level Security</w:t>
-      </w:r>
-    </w:p>
-    <w:p>
-      <w:r>
-        <w:t>Abilita la RLS e ricrea le policy applicative secondo il modello uniforme del progetto. La lettura è consentita alle sessioni MFA con livello aal2 oppure all’utenza docente autorizzata docentepegaso@gmail.com. Nella baseline, inserimento e aggiornamento richiedono aal2; il criterio viene successivamente esteso in modo controllato dagli script 22–23 tramite fn_accesso_operativo(). Non viene definita alcuna policy DELETE.</w:t>
+        <w:t xml:space="preserve">Automazione delle policy </w:t>
+      </w:r>
+      <w:proofErr w:type="spellStart"/>
+      <w:r>
+        <w:rPr>
+          <w:i/>
+        </w:rPr>
+        <w:t>Row</w:t>
+      </w:r>
+      <w:proofErr w:type="spellEnd"/>
+      <w:r>
+        <w:rPr>
+          <w:i/>
+        </w:rPr>
+        <w:t xml:space="preserve"> Level Security</w:t>
+      </w:r>
+    </w:p>
+    <w:p>
+      <w:r>
+        <w:t xml:space="preserve">Abilita la RLS e ricrea le policy applicative secondo il modello uniforme del progetto. La lettura è consentita alle sessioni MFA con livello aal2 oppure all’utenza docente autorizzata docentepegaso@gmail.com. Nella baseline, inserimento e aggiornamento richiedono aal2; il criterio viene successivamente esteso in modo controllato dagli script 22–23 tramite </w:t>
+      </w:r>
+      <w:proofErr w:type="spellStart"/>
+      <w:r>
+        <w:t>fn_accesso_</w:t>
+      </w:r>
+      <w:proofErr w:type="gramStart"/>
+      <w:r>
+        <w:t>operativo</w:t>
+      </w:r>
+      <w:proofErr w:type="spellEnd"/>
+      <w:r>
+        <w:t>(</w:t>
+      </w:r>
+      <w:proofErr w:type="gramEnd"/>
+      <w:r>
+        <w:t>). Non viene definita alcuna policy DELETE.</w:t>
       </w:r>
     </w:p>
     <w:p>
@@ -3308,9 +3874,31 @@
         <w:rPr>
           <w:rFonts w:ascii="Times New Roman" w:hAnsi="Times New Roman"/>
         </w:rPr>
-        <w:t>4.4 04-Fix schema permissions for Supabase.sql</w:t>
+        <w:t xml:space="preserve">4.4 04-Fix schema </w:t>
+      </w:r>
+      <w:proofErr w:type="spellStart"/>
+      <w:r>
+        <w:rPr>
+          <w:rFonts w:ascii="Times New Roman" w:hAnsi="Times New Roman"/>
+        </w:rPr>
+        <w:t>permissions</w:t>
+      </w:r>
+      <w:proofErr w:type="spellEnd"/>
+      <w:r>
+        <w:rPr>
+          <w:rFonts w:ascii="Times New Roman" w:hAnsi="Times New Roman"/>
+        </w:rPr>
+        <w:t xml:space="preserve"> for </w:t>
+      </w:r>
+      <w:proofErr w:type="spellStart"/>
+      <w:r>
+        <w:rPr>
+          <w:rFonts w:ascii="Times New Roman" w:hAnsi="Times New Roman"/>
+        </w:rPr>
+        <w:t>Supabase.sql</w:t>
       </w:r>
       <w:bookmarkEnd w:id="6"/>
+      <w:proofErr w:type="spellEnd"/>
     </w:p>
     <w:p>
       <w:pPr>
@@ -3326,7 +3914,31 @@
     </w:p>
     <w:p>
       <w:r>
-        <w:t>Configura i privilegi PostgreSQL separandoli dalle condizioni RLS. Il ruolo anon non riceve privilegi sulle tabelle e sulle sequenze applicative. Il ruolo authenticated ottiene SELECT sulle risorse autorizzate e INSERT/UPDATE soltanto sulle tabelle operative. Il privilegio DELETE non viene concesso. Lo script imposta inoltre privilegi predefiniti prudenti per gli oggetti creati in seguito.</w:t>
+        <w:t xml:space="preserve">Configura i privilegi </w:t>
+      </w:r>
+      <w:proofErr w:type="spellStart"/>
+      <w:r>
+        <w:t>PostgreSQL</w:t>
+      </w:r>
+      <w:proofErr w:type="spellEnd"/>
+      <w:r>
+        <w:t xml:space="preserve"> separandoli dalle condizioni RLS. Il ruolo </w:t>
+      </w:r>
+      <w:proofErr w:type="spellStart"/>
+      <w:r>
+        <w:t>anon</w:t>
+      </w:r>
+      <w:proofErr w:type="spellEnd"/>
+      <w:r>
+        <w:t xml:space="preserve"> non riceve privilegi sulle tabelle e sulle sequenze applicative. Il ruolo </w:t>
+      </w:r>
+      <w:proofErr w:type="spellStart"/>
+      <w:r>
+        <w:t>authenticated</w:t>
+      </w:r>
+      <w:proofErr w:type="spellEnd"/>
+      <w:r>
+        <w:t xml:space="preserve"> ottiene SELECT sulle risorse autorizzate e INSERT/UPDATE soltanto sulle tabelle operative. Il privilegio DELETE non viene concesso. Lo script imposta inoltre privilegi predefiniti prudenti per gli oggetti creati in seguito.</w:t>
       </w:r>
     </w:p>
     <w:p>
@@ -3356,7 +3968,31 @@
     </w:p>
     <w:p>
       <w:r>
-        <w:t>Introduce vista_esportazione_acn_assets e vista_reporting_servizi_critici, entrambe configurate con security_invoker. La prima aggrega asset, categorie ACN e vulnerabilità. La seconda collega servizi, asset e fornitori. La prima versione della vista di reporting presentava una moltiplicazione delle righe in presenza di più asset e più fornitori; l’anomalia è stata diagnosticata da X14 e risolta definitivamente dallo script 18.</w:t>
+        <w:t xml:space="preserve">Introduce </w:t>
+      </w:r>
+      <w:proofErr w:type="spellStart"/>
+      <w:r>
+        <w:t>vista_esportazione_acn_assets</w:t>
+      </w:r>
+      <w:proofErr w:type="spellEnd"/>
+      <w:r>
+        <w:t xml:space="preserve"> e </w:t>
+      </w:r>
+      <w:proofErr w:type="spellStart"/>
+      <w:r>
+        <w:t>vista_reporting_servizi_critici</w:t>
+      </w:r>
+      <w:proofErr w:type="spellEnd"/>
+      <w:r>
+        <w:t xml:space="preserve">, entrambe configurate con </w:t>
+      </w:r>
+      <w:proofErr w:type="spellStart"/>
+      <w:r>
+        <w:t>security_invoker</w:t>
+      </w:r>
+      <w:proofErr w:type="spellEnd"/>
+      <w:r>
+        <w:t>. La prima aggrega asset, categorie ACN e vulnerabilità. La seconda collega servizi, asset e fornitori. La prima versione della vista di reporting presentava una moltiplicazione delle righe in presenza di più asset e più fornitori; l’anomalia è stata diagnosticata da X14 e risolta definitivamente dallo script 18.</w:t>
       </w:r>
     </w:p>
     <w:p>
@@ -3381,12 +4017,42 @@
         <w:rPr>
           <w:i/>
         </w:rPr>
-        <w:t>Primo hardening dell’Audit Engine</w:t>
-      </w:r>
-    </w:p>
-    <w:p>
-      <w:r>
-        <w:t>Consolida l’audit iniziale sulla tabella asset mediante una funzione SECURITY DEFINER e un trigger DML. La tabella audit_log rimane leggibile dagli utenti autorizzati ma non scrivibile direttamente dal frontend. Questa fase introduce il principio di separazione tra operazioni applicative e scrittura del registro, poi esteso a quattordici tabelle dallo script 19.</w:t>
+        <w:t xml:space="preserve">Primo </w:t>
+      </w:r>
+      <w:proofErr w:type="spellStart"/>
+      <w:r>
+        <w:rPr>
+          <w:i/>
+        </w:rPr>
+        <w:t>hardening</w:t>
+      </w:r>
+      <w:proofErr w:type="spellEnd"/>
+      <w:r>
+        <w:rPr>
+          <w:i/>
+        </w:rPr>
+        <w:t xml:space="preserve"> dell’Audit Engine</w:t>
+      </w:r>
+    </w:p>
+    <w:p>
+      <w:r>
+        <w:t xml:space="preserve">Consolida l’audit iniziale sulla tabella asset mediante una funzione SECURITY DEFINER e un trigger DML. La tabella </w:t>
+      </w:r>
+      <w:proofErr w:type="spellStart"/>
+      <w:r>
+        <w:t>audit_log</w:t>
+      </w:r>
+      <w:proofErr w:type="spellEnd"/>
+      <w:r>
+        <w:t xml:space="preserve"> rimane leggibile dagli utenti autorizzati ma non scrivibile direttamente dal </w:t>
+      </w:r>
+      <w:proofErr w:type="spellStart"/>
+      <w:r>
+        <w:t>frontend</w:t>
+      </w:r>
+      <w:proofErr w:type="spellEnd"/>
+      <w:r>
+        <w:t>. Questa fase introduce il principio di separazione tra operazioni applicative e scrittura del registro, poi esteso a quattordici tabelle dallo script 19.</w:t>
       </w:r>
     </w:p>
     <w:p>
@@ -3416,7 +4082,23 @@
     </w:p>
     <w:p>
       <w:r>
-        <w:t>Imposta Europe/Rome come fuso orario predefinito delle nuove sessioni PostgreSQL. La scelta garantisce coerenza con il contesto italiano e riduce le ambiguità nella visualizzazione di audit, eventi e dati temporali, mantenendo PostgreSQL responsabile della corretta gestione delle transizioni CET/CEST.</w:t>
+        <w:t xml:space="preserve">Imposta Europe/Rome come fuso orario predefinito delle nuove sessioni </w:t>
+      </w:r>
+      <w:proofErr w:type="spellStart"/>
+      <w:r>
+        <w:t>PostgreSQL</w:t>
+      </w:r>
+      <w:proofErr w:type="spellEnd"/>
+      <w:r>
+        <w:t xml:space="preserve">. La scelta garantisce coerenza con il contesto italiano e riduce le ambiguità nella visualizzazione di audit, eventi e dati temporali, mantenendo </w:t>
+      </w:r>
+      <w:proofErr w:type="spellStart"/>
+      <w:r>
+        <w:t>PostgreSQL</w:t>
+      </w:r>
+      <w:proofErr w:type="spellEnd"/>
+      <w:r>
+        <w:t xml:space="preserve"> responsabile della corretta gestione delle transizioni CET/CEST.</w:t>
       </w:r>
     </w:p>
     <w:p>
@@ -3447,7 +4129,15 @@
     </w:p>
     <w:p>
       <w:r>
-        <w:t>Rimuove eventuali varianti intermedie troppo permissive e ricrea Read_All_Policy secondo il modello MFA/docente. La lettura non è concessa genericamente a tutti gli utenti autenticati, ma soltanto alle sessioni aal2 o all’utenza docente autorizzata. Le policy di scrittura restano separate.</w:t>
+        <w:t xml:space="preserve">Rimuove eventuali varianti intermedie troppo permissive e ricrea </w:t>
+      </w:r>
+      <w:proofErr w:type="spellStart"/>
+      <w:r>
+        <w:t>Read_All_Policy</w:t>
+      </w:r>
+      <w:proofErr w:type="spellEnd"/>
+      <w:r>
+        <w:t xml:space="preserve"> secondo il modello MFA/docente. La lettura non è concessa genericamente a tutti gli utenti autenticati, ma soltanto alle sessioni aal2 o all’utenza docente autorizzata. Le policy di scrittura restano separate.</w:t>
       </w:r>
     </w:p>
     <w:p>
@@ -3477,7 +4167,31 @@
     </w:p>
     <w:p>
       <w:r>
-        <w:t>Estende lo schema con tassonomia_incidenti_acn ed evento_tassonomia_acn. La prima tabella conserva codici, macro-aree, sottocategorie e descrizioni; la seconda realizza l’associazione molti-a-molti tra eventi e classificazioni. Il vincolo sul passo del wizard mantiene il processo applicativo entro i valori previsti.</w:t>
+        <w:t xml:space="preserve">Estende lo schema con </w:t>
+      </w:r>
+      <w:proofErr w:type="spellStart"/>
+      <w:r>
+        <w:t>tassonomia_incidenti_acn</w:t>
+      </w:r>
+      <w:proofErr w:type="spellEnd"/>
+      <w:r>
+        <w:t xml:space="preserve"> ed </w:t>
+      </w:r>
+      <w:proofErr w:type="spellStart"/>
+      <w:r>
+        <w:t>evento_tassonomia_acn</w:t>
+      </w:r>
+      <w:proofErr w:type="spellEnd"/>
+      <w:r>
+        <w:t xml:space="preserve">. La prima tabella conserva codici, macro-aree, sottocategorie e descrizioni; la seconda realizza l’associazione molti-a-molti tra eventi e classificazioni. Il vincolo sul passo del </w:t>
+      </w:r>
+      <w:proofErr w:type="spellStart"/>
+      <w:r>
+        <w:t>wizard</w:t>
+      </w:r>
+      <w:proofErr w:type="spellEnd"/>
+      <w:r>
+        <w:t xml:space="preserve"> mantiene il processo applicativo entro i valori previsti.</w:t>
       </w:r>
     </w:p>
     <w:p>
@@ -3507,7 +4221,23 @@
     </w:p>
     <w:p>
       <w:r>
-        <w:t>Inserisce le voci tassonomiche necessarie all’applicazione utilizzando ON CONFLICT (codice_acn) DO NOTHING. La separazione tra definizione DDL e popolamento DML rende la pipeline più chiara e consente di rieseguire il seed senza duplicare i codici ACN.</w:t>
+        <w:t>Inserisce le voci tassonomiche necessarie all’applicazione utilizzando ON CONFLICT (</w:t>
+      </w:r>
+      <w:proofErr w:type="spellStart"/>
+      <w:r>
+        <w:t>codice_acn</w:t>
+      </w:r>
+      <w:proofErr w:type="spellEnd"/>
+      <w:r>
+        <w:t xml:space="preserve">) DO NOTHING. La separazione tra definizione DDL e popolamento DML rende la pipeline più chiara e consente di rieseguire il </w:t>
+      </w:r>
+      <w:proofErr w:type="spellStart"/>
+      <w:r>
+        <w:t>seed</w:t>
+      </w:r>
+      <w:proofErr w:type="spellEnd"/>
+      <w:r>
+        <w:t xml:space="preserve"> senza duplicare i codici ACN.</w:t>
       </w:r>
     </w:p>
     <w:p>
@@ -3528,16 +4258,64 @@
         <w:spacing w:after="80"/>
         <w:jc w:val="left"/>
       </w:pPr>
+      <w:proofErr w:type="spellStart"/>
       <w:r>
         <w:rPr>
           <w:i/>
         </w:rPr>
-        <w:t>Hardening RLS degli eventi di servizio</w:t>
-      </w:r>
-    </w:p>
-    <w:p>
-      <w:r>
-        <w:t>Elimina le policy legacy permissive e applica a evento_servizio le policy canoniche Read_All_Policy, Insert_MFA_Policy e Update_MFA_Policy. Concede a authenticated soltanto SELECT, INSERT e UPDATE e conferma l’assenza di DELETE. Lo script porta la gestione degli incidenti allo stesso livello di sicurezza delle altre tabelle operative.</w:t>
+        <w:t>Hardening</w:t>
+      </w:r>
+      <w:proofErr w:type="spellEnd"/>
+      <w:r>
+        <w:rPr>
+          <w:i/>
+        </w:rPr>
+        <w:t xml:space="preserve"> RLS degli eventi di servizio</w:t>
+      </w:r>
+    </w:p>
+    <w:p>
+      <w:r>
+        <w:t xml:space="preserve">Elimina le policy legacy permissive e applica a </w:t>
+      </w:r>
+      <w:proofErr w:type="spellStart"/>
+      <w:r>
+        <w:t>evento_servizio</w:t>
+      </w:r>
+      <w:proofErr w:type="spellEnd"/>
+      <w:r>
+        <w:t xml:space="preserve"> le policy canoniche </w:t>
+      </w:r>
+      <w:proofErr w:type="spellStart"/>
+      <w:r>
+        <w:t>Read_All_Policy</w:t>
+      </w:r>
+      <w:proofErr w:type="spellEnd"/>
+      <w:r>
+        <w:t xml:space="preserve">, </w:t>
+      </w:r>
+      <w:proofErr w:type="spellStart"/>
+      <w:r>
+        <w:t>Insert_MFA_Policy</w:t>
+      </w:r>
+      <w:proofErr w:type="spellEnd"/>
+      <w:r>
+        <w:t xml:space="preserve"> e </w:t>
+      </w:r>
+      <w:proofErr w:type="spellStart"/>
+      <w:r>
+        <w:t>Update_MFA_Policy</w:t>
+      </w:r>
+      <w:proofErr w:type="spellEnd"/>
+      <w:r>
+        <w:t xml:space="preserve">. Concede a </w:t>
+      </w:r>
+      <w:proofErr w:type="spellStart"/>
+      <w:r>
+        <w:t>authenticated</w:t>
+      </w:r>
+      <w:proofErr w:type="spellEnd"/>
+      <w:r>
+        <w:t xml:space="preserve"> soltanto SELECT, INSERT e UPDATE e conferma l’assenza di DELETE. Lo script porta la gestione degli incidenti allo stesso livello di sicurezza delle altre tabelle operative.</w:t>
       </w:r>
     </w:p>
     <w:p>
@@ -3597,7 +4375,15 @@
     </w:p>
     <w:p>
       <w:r>
-        <w:t>Introduce un codice applicativo stabile per i servizi e trasforma servizio_componente in una relazione gerarchica storicizzabile. Vincoli, indici parziali e trigger impediscono autorelazioni, duplicati attivi, padri primari multipli, cicli e riattivazioni di relazioni già chiuse.</w:t>
+        <w:t xml:space="preserve">Introduce un codice applicativo stabile per i servizi e trasforma </w:t>
+      </w:r>
+      <w:proofErr w:type="spellStart"/>
+      <w:r>
+        <w:t>servizio_componente</w:t>
+      </w:r>
+      <w:proofErr w:type="spellEnd"/>
+      <w:r>
+        <w:t xml:space="preserve"> in una relazione gerarchica storicizzabile. Vincoli, indici parziali e trigger impediscono autorelazioni, duplicati attivi, padri primari multipli, cicli e riattivazioni di relazioni già chiuse.</w:t>
       </w:r>
     </w:p>
     <w:p>
@@ -3627,7 +4413,31 @@
     </w:p>
     <w:p>
       <w:r>
-        <w:t>Estende asset con codice_asset, rende obbligatoria la categoria e crea tipo_relazione_asset e asset_componente. La relazione conserva stato, periodo di validità, padre primario e ordine di visualizzazione. I controlli bloccano autorelazioni, duplicati, cicli, padri primari multipli e riattivazioni storiche. Il modello raggiunge 26 tabelle.</w:t>
+        <w:t xml:space="preserve">Estende asset con </w:t>
+      </w:r>
+      <w:proofErr w:type="spellStart"/>
+      <w:r>
+        <w:t>codice_asset</w:t>
+      </w:r>
+      <w:proofErr w:type="spellEnd"/>
+      <w:r>
+        <w:t xml:space="preserve">, rende obbligatoria la categoria e crea </w:t>
+      </w:r>
+      <w:proofErr w:type="spellStart"/>
+      <w:r>
+        <w:t>tipo_relazione_asset</w:t>
+      </w:r>
+      <w:proofErr w:type="spellEnd"/>
+      <w:r>
+        <w:t xml:space="preserve"> e </w:t>
+      </w:r>
+      <w:proofErr w:type="spellStart"/>
+      <w:r>
+        <w:t>asset_componente</w:t>
+      </w:r>
+      <w:proofErr w:type="spellEnd"/>
+      <w:r>
+        <w:t>. La relazione conserva stato, periodo di validità, padre primario e ordine di visualizzazione. I controlli bloccano autorelazioni, duplicati, cicli, padri primari multipli e riattivazioni storiche. Il modello raggiunge 26 tabelle.</w:t>
       </w:r>
     </w:p>
     <w:p>
@@ -3658,7 +4468,31 @@
     </w:p>
     <w:p>
       <w:r>
-        <w:t>Aggiunge codice_fornitore come identificativo stabile, completa la classificazione delle tipologie di fornitore e crea tipo_relazione_fornitore e fornitore_relazione. La relazione è storicizzabile, ammette più legami gerarchici ma un solo padre primario attivo e impedisce cicli, autorelazioni e riattivazioni di record storici. Il modello passa a 28 tabelle.</w:t>
+        <w:t xml:space="preserve">Aggiunge </w:t>
+      </w:r>
+      <w:proofErr w:type="spellStart"/>
+      <w:r>
+        <w:t>codice_fornitore</w:t>
+      </w:r>
+      <w:proofErr w:type="spellEnd"/>
+      <w:r>
+        <w:t xml:space="preserve"> come identificativo stabile, completa la classificazione delle tipologie di fornitore e crea </w:t>
+      </w:r>
+      <w:proofErr w:type="spellStart"/>
+      <w:r>
+        <w:t>tipo_relazione_fornitore</w:t>
+      </w:r>
+      <w:proofErr w:type="spellEnd"/>
+      <w:r>
+        <w:t xml:space="preserve"> e </w:t>
+      </w:r>
+      <w:proofErr w:type="spellStart"/>
+      <w:r>
+        <w:t>fornitore_relazione</w:t>
+      </w:r>
+      <w:proofErr w:type="spellEnd"/>
+      <w:r>
+        <w:t>. La relazione è storicizzabile, ammette più legami gerarchici ma un solo padre primario attivo e impedisce cicli, autorelazioni e riattivazioni di record storici. Il modello passa a 28 tabelle.</w:t>
       </w:r>
     </w:p>
     <w:p>
@@ -3688,7 +4522,23 @@
     </w:p>
     <w:p>
       <w:r>
-        <w:t>Crea tipo_relazione_asset_fornitore e asset_fornitore. La nuova struttura permette di distinguere fornitura, manutenzione, supporto, hosting e altre tipologie di dipendenza. Conserva validità temporale, relazione primaria e stato attivo, impedendo duplicati e più fornitori primari attivi per lo stesso asset e la stessa tipologia. Il modello raggiunge 30 tabelle.</w:t>
+        <w:t xml:space="preserve">Crea </w:t>
+      </w:r>
+      <w:proofErr w:type="spellStart"/>
+      <w:r>
+        <w:t>tipo_relazione_asset_fornitore</w:t>
+      </w:r>
+      <w:proofErr w:type="spellEnd"/>
+      <w:r>
+        <w:t xml:space="preserve"> e </w:t>
+      </w:r>
+      <w:proofErr w:type="spellStart"/>
+      <w:r>
+        <w:t>asset_fornitore</w:t>
+      </w:r>
+      <w:proofErr w:type="spellEnd"/>
+      <w:r>
+        <w:t>. La nuova struttura permette di distinguere fornitura, manutenzione, supporto, hosting e altre tipologie di dipendenza. Conserva validità temporale, relazione primaria e stato attivo, impedendo duplicati e più fornitori primari attivi per lo stesso asset e la stessa tipologia. Il modello raggiunge 30 tabelle.</w:t>
       </w:r>
     </w:p>
     <w:p>
@@ -3718,7 +4568,47 @@
     </w:p>
     <w:p>
       <w:r>
-        <w:t>Crea quattro viste security_invoker: vista_gerarchia_servizi_espansa, vista_gerarchia_asset_espansa, vista_gerarchia_fornitori_espansa e vista_supply_chain_multilivello. Quest’ultima distingue le relazioni dirette servizio–fornitore da quelle derivate attraverso servizio–asset–fornitore, rendendo leggibile la catena di dipendenze senza duplicare la struttura fisica delle tabelle.</w:t>
+        <w:t xml:space="preserve">Crea quattro viste </w:t>
+      </w:r>
+      <w:proofErr w:type="spellStart"/>
+      <w:r>
+        <w:t>security_invoker</w:t>
+      </w:r>
+      <w:proofErr w:type="spellEnd"/>
+      <w:r>
+        <w:t xml:space="preserve">: </w:t>
+      </w:r>
+      <w:proofErr w:type="spellStart"/>
+      <w:r>
+        <w:t>vista_gerarchia_servizi_espansa</w:t>
+      </w:r>
+      <w:proofErr w:type="spellEnd"/>
+      <w:r>
+        <w:t xml:space="preserve">, </w:t>
+      </w:r>
+      <w:proofErr w:type="spellStart"/>
+      <w:r>
+        <w:t>vista_gerarchia_asset_espansa</w:t>
+      </w:r>
+      <w:proofErr w:type="spellEnd"/>
+      <w:r>
+        <w:t xml:space="preserve">, </w:t>
+      </w:r>
+      <w:proofErr w:type="spellStart"/>
+      <w:r>
+        <w:t>vista_gerarchia_fornitori_espansa</w:t>
+      </w:r>
+      <w:proofErr w:type="spellEnd"/>
+      <w:r>
+        <w:t xml:space="preserve"> e </w:t>
+      </w:r>
+      <w:proofErr w:type="spellStart"/>
+      <w:r>
+        <w:t>vista_supply_chain_multilivello</w:t>
+      </w:r>
+      <w:proofErr w:type="spellEnd"/>
+      <w:r>
+        <w:t>. Quest’ultima distingue le relazioni dirette servizio–fornitore da quelle derivate attraverso servizio–asset–fornitore, rendendo leggibile la catena di dipendenze senza duplicare la struttura fisica delle tabelle.</w:t>
       </w:r>
     </w:p>
     <w:p>
@@ -3778,7 +4668,31 @@
     </w:p>
     <w:p>
       <w:r>
-        <w:t>Estende audit_log con campi dedicati a tabella, tipo di entità, record, codici e contesti di asset, servizio e fornitore. Registra UUID, e-mail, AAL, ruolo JWT, ruolo database e origine dell’operazione, oltre ai payload JSONB precedente e successivo. Introduce fn_audit_generico, quattordici trigger e vista_audit_dettagliato. Gli eventi legacy vengono preservati e normalizzati.</w:t>
+        <w:t xml:space="preserve">Estende </w:t>
+      </w:r>
+      <w:proofErr w:type="spellStart"/>
+      <w:r>
+        <w:t>audit_log</w:t>
+      </w:r>
+      <w:proofErr w:type="spellEnd"/>
+      <w:r>
+        <w:t xml:space="preserve"> con campi dedicati a tabella, tipo di entità, record, codici e contesti di asset, servizio e fornitore. Registra UUID, e-mail, AAL, ruolo JWT, ruolo database e origine dell’operazione, oltre ai payload JSONB precedente e successivo. Introduce </w:t>
+      </w:r>
+      <w:proofErr w:type="spellStart"/>
+      <w:r>
+        <w:t>fn_audit_generico</w:t>
+      </w:r>
+      <w:proofErr w:type="spellEnd"/>
+      <w:r>
+        <w:t xml:space="preserve">, quattordici trigger e </w:t>
+      </w:r>
+      <w:proofErr w:type="spellStart"/>
+      <w:r>
+        <w:t>vista_audit_dettagliato</w:t>
+      </w:r>
+      <w:proofErr w:type="spellEnd"/>
+      <w:r>
+        <w:t>. Gli eventi legacy vengono preservati e normalizzati.</w:t>
       </w:r>
     </w:p>
     <w:p>
@@ -3808,7 +4722,47 @@
     </w:p>
     <w:p>
       <w:r>
-        <w:t>Aggiunge attiva e i metadati archiviato_il, archiviato_da e motivo_archiviazione alle dieci tabelle prive di storicizzazione. Mantiene valido_dal e valido_al nelle quattro relazioni temporali. Crea dieci trigger di gestione dei metadati e quattordici trigger BEFORE DELETE che impediscono la cancellazione fisica. Sostituisce inoltre i vincoli CASCADE individuati da X16 con RESTRICT.</w:t>
+        <w:t xml:space="preserve">Aggiunge attiva e i metadati </w:t>
+      </w:r>
+      <w:proofErr w:type="spellStart"/>
+      <w:r>
+        <w:t>archiviato_il</w:t>
+      </w:r>
+      <w:proofErr w:type="spellEnd"/>
+      <w:r>
+        <w:t xml:space="preserve">, </w:t>
+      </w:r>
+      <w:proofErr w:type="spellStart"/>
+      <w:r>
+        <w:t>archiviato_da</w:t>
+      </w:r>
+      <w:proofErr w:type="spellEnd"/>
+      <w:r>
+        <w:t xml:space="preserve"> e </w:t>
+      </w:r>
+      <w:proofErr w:type="spellStart"/>
+      <w:r>
+        <w:t>motivo_archiviazione</w:t>
+      </w:r>
+      <w:proofErr w:type="spellEnd"/>
+      <w:r>
+        <w:t xml:space="preserve"> alle dieci tabelle prive di storicizzazione. Mantiene </w:t>
+      </w:r>
+      <w:proofErr w:type="spellStart"/>
+      <w:r>
+        <w:t>valido_dal</w:t>
+      </w:r>
+      <w:proofErr w:type="spellEnd"/>
+      <w:r>
+        <w:t xml:space="preserve"> e </w:t>
+      </w:r>
+      <w:proofErr w:type="spellStart"/>
+      <w:r>
+        <w:t>valido_al</w:t>
+      </w:r>
+      <w:proofErr w:type="spellEnd"/>
+      <w:r>
+        <w:t xml:space="preserve"> nelle quattro relazioni temporali. Crea dieci trigger di gestione dei metadati e quattordici trigger BEFORE DELETE che impediscono la cancellazione fisica. Sostituisce inoltre i vincoli CASCADE individuati da X16 con RESTRICT.</w:t>
       </w:r>
     </w:p>
     <w:p>
@@ -3839,7 +4793,15 @@
     <w:p>
       <w:r>
         <w:lastRenderedPageBreak/>
-        <w:t>La verifica X17 ha individuato un ultimo vincolo CASCADE tra responsabile_ruolo e ruolo, non compreso nel filtro operativo dello script 20. La migrazione 21 lo sostituisce con RESTRICT e conferma l’assenza totale di chiavi esterne ON DELETE CASCADE nello schema public. Questa correzione consente a X17 di concludersi con esito positivo.</w:t>
+        <w:t xml:space="preserve">La verifica X17 ha individuato un ultimo vincolo CASCADE tra </w:t>
+      </w:r>
+      <w:proofErr w:type="spellStart"/>
+      <w:r>
+        <w:t>responsabile_ruolo</w:t>
+      </w:r>
+      <w:proofErr w:type="spellEnd"/>
+      <w:r>
+        <w:t xml:space="preserve"> e ruolo, non compreso nel filtro operativo dello script 20. La migrazione 21 lo sostituisce con RESTRICT e conferma l’assenza totale di chiavi esterne ON DELETE CASCADE nello schema public. Questa correzione consente a X17 di concludersi con esito positivo.</w:t>
       </w:r>
     </w:p>
     <w:p>
@@ -3862,7 +4824,28 @@
     </w:p>
     <w:p>
       <w:r>
-        <w:t>Crea public.fn_accesso_operativo(), che autorizza le sessioni aal2 e l’utenza di valutazione docentepegaso@gmail.com anche in aal1, esclude esplicitamente l’utenza obsoleta e non concede esecuzione ad anon. Lo script aggiorna le policy della tabella asset e mantiene invariati il divieto di DELETE e la protezione dell’audit.</w:t>
+        <w:t xml:space="preserve">Crea </w:t>
+      </w:r>
+      <w:proofErr w:type="spellStart"/>
+      <w:proofErr w:type="gramStart"/>
+      <w:r>
+        <w:t>public.fn</w:t>
+      </w:r>
+      <w:proofErr w:type="gramEnd"/>
+      <w:r>
+        <w:t>_accesso_operativo</w:t>
+      </w:r>
+      <w:proofErr w:type="spellEnd"/>
+      <w:r>
+        <w:t xml:space="preserve">(), che autorizza le sessioni aal2 e l’utenza di valutazione docentepegaso@gmail.com anche in aal1, esclude esplicitamente l’utenza obsoleta e non concede esecuzione ad </w:t>
+      </w:r>
+      <w:proofErr w:type="spellStart"/>
+      <w:r>
+        <w:t>anon</w:t>
+      </w:r>
+      <w:proofErr w:type="spellEnd"/>
+      <w:r>
+        <w:t>. Lo script aggiorna le policy della tabella asset e mantiene invariati il divieto di DELETE e la protezione dell’audit.</w:t>
       </w:r>
     </w:p>
     <w:p>
@@ -3885,7 +4868,47 @@
     </w:p>
     <w:p>
       <w:r>
-        <w:t>Applica fn_accesso_operativo() alle policy INSERT e UPDATE delle quattordici tabelle operative, riallinea i grant SELECT/INSERT/UPDATE per authenticated e mantiene revocati i privilegi ad anon e DELETE. La soluzione consente al profilo docente di utilizzare tutte le funzioni applicative senza indebolire il modello ordinario basato su MFA aal2.</w:t>
+        <w:t xml:space="preserve">Applica </w:t>
+      </w:r>
+      <w:proofErr w:type="spellStart"/>
+      <w:r>
+        <w:t>fn_accesso_</w:t>
+      </w:r>
+      <w:proofErr w:type="gramStart"/>
+      <w:r>
+        <w:t>operativo</w:t>
+      </w:r>
+      <w:proofErr w:type="spellEnd"/>
+      <w:r>
+        <w:t>(</w:t>
+      </w:r>
+      <w:proofErr w:type="gramEnd"/>
+      <w:r>
+        <w:t xml:space="preserve">) alle policy INSERT e UPDATE delle quattordici tabelle operative, riallinea i </w:t>
+      </w:r>
+      <w:proofErr w:type="spellStart"/>
+      <w:r>
+        <w:t>grant</w:t>
+      </w:r>
+      <w:proofErr w:type="spellEnd"/>
+      <w:r>
+        <w:t xml:space="preserve"> SELECT/INSERT/UPDATE per </w:t>
+      </w:r>
+      <w:proofErr w:type="spellStart"/>
+      <w:r>
+        <w:t>authenticated</w:t>
+      </w:r>
+      <w:proofErr w:type="spellEnd"/>
+      <w:r>
+        <w:t xml:space="preserve"> e mantiene revocati i privilegi ad </w:t>
+      </w:r>
+      <w:proofErr w:type="spellStart"/>
+      <w:r>
+        <w:t>anon</w:t>
+      </w:r>
+      <w:proofErr w:type="spellEnd"/>
+      <w:r>
+        <w:t xml:space="preserve"> e DELETE. La soluzione consente al profilo docente di utilizzare tutte le funzioni applicative senza indebolire il modello ordinario basato su MFA aal2.</w:t>
       </w:r>
     </w:p>
     <w:p>
@@ -3908,7 +4931,15 @@
     </w:p>
     <w:p>
       <w:r>
-        <w:t>Archivia logicamente sei asset dimostrativi, dopo avere verificato codici, stato e assenza di relazioni referenziali. I record rimangono nel database con attiva=false, data e motivazione di archiviazione, ma sono esclusi dall’inventario, dalla Dashboard e dai menu operativi. Non viene eseguito alcun DELETE e archiviato_da resta nullo perché la migrazione è amministrativa e priva di contesto JWT.</w:t>
+        <w:t xml:space="preserve">Archivia logicamente sei asset dimostrativi, dopo avere verificato codici, stato e assenza di relazioni referenziali. I record rimangono nel database con attiva=false, data e motivazione di archiviazione, ma sono esclusi dall’inventario, dalla Dashboard e dai menu operativi. Non viene eseguito alcun DELETE e </w:t>
+      </w:r>
+      <w:proofErr w:type="spellStart"/>
+      <w:r>
+        <w:t>archiviato_da</w:t>
+      </w:r>
+      <w:proofErr w:type="spellEnd"/>
+      <w:r>
+        <w:t xml:space="preserve"> resta nullo perché la migrazione è amministrativa e priva di contesto JWT.</w:t>
       </w:r>
     </w:p>
     <w:p>
@@ -3983,7 +5014,15 @@
     <w:p>
       <w:r>
         <w:lastRenderedPageBreak/>
-        <w:t>Estende organizzazione con codice stabile, classificazione NIS2, dati legali, sede e contatti. Mantiene responsabile come anagrafica delle persone, arricchisce ruolo con un codice applicativo e trasforma responsabile_ruolo in una relazione storicizzabile con incarichi TITOLARE, VICE e SUPPORTO. La migrazione non crea nuove tabelle, preserva la 3FN e porta a quindici le tabelle operative coperte da audit e blocco DELETE.</w:t>
+        <w:t xml:space="preserve">Estende organizzazione con codice stabile, classificazione NIS2, dati legali, sede e contatti. Mantiene responsabile come anagrafica delle persone, arricchisce ruolo con un codice applicativo e trasforma </w:t>
+      </w:r>
+      <w:proofErr w:type="spellStart"/>
+      <w:r>
+        <w:t>responsabile_ruolo</w:t>
+      </w:r>
+      <w:proofErr w:type="spellEnd"/>
+      <w:r>
+        <w:t xml:space="preserve"> in una relazione storicizzabile con incarichi TITOLARE, VICE e SUPPORTO. La migrazione non crea nuove tabelle, preserva la 3FN e porta a quindici le tabelle operative coperte da audit e blocco DELETE.</w:t>
       </w:r>
     </w:p>
     <w:p>
@@ -4006,7 +5045,23 @@
     </w:p>
     <w:p>
       <w:r>
-        <w:t>Popola in modo idempotente i cataloghi tipo_dipendenza ed esito_impatto utilizzati dalla gerarchia dei servizi. Lo script contiene esclusivamente dati di dominio stabili, non aggiunge oggetti strutturali e mantiene invariati i conteggi 30/7.</w:t>
+        <w:t xml:space="preserve">Popola in modo idempotente i cataloghi </w:t>
+      </w:r>
+      <w:proofErr w:type="spellStart"/>
+      <w:r>
+        <w:t>tipo_dipendenza</w:t>
+      </w:r>
+      <w:proofErr w:type="spellEnd"/>
+      <w:r>
+        <w:t xml:space="preserve"> ed </w:t>
+      </w:r>
+      <w:proofErr w:type="spellStart"/>
+      <w:r>
+        <w:t>esito_impatto</w:t>
+      </w:r>
+      <w:proofErr w:type="spellEnd"/>
+      <w:r>
+        <w:t xml:space="preserve"> utilizzati dalla gerarchia dei servizi. Lo script contiene esclusivamente dati di dominio stabili, non aggiunge oggetti strutturali e mantiene invariati i conteggi 30/7.</w:t>
       </w:r>
     </w:p>
     <w:p>
@@ -4029,7 +5084,31 @@
     </w:p>
     <w:p>
       <w:r>
-        <w:t>Introduce fn_registra_accesso_applicativo(), funzione SECURITY DEFINER con parametri controllati e privilegi limitati. Il frontend registra LOGIN, LOGOUT e MFA_VERIFICATA nell’Audit Log con identità, AAL, ruolo e origine, senza ottenere autorizzazioni dirette di INSERT sulla tabella di audit. X20 verifica il comportamento della funzione e i privilegi associati.</w:t>
+        <w:t xml:space="preserve">Introduce </w:t>
+      </w:r>
+      <w:proofErr w:type="spellStart"/>
+      <w:r>
+        <w:t>fn_registra_accesso_</w:t>
+      </w:r>
+      <w:proofErr w:type="gramStart"/>
+      <w:r>
+        <w:t>applicativo</w:t>
+      </w:r>
+      <w:proofErr w:type="spellEnd"/>
+      <w:r>
+        <w:t>(</w:t>
+      </w:r>
+      <w:proofErr w:type="gramEnd"/>
+      <w:r>
+        <w:t xml:space="preserve">), funzione SECURITY DEFINER con parametri controllati e privilegi limitati. Il </w:t>
+      </w:r>
+      <w:proofErr w:type="spellStart"/>
+      <w:r>
+        <w:t>frontend</w:t>
+      </w:r>
+      <w:proofErr w:type="spellEnd"/>
+      <w:r>
+        <w:t xml:space="preserve"> registra LOGIN, LOGOUT e MFA_VERIFICATA nell’Audit Log con identità, AAL, ruolo e origine, senza ottenere autorizzazioni dirette di INSERT sulla tabella di audit. X20 verifica il comportamento della funzione e i privilegi associati.</w:t>
       </w:r>
     </w:p>
     <w:p>
@@ -4052,7 +5131,55 @@
     </w:p>
     <w:p>
       <w:r>
-        <w:t>Aggiunge sei tabelle in 3FN e quattro viste security_invoker. Il modello separa il catalogo delle Subcategory, la testata del Profilo Target, i controlli, il mapping molti-a-molti controllo–Subcategory, l’istanza di assessment e le misure del Profilo Attuale. Le funzioni transazionali creano e approvano il Target, avviano e completano l’assessment; score, gap e maturità media sono calcolati nelle viste. La migrazione conclude con 36 tabelle, 11 viste e sei Subcategory ID.AM-1–ID.AM-6.</w:t>
+        <w:t xml:space="preserve">Aggiunge sei tabelle in 3FN e quattro viste </w:t>
+      </w:r>
+      <w:proofErr w:type="spellStart"/>
+      <w:r>
+        <w:t>security_invoker</w:t>
+      </w:r>
+      <w:proofErr w:type="spellEnd"/>
+      <w:r>
+        <w:t xml:space="preserve">. Il modello separa il catalogo delle </w:t>
+      </w:r>
+      <w:proofErr w:type="spellStart"/>
+      <w:r>
+        <w:t>Subcategory</w:t>
+      </w:r>
+      <w:proofErr w:type="spellEnd"/>
+      <w:r>
+        <w:t>, la testata del Profilo Target, i controlli, il mapping molti-a-molti controllo–</w:t>
+      </w:r>
+      <w:proofErr w:type="spellStart"/>
+      <w:r>
+        <w:t>Subcategory</w:t>
+      </w:r>
+      <w:proofErr w:type="spellEnd"/>
+      <w:r>
+        <w:t xml:space="preserve">, l’istanza di </w:t>
+      </w:r>
+      <w:proofErr w:type="spellStart"/>
+      <w:r>
+        <w:t>assessment</w:t>
+      </w:r>
+      <w:proofErr w:type="spellEnd"/>
+      <w:r>
+        <w:t xml:space="preserve"> e le misure del Profilo Attuale. Le funzioni transazionali creano e approvano il Target, avviano e completano l’</w:t>
+      </w:r>
+      <w:proofErr w:type="spellStart"/>
+      <w:r>
+        <w:t>assessment</w:t>
+      </w:r>
+      <w:proofErr w:type="spellEnd"/>
+      <w:r>
+        <w:t xml:space="preserve">; score, gap e maturità media sono calcolati nelle viste. La migrazione conclude con 36 tabelle, 11 viste e sei </w:t>
+      </w:r>
+      <w:proofErr w:type="spellStart"/>
+      <w:r>
+        <w:t>Subcategory</w:t>
+      </w:r>
+      <w:proofErr w:type="spellEnd"/>
+      <w:r>
+        <w:t xml:space="preserve"> ID.AM-1–ID.AM-6.</w:t>
       </w:r>
     </w:p>
     <w:p>
@@ -4060,12 +5187,36 @@
         <w:pStyle w:val="Titolo1"/>
       </w:pPr>
       <w:r>
-        <w:t>5. Diagnostic, Validation &amp; Patch Toolkit (X1–X21)</w:t>
-      </w:r>
-    </w:p>
-    <w:p>
-      <w:r>
-        <w:t>La serie X raccoglie gli script impiegati per osservare il database live, verificare la readiness delle migrazioni, individuare anomalie e produrre evidenze di chiusura. X17 certifica la struttura storica consolidata; X18 e X19 verificano accessi e qualità; X20 controlla la registrazione degli accessi applicativi; X21 valida in sola lettura il modulo FNCSDP, la 3FN e i conteggi finali 36/11.</w:t>
+        <w:t xml:space="preserve">5. </w:t>
+      </w:r>
+      <w:proofErr w:type="spellStart"/>
+      <w:r>
+        <w:t>Diagnostic</w:t>
+      </w:r>
+      <w:proofErr w:type="spellEnd"/>
+      <w:r>
+        <w:t xml:space="preserve">, </w:t>
+      </w:r>
+      <w:proofErr w:type="spellStart"/>
+      <w:r>
+        <w:t>Validation</w:t>
+      </w:r>
+      <w:proofErr w:type="spellEnd"/>
+      <w:r>
+        <w:t xml:space="preserve"> &amp; Patch Toolkit (X1–X21)</w:t>
+      </w:r>
+    </w:p>
+    <w:p>
+      <w:r>
+        <w:t xml:space="preserve">La serie X raccoglie gli script impiegati per osservare il database live, verificare la </w:t>
+      </w:r>
+      <w:proofErr w:type="spellStart"/>
+      <w:r>
+        <w:t>readiness</w:t>
+      </w:r>
+      <w:proofErr w:type="spellEnd"/>
+      <w:r>
+        <w:t xml:space="preserve"> delle migrazioni, individuare anomalie e produrre evidenze di chiusura. X17 certifica la struttura storica consolidata; X18 e X19 verificano accessi e qualità; X20 controlla la registrazione degli accessi applicativi; X21 valida in sola lettura il modulo FNCSDP, la 3FN e i conteggi finali 36/11.</w:t>
       </w:r>
     </w:p>
     <w:p>
@@ -4123,8 +5274,61 @@
           <w:lang w:val="it-IT"/>
         </w:rPr>
       </w:pPr>
-      <w:r>
-        <w:t>Figura 2 — Diagnostic, Validation &amp; Patch Toolkit aggiornato: dalla diagnostica strutturale X1 alla validazione FNCSDP X21.</w:t>
+      <w:proofErr w:type="spellStart"/>
+      <w:r>
+        <w:t>Figura</w:t>
+      </w:r>
+      <w:proofErr w:type="spellEnd"/>
+      <w:r>
+        <w:t xml:space="preserve"> 2 — Diagnostic, Validation &amp; Patch Toolkit </w:t>
+      </w:r>
+      <w:proofErr w:type="spellStart"/>
+      <w:r>
+        <w:t>aggiornato</w:t>
+      </w:r>
+      <w:proofErr w:type="spellEnd"/>
+      <w:r>
+        <w:t xml:space="preserve">: </w:t>
+      </w:r>
+      <w:proofErr w:type="spellStart"/>
+      <w:r>
+        <w:t>dalla</w:t>
+      </w:r>
+      <w:proofErr w:type="spellEnd"/>
+      <w:r>
+        <w:t xml:space="preserve"> </w:t>
+      </w:r>
+      <w:proofErr w:type="spellStart"/>
+      <w:r>
+        <w:t>diagnostica</w:t>
+      </w:r>
+      <w:proofErr w:type="spellEnd"/>
+      <w:r>
+        <w:t xml:space="preserve"> </w:t>
+      </w:r>
+      <w:proofErr w:type="spellStart"/>
+      <w:r>
+        <w:t>strutturale</w:t>
+      </w:r>
+      <w:proofErr w:type="spellEnd"/>
+      <w:r>
+        <w:t xml:space="preserve"> X1 </w:t>
+      </w:r>
+      <w:proofErr w:type="spellStart"/>
+      <w:r>
+        <w:t>alla</w:t>
+      </w:r>
+      <w:proofErr w:type="spellEnd"/>
+      <w:r>
+        <w:t xml:space="preserve"> </w:t>
+      </w:r>
+      <w:proofErr w:type="spellStart"/>
+      <w:r>
+        <w:t>validazione</w:t>
+      </w:r>
+      <w:proofErr w:type="spellEnd"/>
+      <w:r>
+        <w:t xml:space="preserve"> FNCSDP X21.</w:t>
       </w:r>
     </w:p>
     <w:p>
@@ -4160,7 +5364,15 @@
     </w:p>
     <w:p>
       <w:r>
-        <w:t>Analizza le colonne e i tipi esposti dalle viste applicative, supportando la verifica dell’interoperabilità con il frontend e con gli esportatori.</w:t>
+        <w:t xml:space="preserve">Analizza le colonne e i tipi esposti dalle viste applicative, supportando la verifica dell’interoperabilità con il </w:t>
+      </w:r>
+      <w:proofErr w:type="spellStart"/>
+      <w:r>
+        <w:t>frontend</w:t>
+      </w:r>
+      <w:proofErr w:type="spellEnd"/>
+      <w:r>
+        <w:t xml:space="preserve"> e con gli esportatori.</w:t>
       </w:r>
     </w:p>
     <w:p>
@@ -4178,7 +5390,15 @@
     </w:p>
     <w:p>
       <w:r>
-        <w:t>Esegue una bonifica controllata dei servizi del dataset simulato e dimostra la necessità di query idempotenti. La presenza di LIMIT 1 appartiene alla fase di hardening precedente ai vincoli UNIQUE introdotti successivamente.</w:t>
+        <w:t xml:space="preserve">Esegue una bonifica controllata dei servizi del dataset simulato e dimostra la necessità di query idempotenti. La presenza di LIMIT 1 appartiene alla fase di </w:t>
+      </w:r>
+      <w:proofErr w:type="spellStart"/>
+      <w:r>
+        <w:t>hardening</w:t>
+      </w:r>
+      <w:proofErr w:type="spellEnd"/>
+      <w:r>
+        <w:t xml:space="preserve"> precedente ai vincoli UNIQUE introdotti successivamente.</w:t>
       </w:r>
     </w:p>
     <w:p>
@@ -4217,7 +5437,31 @@
     </w:p>
     <w:p>
       <w:r>
-        <w:t>Documenta il prototipo JSON dell’audit, basato su to_jsonb(OLD) e to_jsonb(NEW). Il prototipo non rappresenta lo stato finale, ma costituisce un passaggio progettuale verso lo script 19.</w:t>
+        <w:t xml:space="preserve">Documenta il prototipo JSON dell’audit, basato su </w:t>
+      </w:r>
+      <w:proofErr w:type="spellStart"/>
+      <w:r>
+        <w:t>to_</w:t>
+      </w:r>
+      <w:proofErr w:type="gramStart"/>
+      <w:r>
+        <w:t>jsonb</w:t>
+      </w:r>
+      <w:proofErr w:type="spellEnd"/>
+      <w:r>
+        <w:t>(</w:t>
+      </w:r>
+      <w:proofErr w:type="gramEnd"/>
+      <w:r>
+        <w:t xml:space="preserve">OLD) e </w:t>
+      </w:r>
+      <w:proofErr w:type="spellStart"/>
+      <w:r>
+        <w:t>to_jsonb</w:t>
+      </w:r>
+      <w:proofErr w:type="spellEnd"/>
+      <w:r>
+        <w:t>(NEW). Il prototipo non rappresenta lo stato finale, ma costituisce un passaggio progettuale verso lo script 19.</w:t>
       </w:r>
     </w:p>
     <w:p>
@@ -4236,7 +5480,15 @@
     </w:p>
     <w:p>
       <w:r>
-        <w:t>Esporta trigger e funzioni non interne e consente di distinguere gli oggetti del progetto da quelli appartenenti agli schemi di servizio di Supabase.</w:t>
+        <w:t xml:space="preserve">Esporta trigger e funzioni non interne e consente di distinguere gli oggetti del progetto da quelli appartenenti agli schemi di servizio di </w:t>
+      </w:r>
+      <w:proofErr w:type="spellStart"/>
+      <w:r>
+        <w:t>Supabase</w:t>
+      </w:r>
+      <w:proofErr w:type="spellEnd"/>
+      <w:r>
+        <w:t>.</w:t>
       </w:r>
     </w:p>
     <w:p>
@@ -4290,7 +5542,15 @@
     </w:p>
     <w:p>
       <w:r>
-        <w:t>Controlla definizione, proprietà, colonne, privilegi e security_invoker delle viste. Ha evidenziato la moltiplicazione delle righe nella vista di reporting, poi risolta dallo script 18.</w:t>
+        <w:t xml:space="preserve">Controlla definizione, proprietà, colonne, privilegi e </w:t>
+      </w:r>
+      <w:proofErr w:type="spellStart"/>
+      <w:r>
+        <w:t>security_invoker</w:t>
+      </w:r>
+      <w:proofErr w:type="spellEnd"/>
+      <w:r>
+        <w:t xml:space="preserve"> delle viste. Ha evidenziato la moltiplicazione delle righe nella vista di reporting, poi risolta dallo script 18.</w:t>
       </w:r>
     </w:p>
     <w:p>
@@ -4308,7 +5568,31 @@
     </w:p>
     <w:p>
       <w:r>
-        <w:t>Esporta policy RLS, ruoli e grant. Verifica l’assenza di privilegi per anon, l’assenza di DELETE per authenticated e il corretto indirizzo docentepegaso@gmail.com.</w:t>
+        <w:t xml:space="preserve">Esporta policy RLS, ruoli e </w:t>
+      </w:r>
+      <w:proofErr w:type="spellStart"/>
+      <w:r>
+        <w:t>grant</w:t>
+      </w:r>
+      <w:proofErr w:type="spellEnd"/>
+      <w:r>
+        <w:t xml:space="preserve">. Verifica l’assenza di privilegi per </w:t>
+      </w:r>
+      <w:proofErr w:type="spellStart"/>
+      <w:r>
+        <w:t>anon</w:t>
+      </w:r>
+      <w:proofErr w:type="spellEnd"/>
+      <w:r>
+        <w:t xml:space="preserve">, l’assenza di DELETE per </w:t>
+      </w:r>
+      <w:proofErr w:type="spellStart"/>
+      <w:r>
+        <w:t>authenticated</w:t>
+      </w:r>
+      <w:proofErr w:type="spellEnd"/>
+      <w:r>
+        <w:t xml:space="preserve"> e il corretto indirizzo docentepegaso@gmail.com.</w:t>
       </w:r>
     </w:p>
     <w:p>
@@ -4320,7 +5604,21 @@
         <w:rPr>
           <w:rFonts w:ascii="Times New Roman" w:hAnsi="Times New Roman"/>
         </w:rPr>
-        <w:t>5.11 X11–X12: readiness del modello fornitori</w:t>
+        <w:t xml:space="preserve">5.11 X11–X12: </w:t>
+      </w:r>
+      <w:proofErr w:type="spellStart"/>
+      <w:r>
+        <w:rPr>
+          <w:rFonts w:ascii="Times New Roman" w:hAnsi="Times New Roman"/>
+        </w:rPr>
+        <w:t>readiness</w:t>
+      </w:r>
+      <w:proofErr w:type="spellEnd"/>
+      <w:r>
+        <w:rPr>
+          <w:rFonts w:ascii="Times New Roman" w:hAnsi="Times New Roman"/>
+        </w:rPr>
+        <w:t xml:space="preserve"> del modello fornitori</w:t>
       </w:r>
       <w:bookmarkEnd w:id="43"/>
     </w:p>
@@ -4362,7 +5660,15 @@
     </w:p>
     <w:p>
       <w:r>
-        <w:t>Dimostra che la versione originaria di vista_reporting_servizi_critici produce una moltiplicazione cartesiana quando un servizio possiede più asset e più fornitori. La verifica guida la correzione dello script 18.</w:t>
+        <w:t xml:space="preserve">Dimostra che la versione originaria di </w:t>
+      </w:r>
+      <w:proofErr w:type="spellStart"/>
+      <w:r>
+        <w:t>vista_reporting_servizi_critici</w:t>
+      </w:r>
+      <w:proofErr w:type="spellEnd"/>
+      <w:r>
+        <w:t xml:space="preserve"> produce una moltiplicazione cartesiana quando un servizio possiede più asset e più fornitori. La verifica guida la correzione dello script 18.</w:t>
       </w:r>
     </w:p>
     <w:p>
@@ -4432,7 +5738,63 @@
     </w:p>
     <w:p>
       <w:r>
-        <w:t>Verifica congiuntamente utenti Supabase Auth, fattori MFA, livelli AAL, privilegi di tabella, assenza di DELETE, protezione di anon e comportamento di fn_accesso_operativo(). Conferma che docentepegaso@gmail.com è autorizzato in aal1 come eccezione controllata, che il profilo operativo ordinario richiede aal2 e che l’utenza obsoleta è negata e successivamente rimossa da Supabase Auth.</w:t>
+        <w:t xml:space="preserve">Verifica congiuntamente utenti </w:t>
+      </w:r>
+      <w:proofErr w:type="spellStart"/>
+      <w:r>
+        <w:t>Supabase</w:t>
+      </w:r>
+      <w:proofErr w:type="spellEnd"/>
+      <w:r>
+        <w:t xml:space="preserve"> </w:t>
+      </w:r>
+      <w:proofErr w:type="spellStart"/>
+      <w:r>
+        <w:t>Auth</w:t>
+      </w:r>
+      <w:proofErr w:type="spellEnd"/>
+      <w:r>
+        <w:t xml:space="preserve">, fattori MFA, livelli AAL, privilegi di tabella, assenza di DELETE, protezione di </w:t>
+      </w:r>
+      <w:proofErr w:type="spellStart"/>
+      <w:r>
+        <w:t>anon</w:t>
+      </w:r>
+      <w:proofErr w:type="spellEnd"/>
+      <w:r>
+        <w:t xml:space="preserve"> e comportamento di </w:t>
+      </w:r>
+      <w:proofErr w:type="spellStart"/>
+      <w:r>
+        <w:t>fn_accesso_</w:t>
+      </w:r>
+      <w:proofErr w:type="gramStart"/>
+      <w:r>
+        <w:t>operativo</w:t>
+      </w:r>
+      <w:proofErr w:type="spellEnd"/>
+      <w:r>
+        <w:t>(</w:t>
+      </w:r>
+      <w:proofErr w:type="gramEnd"/>
+      <w:r>
+        <w:t xml:space="preserve">). Conferma che docentepegaso@gmail.com è autorizzato in aal1 come eccezione controllata, che il profilo operativo ordinario richiede aal2 e che l’utenza obsoleta è negata e successivamente rimossa da </w:t>
+      </w:r>
+      <w:proofErr w:type="spellStart"/>
+      <w:r>
+        <w:t>Supabase</w:t>
+      </w:r>
+      <w:proofErr w:type="spellEnd"/>
+      <w:r>
+        <w:t xml:space="preserve"> </w:t>
+      </w:r>
+      <w:proofErr w:type="spellStart"/>
+      <w:r>
+        <w:t>Auth</w:t>
+      </w:r>
+      <w:proofErr w:type="spellEnd"/>
+      <w:r>
+        <w:t>.</w:t>
       </w:r>
     </w:p>
     <w:p>
@@ -4462,7 +5824,23 @@
     </w:p>
     <w:p>
       <w:r>
-        <w:t>Verifica in transazione controllata la funzione di registrazione degli accessi, il numero dei trigger di audit, i privilegi su audit_log, l’assenza di DELETE e la protezione di anon. Il ROLLBACK finale elimina gli eventi di prova e mantiene la diagnostica ripetibile.</w:t>
+        <w:t xml:space="preserve">Verifica in transazione controllata la funzione di registrazione degli accessi, il numero dei trigger di audit, i privilegi su </w:t>
+      </w:r>
+      <w:proofErr w:type="spellStart"/>
+      <w:r>
+        <w:t>audit_log</w:t>
+      </w:r>
+      <w:proofErr w:type="spellEnd"/>
+      <w:r>
+        <w:t xml:space="preserve">, l’assenza di DELETE e la protezione di </w:t>
+      </w:r>
+      <w:proofErr w:type="spellStart"/>
+      <w:r>
+        <w:t>anon</w:t>
+      </w:r>
+      <w:proofErr w:type="spellEnd"/>
+      <w:r>
+        <w:t>. Il ROLLBACK finale elimina gli eventi di prova e mantiene la diagnostica ripetibile.</w:t>
       </w:r>
     </w:p>
     <w:p>
@@ -4477,7 +5855,15 @@
     </w:p>
     <w:p>
       <w:r>
-        <w:t>Esegue controlli bloccanti su 36 tabelle, 11 viste, assenza di colonne ridondanti, catalogo ID.AM, RLS, security_invoker, privilegi, trigger, mapping, assessor, misure, metriche e immutabilità. L’esito VERIFICA_ASSESSMENT_FNCSDP_SUPERATA costituisce la certificazione conclusiva del modello ER V5.3.</w:t>
+        <w:t xml:space="preserve">Esegue controlli bloccanti su 36 tabelle, 11 viste, assenza di colonne ridondanti, catalogo ID.AM, RLS, </w:t>
+      </w:r>
+      <w:proofErr w:type="spellStart"/>
+      <w:r>
+        <w:t>security_invoker</w:t>
+      </w:r>
+      <w:proofErr w:type="spellEnd"/>
+      <w:r>
+        <w:t>, privilegi, trigger, mapping, assessor, misure, metriche e immutabilità. L’esito VERIFICA_ASSESSMENT_FNCSDP_SUPERATA costituisce la certificazione conclusiva del modello ER V5.3.</w:t>
       </w:r>
     </w:p>
     <w:p>
@@ -4489,7 +5875,21 @@
         <w:rPr>
           <w:rFonts w:ascii="Times New Roman" w:hAnsi="Times New Roman"/>
         </w:rPr>
-        <w:t>6. Analisi delle ridondanze e refactoring controllato</w:t>
+        <w:t xml:space="preserve">6. Analisi delle ridondanze e </w:t>
+      </w:r>
+      <w:proofErr w:type="spellStart"/>
+      <w:r>
+        <w:rPr>
+          <w:rFonts w:ascii="Times New Roman" w:hAnsi="Times New Roman"/>
+        </w:rPr>
+        <w:t>refactoring</w:t>
+      </w:r>
+      <w:proofErr w:type="spellEnd"/>
+      <w:r>
+        <w:rPr>
+          <w:rFonts w:ascii="Times New Roman" w:hAnsi="Times New Roman"/>
+        </w:rPr>
+        <w:t xml:space="preserve"> controllato</w:t>
       </w:r>
       <w:bookmarkEnd w:id="53"/>
     </w:p>
@@ -4516,7 +5916,21 @@
         <w:rPr>
           <w:rFonts w:eastAsia="Times New Roman"/>
         </w:rPr>
-        <w:t>La ricostruzione delle versioni precedenti documenta l’evoluzione del refactoring; lo stato operativo finale è costituito dal sistema di audit generalizzato introdotto dallo script 19.</w:t>
+        <w:t xml:space="preserve">La ricostruzione delle versioni precedenti documenta l’evoluzione del </w:t>
+      </w:r>
+      <w:proofErr w:type="spellStart"/>
+      <w:r>
+        <w:rPr>
+          <w:rFonts w:eastAsia="Times New Roman"/>
+        </w:rPr>
+        <w:t>refactoring</w:t>
+      </w:r>
+      <w:proofErr w:type="spellEnd"/>
+      <w:r>
+        <w:rPr>
+          <w:rFonts w:eastAsia="Times New Roman"/>
+        </w:rPr>
+        <w:t>; lo stato operativo finale è costituito dal sistema di audit generalizzato introdotto dallo script 19.</w:t>
       </w:r>
     </w:p>
     <w:p>
@@ -4552,7 +5966,23 @@
     </w:p>
     <w:p>
       <w:r>
-        <w:t>Le versioni intermedie delle policy sono state sostituite tramite DROP POLICY IF EXISTS e ricreazione controllata. Il criterio finale è centralizzato in fn_accesso_operativo(): il modello ordinario autorizza lettura e scrittura con aal2, mentre il profilo docente di valutazione è ammesso in aal1 esclusivamente per l’account previsto. Nessuna policy o privilegio abilita la cancellazione applicativa.</w:t>
+        <w:t xml:space="preserve">Le versioni intermedie delle policy sono state sostituite tramite DROP POLICY IF EXISTS e ricreazione controllata. Il criterio finale è centralizzato in </w:t>
+      </w:r>
+      <w:proofErr w:type="spellStart"/>
+      <w:r>
+        <w:t>fn_accesso_</w:t>
+      </w:r>
+      <w:proofErr w:type="gramStart"/>
+      <w:r>
+        <w:t>operativo</w:t>
+      </w:r>
+      <w:proofErr w:type="spellEnd"/>
+      <w:r>
+        <w:t>(</w:t>
+      </w:r>
+      <w:proofErr w:type="gramEnd"/>
+      <w:r>
+        <w:t>): il modello ordinario autorizza lettura e scrittura con aal2, mentre il profilo docente di valutazione è ammesso in aal1 esclusivamente per l’account previsto. Nessuna policy o privilegio abilita la cancellazione applicativa.</w:t>
       </w:r>
     </w:p>
     <w:p>
@@ -4589,7 +6019,23 @@
     </w:p>
     <w:p>
       <w:r>
-        <w:t>La baseline conteneva alcuni vincoli CASCADE, appropriati alla fase di sviluppo e seed ma non coerenti con il requisito finale di conservazione. Gli script 20 e 21 convertono tali vincoli in RESTRICT e aggiungono trigger che bloccano DELETE. La scelta privilegia auditabilità, storicità e ricostruibilità delle dipendenze.</w:t>
+        <w:t xml:space="preserve">La baseline conteneva alcuni vincoli CASCADE, appropriati alla fase di sviluppo e </w:t>
+      </w:r>
+      <w:proofErr w:type="spellStart"/>
+      <w:r>
+        <w:t>seed</w:t>
+      </w:r>
+      <w:proofErr w:type="spellEnd"/>
+      <w:r>
+        <w:t xml:space="preserve"> ma non coerenti con il requisito finale di conservazione. Gli script 20 e 21 convertono tali vincoli in RESTRICT e aggiungono trigger che bloccano DELETE. La scelta privilegia </w:t>
+      </w:r>
+      <w:proofErr w:type="spellStart"/>
+      <w:r>
+        <w:t>auditabilità</w:t>
+      </w:r>
+      <w:proofErr w:type="spellEnd"/>
+      <w:r>
+        <w:t>, storicità e ricostruibilità delle dipendenze.</w:t>
       </w:r>
     </w:p>
     <w:p>
@@ -4607,12 +6053,44 @@
     </w:p>
     <w:p>
       <w:r>
-        <w:t>Il modello finale è composto da trentasei tabelle organizzate in domini funzionali: organizzazione e responsabilità; asset e vulnerabilità; servizi e dipendenze; fornitori e Supply Chain; tassonomia ed eventi; audit e tracciabilità; Assessment FNCSDP. Le tabelle associative separano le relazioni molti-a-molti dalle entità principali, mentre le gerarchie e gli incarichi adottano strutture autonome e metadati di validità.</w:t>
-      </w:r>
-    </w:p>
-    <w:p>
-      <w:r>
-        <w:t>Le chiavi numeriche interne garantiscono efficienza referenziale; i codici applicativi stabili, quali codice_asset, codice_servizio e codice_fornitore, rendono invece le entità identificabili nei flussi di integrazione e nei documenti. Questa distinzione riduce l’accoppiamento tra identificazione tecnica e identificazione di dominio.</w:t>
+        <w:t xml:space="preserve">Il modello finale è composto da trentasei tabelle organizzate in domini funzionali: organizzazione e responsabilità; asset e vulnerabilità; servizi e dipendenze; fornitori e Supply Chain; tassonomia ed eventi; audit e tracciabilità; </w:t>
+      </w:r>
+      <w:proofErr w:type="spellStart"/>
+      <w:r>
+        <w:t>Assessment</w:t>
+      </w:r>
+      <w:proofErr w:type="spellEnd"/>
+      <w:r>
+        <w:t xml:space="preserve"> FNCSDP. Le tabelle associative separano le relazioni molti-a-molti dalle entità principali, mentre le gerarchie e gli incarichi adottano strutture autonome e metadati di validità.</w:t>
+      </w:r>
+    </w:p>
+    <w:p>
+      <w:r>
+        <w:t xml:space="preserve">Le chiavi numeriche interne garantiscono efficienza referenziale; i codici applicativi stabili, quali </w:t>
+      </w:r>
+      <w:proofErr w:type="spellStart"/>
+      <w:r>
+        <w:t>codice_asset</w:t>
+      </w:r>
+      <w:proofErr w:type="spellEnd"/>
+      <w:r>
+        <w:t xml:space="preserve">, </w:t>
+      </w:r>
+      <w:proofErr w:type="spellStart"/>
+      <w:r>
+        <w:t>codice_servizio</w:t>
+      </w:r>
+      <w:proofErr w:type="spellEnd"/>
+      <w:r>
+        <w:t xml:space="preserve"> e </w:t>
+      </w:r>
+      <w:proofErr w:type="spellStart"/>
+      <w:r>
+        <w:t>codice_fornitore</w:t>
+      </w:r>
+      <w:proofErr w:type="spellEnd"/>
+      <w:r>
+        <w:t>, rendono invece le entità identificabili nei flussi di integrazione e nei documenti. Questa distinzione riduce l’accoppiamento tra identificazione tecnica e identificazione di dominio.</w:t>
       </w:r>
     </w:p>
     <w:p>
@@ -4653,7 +6131,15 @@
     </w:p>
     <w:p>
       <w:r>
-        <w:t>Chiavi esterne RESTRICT impediscono la rimozione di record ancora referenziati. Vincoli UNIQUE proteggono codici e domini; vincoli CHECK controllano stato temporale, criticità, passi del wizard e consistenza delle relazioni. X17 conferma che non esistono vincoli non validati né indici non validi.</w:t>
+        <w:t xml:space="preserve">Chiavi esterne RESTRICT impediscono la rimozione di record ancora referenziati. Vincoli UNIQUE proteggono codici e domini; vincoli CHECK controllano stato temporale, criticità, passi del </w:t>
+      </w:r>
+      <w:proofErr w:type="spellStart"/>
+      <w:r>
+        <w:t>wizard</w:t>
+      </w:r>
+      <w:proofErr w:type="spellEnd"/>
+      <w:r>
+        <w:t xml:space="preserve"> e consistenza delle relazioni. X17 conferma che non esistono vincoli non validati né indici non validi.</w:t>
       </w:r>
     </w:p>
     <w:p>
@@ -4682,17 +6168,113 @@
     </w:p>
     <w:p>
       <w:r>
-        <w:t>Il modulo FNCSDP è stato mantenuto proporzionato al Project Work e al suggerimento di revisione. Il Profilo Target descrive la postura desiderata per un soggetto NIS2; il Profilo Attuale è costituito dall’assessment e dalle misure rilevate sugli stessi controlli. La valutazione confronta copertura Target e Attuale, associa la maturità CMMI e calcola score e gap.</w:t>
-      </w:r>
-    </w:p>
-    <w:p>
-      <w:r>
-        <w:t>Le sei tabelle aggiunte sono: fncsdp_subcategory; profilo_target_fncsdp; controllo_target_fncsdp; controllo_target_subcategory_fncsdp; assessment_fncsdp; misura_controllo_fncsdp. Il mapping controllo–Subcategory risolve la relazione molti-a-molti e conserva il peso della coppia. Non esiste una tabella ridondante “profilo_attuale”: il profilo misurato è determinato da assessment e misure. L’organizzazione è ricavata dal Target e non duplicata nell’assessment.</w:t>
-      </w:r>
-    </w:p>
-    <w:p>
-      <w:r>
-        <w:t>Il diagramma completo ER V5.3, comprensivo delle 36 tabelle e delle 11 viste, è consegnato separatamente in docs/diagrammi in formato DBML e PDF. La figura seguente isola il sottosistema FNCSDP e i collegamenti con organizzazione e responsabile.</w:t>
+        <w:t>Il modulo FNCSDP è stato mantenuto proporzionato al Project Work e al suggerimento di revisione. Il Profilo Target descrive la postura desiderata per un soggetto NIS2; il Profilo Attuale è costituito dall’</w:t>
+      </w:r>
+      <w:proofErr w:type="spellStart"/>
+      <w:r>
+        <w:t>assessment</w:t>
+      </w:r>
+      <w:proofErr w:type="spellEnd"/>
+      <w:r>
+        <w:t xml:space="preserve"> e dalle misure rilevate sugli stessi controlli. La valutazione confronta copertura Target e Attuale, associa la maturità CMMI e calcola score e gap.</w:t>
+      </w:r>
+    </w:p>
+    <w:p>
+      <w:r>
+        <w:t xml:space="preserve">Le sei tabelle aggiunte sono: </w:t>
+      </w:r>
+      <w:proofErr w:type="spellStart"/>
+      <w:r>
+        <w:t>fncsdp_subcategory</w:t>
+      </w:r>
+      <w:proofErr w:type="spellEnd"/>
+      <w:r>
+        <w:t xml:space="preserve">; </w:t>
+      </w:r>
+      <w:proofErr w:type="spellStart"/>
+      <w:r>
+        <w:t>profilo_target_fncsdp</w:t>
+      </w:r>
+      <w:proofErr w:type="spellEnd"/>
+      <w:r>
+        <w:t xml:space="preserve">; </w:t>
+      </w:r>
+      <w:proofErr w:type="spellStart"/>
+      <w:r>
+        <w:t>controllo_target_fncsdp</w:t>
+      </w:r>
+      <w:proofErr w:type="spellEnd"/>
+      <w:r>
+        <w:t xml:space="preserve">; </w:t>
+      </w:r>
+      <w:proofErr w:type="spellStart"/>
+      <w:r>
+        <w:t>controllo_target_subcategory_fncsdp</w:t>
+      </w:r>
+      <w:proofErr w:type="spellEnd"/>
+      <w:r>
+        <w:t xml:space="preserve">; </w:t>
+      </w:r>
+      <w:proofErr w:type="spellStart"/>
+      <w:r>
+        <w:t>assessment_fncsdp</w:t>
+      </w:r>
+      <w:proofErr w:type="spellEnd"/>
+      <w:r>
+        <w:t xml:space="preserve">; </w:t>
+      </w:r>
+      <w:proofErr w:type="spellStart"/>
+      <w:r>
+        <w:t>misura_controllo_fncsdp</w:t>
+      </w:r>
+      <w:proofErr w:type="spellEnd"/>
+      <w:r>
+        <w:t>. Il mapping controllo–</w:t>
+      </w:r>
+      <w:proofErr w:type="spellStart"/>
+      <w:r>
+        <w:t>Subcategory</w:t>
+      </w:r>
+      <w:proofErr w:type="spellEnd"/>
+      <w:r>
+        <w:t xml:space="preserve"> risolve la relazione molti-a-molti e conserva il peso della coppia. Non esiste una tabella ridondante “</w:t>
+      </w:r>
+      <w:proofErr w:type="spellStart"/>
+      <w:r>
+        <w:t>profilo_attuale</w:t>
+      </w:r>
+      <w:proofErr w:type="spellEnd"/>
+      <w:r>
+        <w:t xml:space="preserve">”: il profilo misurato è determinato da </w:t>
+      </w:r>
+      <w:proofErr w:type="spellStart"/>
+      <w:r>
+        <w:t>assessment</w:t>
+      </w:r>
+      <w:proofErr w:type="spellEnd"/>
+      <w:r>
+        <w:t xml:space="preserve"> e misure. L’organizzazione è ricavata dal Target e non duplicata nell’</w:t>
+      </w:r>
+      <w:proofErr w:type="spellStart"/>
+      <w:r>
+        <w:t>assessment</w:t>
+      </w:r>
+      <w:proofErr w:type="spellEnd"/>
+      <w:r>
+        <w:t>.</w:t>
+      </w:r>
+    </w:p>
+    <w:p>
+      <w:r>
+        <w:t xml:space="preserve">Il diagramma completo ER V5.3, comprensivo delle 36 tabelle e delle 11 viste, è consegnato separatamente in </w:t>
+      </w:r>
+      <w:proofErr w:type="spellStart"/>
+      <w:r>
+        <w:t>docs</w:t>
+      </w:r>
+      <w:proofErr w:type="spellEnd"/>
+      <w:r>
+        <w:t>/diagrammi in formato DBML e PDF. La figura seguente isola il sottosistema FNCSDP e i collegamenti con organizzazione e responsabile.</w:t>
       </w:r>
     </w:p>
     <w:p>
@@ -4748,8 +6330,69 @@
         <w:pStyle w:val="Didascaliatecnica"/>
         <w:keepNext/>
       </w:pPr>
-      <w:r>
-        <w:t>Figura 3 — Dettaglio ER del modulo Assessment FNCSDP: sei tabelle normalizzate, quattro viste e collegamenti al soggetto NIS2 e all’assessor.</w:t>
+      <w:proofErr w:type="spellStart"/>
+      <w:r>
+        <w:t>Figura</w:t>
+      </w:r>
+      <w:proofErr w:type="spellEnd"/>
+      <w:r>
+        <w:t xml:space="preserve"> 3 — </w:t>
+      </w:r>
+      <w:proofErr w:type="spellStart"/>
+      <w:r>
+        <w:t>Dettaglio</w:t>
+      </w:r>
+      <w:proofErr w:type="spellEnd"/>
+      <w:r>
+        <w:t xml:space="preserve"> ER del modulo Assessment FNCSDP: sei </w:t>
+      </w:r>
+      <w:proofErr w:type="spellStart"/>
+      <w:r>
+        <w:t>tabelle</w:t>
+      </w:r>
+      <w:proofErr w:type="spellEnd"/>
+      <w:r>
+        <w:t xml:space="preserve"> </w:t>
+      </w:r>
+      <w:proofErr w:type="spellStart"/>
+      <w:r>
+        <w:t>normalizzate</w:t>
+      </w:r>
+      <w:proofErr w:type="spellEnd"/>
+      <w:r>
+        <w:t xml:space="preserve">, quattro </w:t>
+      </w:r>
+      <w:proofErr w:type="spellStart"/>
+      <w:r>
+        <w:t>viste</w:t>
+      </w:r>
+      <w:proofErr w:type="spellEnd"/>
+      <w:r>
+        <w:t xml:space="preserve"> e </w:t>
+      </w:r>
+      <w:proofErr w:type="spellStart"/>
+      <w:r>
+        <w:t>collegamenti</w:t>
+      </w:r>
+      <w:proofErr w:type="spellEnd"/>
+      <w:r>
+        <w:t xml:space="preserve"> al </w:t>
+      </w:r>
+      <w:proofErr w:type="spellStart"/>
+      <w:r>
+        <w:t>soggetto</w:t>
+      </w:r>
+      <w:proofErr w:type="spellEnd"/>
+      <w:r>
+        <w:t xml:space="preserve"> NIS2 e </w:t>
+      </w:r>
+      <w:proofErr w:type="spellStart"/>
+      <w:r>
+        <w:t>all’assessor</w:t>
+      </w:r>
+      <w:proofErr w:type="spellEnd"/>
+      <w:r>
+        <w:t>.</w:t>
       </w:r>
     </w:p>
     <w:p>
@@ -4908,12 +6551,14 @@
             <w:pPr>
               <w:jc w:val="left"/>
             </w:pPr>
+            <w:proofErr w:type="spellStart"/>
             <w:r>
               <w:rPr>
                 <w:sz w:val="21"/>
               </w:rPr>
               <w:t>servizio_componente</w:t>
             </w:r>
+            <w:proofErr w:type="spellEnd"/>
           </w:p>
         </w:tc>
         <w:tc>
@@ -4983,12 +6628,14 @@
             <w:pPr>
               <w:jc w:val="left"/>
             </w:pPr>
+            <w:proofErr w:type="spellStart"/>
             <w:r>
               <w:rPr>
                 <w:sz w:val="21"/>
               </w:rPr>
               <w:t>servizio_dipendenza_asset</w:t>
             </w:r>
+            <w:proofErr w:type="spellEnd"/>
           </w:p>
         </w:tc>
         <w:tc>
@@ -5058,12 +6705,14 @@
             <w:pPr>
               <w:jc w:val="left"/>
             </w:pPr>
+            <w:proofErr w:type="spellStart"/>
             <w:r>
               <w:rPr>
                 <w:sz w:val="21"/>
               </w:rPr>
               <w:t>asset_componente</w:t>
             </w:r>
+            <w:proofErr w:type="spellEnd"/>
           </w:p>
         </w:tc>
         <w:tc>
@@ -5133,12 +6782,14 @@
             <w:pPr>
               <w:jc w:val="left"/>
             </w:pPr>
+            <w:proofErr w:type="spellStart"/>
             <w:r>
               <w:rPr>
                 <w:sz w:val="21"/>
               </w:rPr>
               <w:t>asset_fornitore</w:t>
             </w:r>
+            <w:proofErr w:type="spellEnd"/>
           </w:p>
         </w:tc>
         <w:tc>
@@ -5208,12 +6859,14 @@
             <w:pPr>
               <w:jc w:val="left"/>
             </w:pPr>
+            <w:proofErr w:type="spellStart"/>
             <w:r>
               <w:rPr>
                 <w:sz w:val="21"/>
               </w:rPr>
               <w:t>servizio_dipendenza_fornitore</w:t>
             </w:r>
+            <w:proofErr w:type="spellEnd"/>
           </w:p>
         </w:tc>
         <w:tc>
@@ -5283,12 +6936,14 @@
             <w:pPr>
               <w:jc w:val="left"/>
             </w:pPr>
+            <w:proofErr w:type="spellStart"/>
             <w:r>
               <w:rPr>
                 <w:sz w:val="21"/>
               </w:rPr>
               <w:t>fornitore_relazione</w:t>
             </w:r>
+            <w:proofErr w:type="spellEnd"/>
           </w:p>
         </w:tc>
         <w:tc>
@@ -5323,7 +6978,23 @@
     </w:p>
     <w:p>
       <w:r>
-        <w:t>La vista vista_supply_chain_multilivello espone in modo uniforme le relazioni dirette servizio–fornitore e quelle derivate attraverso gli asset. Le tre viste gerarchiche espanse rendono consultabili i percorsi di servizio, asset e fornitore. Tutte le viste sono security_invoker, quindi rispettano l’identità e le policy del chiamante.</w:t>
+        <w:t xml:space="preserve">La vista </w:t>
+      </w:r>
+      <w:proofErr w:type="spellStart"/>
+      <w:r>
+        <w:t>vista_supply_chain_multilivello</w:t>
+      </w:r>
+      <w:proofErr w:type="spellEnd"/>
+      <w:r>
+        <w:t xml:space="preserve"> espone in modo uniforme le relazioni dirette servizio–fornitore e quelle derivate attraverso gli asset. Le tre viste gerarchiche espanse rendono consultabili i percorsi di servizio, asset e fornitore. Tutte le viste sono </w:t>
+      </w:r>
+      <w:proofErr w:type="spellStart"/>
+      <w:r>
+        <w:t>security_invoker</w:t>
+      </w:r>
+      <w:proofErr w:type="spellEnd"/>
+      <w:r>
+        <w:t>, quindi rispettano l’identità e le policy del chiamante.</w:t>
       </w:r>
     </w:p>
     <w:p>
@@ -5346,7 +7017,31 @@
     </w:p>
     <w:p>
       <w:r>
-        <w:t>La sicurezza del backend è costruita su livelli complementari. I privilegi PostgreSQL limitano le operazioni disponibili ai ruoli applicativi; le policy RLS filtrano l’accesso in base al contesto JWT; le viste security_invoker preservano le regole delle tabelle sottostanti; i trigger impediscono operazioni non ammesse dal modello di conservazione.</w:t>
+        <w:t xml:space="preserve">La sicurezza del </w:t>
+      </w:r>
+      <w:proofErr w:type="spellStart"/>
+      <w:r>
+        <w:t>backend</w:t>
+      </w:r>
+      <w:proofErr w:type="spellEnd"/>
+      <w:r>
+        <w:t xml:space="preserve"> è costruita su livelli complementari. I privilegi </w:t>
+      </w:r>
+      <w:proofErr w:type="spellStart"/>
+      <w:r>
+        <w:t>PostgreSQL</w:t>
+      </w:r>
+      <w:proofErr w:type="spellEnd"/>
+      <w:r>
+        <w:t xml:space="preserve"> limitano le operazioni disponibili ai ruoli applicativi; le policy RLS filtrano l’accesso in base al contesto JWT; le viste </w:t>
+      </w:r>
+      <w:proofErr w:type="spellStart"/>
+      <w:r>
+        <w:t>security_invoker</w:t>
+      </w:r>
+      <w:proofErr w:type="spellEnd"/>
+      <w:r>
+        <w:t xml:space="preserve"> preservano le regole delle tabelle sottostanti; i trigger impediscono operazioni non ammesse dal modello di conservazione.</w:t>
       </w:r>
     </w:p>
     <w:p>
@@ -5364,7 +7059,47 @@
     </w:p>
     <w:p>
       <w:r>
-        <w:t>La lettura e le operazioni sulle tabelle applicative sono governate congiuntamente da grant PostgreSQL, RLS e fn_accesso_operativo(). Il modello ordinario richiede una sessione aal2; l’account docentepegaso@gmail.com costituisce un’eccezione di valutazione esplicita e può operare in aal1 sulle tabelle previste. La migrazione 30 applica lo stesso criterio alle sei tabelle FNCSDP. Le tabelle di dominio e audit restano protette, anon non riceve accesso e DELETE non è disponibile.</w:t>
+        <w:t xml:space="preserve">La lettura e le operazioni sulle tabelle applicative sono governate congiuntamente da </w:t>
+      </w:r>
+      <w:proofErr w:type="spellStart"/>
+      <w:r>
+        <w:t>grant</w:t>
+      </w:r>
+      <w:proofErr w:type="spellEnd"/>
+      <w:r>
+        <w:t xml:space="preserve"> </w:t>
+      </w:r>
+      <w:proofErr w:type="spellStart"/>
+      <w:r>
+        <w:t>PostgreSQL</w:t>
+      </w:r>
+      <w:proofErr w:type="spellEnd"/>
+      <w:r>
+        <w:t xml:space="preserve">, RLS e </w:t>
+      </w:r>
+      <w:proofErr w:type="spellStart"/>
+      <w:r>
+        <w:t>fn_accesso_</w:t>
+      </w:r>
+      <w:proofErr w:type="gramStart"/>
+      <w:r>
+        <w:t>operativo</w:t>
+      </w:r>
+      <w:proofErr w:type="spellEnd"/>
+      <w:r>
+        <w:t>(</w:t>
+      </w:r>
+      <w:proofErr w:type="gramEnd"/>
+      <w:r>
+        <w:t xml:space="preserve">). Il modello ordinario richiede una sessione aal2; l’account docentepegaso@gmail.com costituisce un’eccezione di valutazione esplicita e può operare in aal1 sulle tabelle previste. La migrazione 30 applica lo stesso criterio alle sei tabelle FNCSDP. Le tabelle di dominio e audit restano protette, </w:t>
+      </w:r>
+      <w:proofErr w:type="spellStart"/>
+      <w:r>
+        <w:t>anon</w:t>
+      </w:r>
+      <w:proofErr w:type="spellEnd"/>
+      <w:r>
+        <w:t xml:space="preserve"> non riceve accesso e DELETE non è disponibile.</w:t>
       </w:r>
     </w:p>
     <w:p>
@@ -5376,13 +7111,37 @@
         <w:rPr>
           <w:rFonts w:ascii="Times New Roman" w:hAnsi="Times New Roman"/>
         </w:rPr>
-        <w:t>9.2 Ruolo anon</w:t>
+        <w:t xml:space="preserve">9.2 Ruolo </w:t>
+      </w:r>
+      <w:proofErr w:type="spellStart"/>
+      <w:r>
+        <w:rPr>
+          <w:rFonts w:ascii="Times New Roman" w:hAnsi="Times New Roman"/>
+        </w:rPr>
+        <w:t>anon</w:t>
       </w:r>
       <w:bookmarkEnd w:id="66"/>
-    </w:p>
-    <w:p>
-      <w:r>
-        <w:t>Il ruolo anon non dispone di privilegi sulle tabelle e sulle viste applicative. X17 e X18 certificano il nucleo storico; X21 riconferma zero privilegi anon sulle sei tabelle e sulle quattro viste FNCSDP. Questa scelta riduce l’esposizione della superficie dati e impedisce che una richiesta non autenticata raggiunga direttamente il modello relazionale.</w:t>
+      <w:proofErr w:type="spellEnd"/>
+    </w:p>
+    <w:p>
+      <w:r>
+        <w:t xml:space="preserve">Il ruolo </w:t>
+      </w:r>
+      <w:proofErr w:type="spellStart"/>
+      <w:r>
+        <w:t>anon</w:t>
+      </w:r>
+      <w:proofErr w:type="spellEnd"/>
+      <w:r>
+        <w:t xml:space="preserve"> non dispone di privilegi sulle tabelle e sulle viste applicative. X17 e X18 certificano il nucleo storico; X21 riconferma zero privilegi </w:t>
+      </w:r>
+      <w:proofErr w:type="spellStart"/>
+      <w:r>
+        <w:t>anon</w:t>
+      </w:r>
+      <w:proofErr w:type="spellEnd"/>
+      <w:r>
+        <w:t xml:space="preserve"> sulle sei tabelle e sulle quattro viste FNCSDP. Questa scelta riduce l’esposizione della superficie dati e impedisce che una richiesta non autenticata raggiunga direttamente il modello relazionale.</w:t>
       </w:r>
     </w:p>
     <w:p>
@@ -5401,7 +7160,15 @@
     </w:p>
     <w:p>
       <w:r>
-        <w:t>Non esistono policy DELETE né privilegi DELETE per authenticated. A questa protezione applicativa si aggiungono ventuno trigger BEFORE DELETE: quindici sul modello precedente e sei sulle tabelle FNCSDP. La cancellazione fisica è quindi impedita anche durante le operazioni amministrative ordinarie, mentre l’archiviazione logica conserva lo storico.</w:t>
+        <w:t xml:space="preserve">Non esistono policy DELETE né privilegi DELETE per </w:t>
+      </w:r>
+      <w:proofErr w:type="spellStart"/>
+      <w:r>
+        <w:t>authenticated</w:t>
+      </w:r>
+      <w:proofErr w:type="spellEnd"/>
+      <w:r>
+        <w:t>. A questa protezione applicativa si aggiungono ventuno trigger BEFORE DELETE: quindici sul modello precedente e sei sulle tabelle FNCSDP. La cancellazione fisica è quindi impedita anche durante le operazioni amministrative ordinarie, mentre l’archiviazione logica conserva lo storico.</w:t>
       </w:r>
     </w:p>
     <w:p>
@@ -5437,7 +7204,44 @@
     </w:p>
     <w:p>
       <w:r>
-        <w:t>La funzione public.fn_accesso_operativo() concentra il criterio di autorizzazione usato dalle policy di scrittura: restituisce vero per le sessioni aal2 e per docentepegaso@gmail.com, restituisce falso per l’utenza obsoleta e non è eseguibile da anon. L’eccezione è limitata al contesto di valutazione del Project Work e non sostituisce il modello ordinario MFA. L’utenza obsoleta docenteunitopegaso@gmail.com è stata rimossa da Supabase Auth; gli eventuali riferimenti storici restano nell’Audit Log.</w:t>
+        <w:t xml:space="preserve">La funzione </w:t>
+      </w:r>
+      <w:proofErr w:type="spellStart"/>
+      <w:proofErr w:type="gramStart"/>
+      <w:r>
+        <w:t>public.fn</w:t>
+      </w:r>
+      <w:proofErr w:type="gramEnd"/>
+      <w:r>
+        <w:t>_accesso_operativo</w:t>
+      </w:r>
+      <w:proofErr w:type="spellEnd"/>
+      <w:r>
+        <w:t xml:space="preserve">() concentra il criterio di autorizzazione usato dalle policy di scrittura: restituisce vero per le sessioni aal2 e per docentepegaso@gmail.com, restituisce falso per l’utenza obsoleta e non è eseguibile da </w:t>
+      </w:r>
+      <w:proofErr w:type="spellStart"/>
+      <w:r>
+        <w:t>anon</w:t>
+      </w:r>
+      <w:proofErr w:type="spellEnd"/>
+      <w:r>
+        <w:t xml:space="preserve">. L’eccezione è limitata al contesto di valutazione del Project Work e non sostituisce il modello ordinario MFA. L’utenza obsoleta docenteunitopegaso@gmail.com è stata rimossa da </w:t>
+      </w:r>
+      <w:proofErr w:type="spellStart"/>
+      <w:r>
+        <w:t>Supabase</w:t>
+      </w:r>
+      <w:proofErr w:type="spellEnd"/>
+      <w:r>
+        <w:t xml:space="preserve"> </w:t>
+      </w:r>
+      <w:proofErr w:type="spellStart"/>
+      <w:r>
+        <w:t>Auth</w:t>
+      </w:r>
+      <w:proofErr w:type="spellEnd"/>
+      <w:r>
+        <w:t>; gli eventuali riferimenti storici restano nell’Audit Log.</w:t>
       </w:r>
     </w:p>
     <w:p>
@@ -5455,7 +7259,63 @@
     </w:p>
     <w:p>
       <w:r>
-        <w:t>Il sistema di audit consolidato è uno degli elementi centrali del backend. La funzione fn_audit_generico copre il modello operativo storico; lo script 27 porta la copertura a quindici tabelle. La migrazione 30 aggiunge fn_audit_fncsdp e sei trigger dedicati, portando a ventuno le tabelle tracciate. Lo script 29 introduce inoltre fn_registra_accesso_applicativo(), utilizzata dal frontend per registrare LOGIN, LOGOUT e MFA_VERIFICATA senza consentire scritture dirette arbitrarie in audit_log.</w:t>
+        <w:t xml:space="preserve">Il sistema di audit consolidato è uno degli elementi centrali del </w:t>
+      </w:r>
+      <w:proofErr w:type="spellStart"/>
+      <w:r>
+        <w:t>backend</w:t>
+      </w:r>
+      <w:proofErr w:type="spellEnd"/>
+      <w:r>
+        <w:t xml:space="preserve">. La funzione </w:t>
+      </w:r>
+      <w:proofErr w:type="spellStart"/>
+      <w:r>
+        <w:t>fn_audit_generico</w:t>
+      </w:r>
+      <w:proofErr w:type="spellEnd"/>
+      <w:r>
+        <w:t xml:space="preserve"> copre il modello operativo storico; lo script 27 porta la copertura a quindici tabelle. La migrazione 30 aggiunge </w:t>
+      </w:r>
+      <w:proofErr w:type="spellStart"/>
+      <w:r>
+        <w:t>fn_audit_fncsdp</w:t>
+      </w:r>
+      <w:proofErr w:type="spellEnd"/>
+      <w:r>
+        <w:t xml:space="preserve"> e sei trigger dedicati, portando a ventuno le tabelle tracciate. Lo script 29 introduce inoltre </w:t>
+      </w:r>
+      <w:proofErr w:type="spellStart"/>
+      <w:r>
+        <w:t>fn_registra_accesso_</w:t>
+      </w:r>
+      <w:proofErr w:type="gramStart"/>
+      <w:r>
+        <w:t>applicativo</w:t>
+      </w:r>
+      <w:proofErr w:type="spellEnd"/>
+      <w:r>
+        <w:t>(</w:t>
+      </w:r>
+      <w:proofErr w:type="gramEnd"/>
+      <w:r>
+        <w:t xml:space="preserve">), utilizzata dal </w:t>
+      </w:r>
+      <w:proofErr w:type="spellStart"/>
+      <w:r>
+        <w:t>frontend</w:t>
+      </w:r>
+      <w:proofErr w:type="spellEnd"/>
+      <w:r>
+        <w:t xml:space="preserve"> per registrare LOGIN, LOGOUT e MFA_VERIFICATA senza consentire scritture dirette arbitrarie in </w:t>
+      </w:r>
+      <w:proofErr w:type="spellStart"/>
+      <w:r>
+        <w:t>audit_log</w:t>
+      </w:r>
+      <w:proofErr w:type="spellEnd"/>
+      <w:r>
+        <w:t>.</w:t>
       </w:r>
     </w:p>
     <w:tbl>
@@ -5626,7 +7486,35 @@
               <w:rPr>
                 <w:sz w:val="21"/>
               </w:rPr>
-              <w:t>Riferimenti ad asset, servizio, fornitore, Profilo Target, assessment, controllo e Subcategory quando disponibili</w:t>
+              <w:t xml:space="preserve">Riferimenti ad asset, servizio, fornitore, Profilo Target, </w:t>
+            </w:r>
+            <w:proofErr w:type="spellStart"/>
+            <w:r>
+              <w:rPr>
+                <w:sz w:val="21"/>
+              </w:rPr>
+              <w:t>assessment</w:t>
+            </w:r>
+            <w:proofErr w:type="spellEnd"/>
+            <w:r>
+              <w:rPr>
+                <w:sz w:val="21"/>
+              </w:rPr>
+              <w:t xml:space="preserve">, controllo e </w:t>
+            </w:r>
+            <w:proofErr w:type="spellStart"/>
+            <w:r>
+              <w:rPr>
+                <w:sz w:val="21"/>
+              </w:rPr>
+              <w:t>Subcategory</w:t>
+            </w:r>
+            <w:proofErr w:type="spellEnd"/>
+            <w:r>
+              <w:rPr>
+                <w:sz w:val="21"/>
+              </w:rPr>
+              <w:t xml:space="preserve"> quando disponibili</w:t>
             </w:r>
           </w:p>
         </w:tc>
@@ -5831,12 +7719,28 @@
             <w:pPr>
               <w:jc w:val="left"/>
             </w:pPr>
+            <w:proofErr w:type="spellStart"/>
             <w:r>
               <w:rPr>
                 <w:sz w:val="21"/>
               </w:rPr>
-              <w:t>vista_audit_dettagliato con contesto leggibile e security_invoker</w:t>
-            </w:r>
+              <w:t>vista_audit_dettagliato</w:t>
+            </w:r>
+            <w:proofErr w:type="spellEnd"/>
+            <w:r>
+              <w:rPr>
+                <w:sz w:val="21"/>
+              </w:rPr>
+              <w:t xml:space="preserve"> con contesto leggibile e </w:t>
+            </w:r>
+            <w:proofErr w:type="spellStart"/>
+            <w:r>
+              <w:rPr>
+                <w:sz w:val="21"/>
+              </w:rPr>
+              <w:t>security_invoker</w:t>
+            </w:r>
+            <w:proofErr w:type="spellEnd"/>
           </w:p>
         </w:tc>
       </w:tr>
@@ -5852,7 +7756,15 @@
       </w:r>
       <w:r>
         <w:lastRenderedPageBreak/>
-        <w:t>approvazione del Target, creazione dell’assessment, sei misure e completamento. Il filtro Audit Log collega correttamente codici PT e ASS agli eventi delle misure e l’esportazione mantiene gli stessi criteri di ricerca.</w:t>
+        <w:t>approvazione del Target, creazione dell’</w:t>
+      </w:r>
+      <w:proofErr w:type="spellStart"/>
+      <w:r>
+        <w:t>assessment</w:t>
+      </w:r>
+      <w:proofErr w:type="spellEnd"/>
+      <w:r>
+        <w:t>, sei misure e completamento. Il filtro Audit Log collega correttamente codici PT e ASS agli eventi delle misure e l’esportazione mantiene gli stessi criteri di ricerca.</w:t>
       </w:r>
     </w:p>
     <w:p>
@@ -6051,8 +7963,44 @@
               <w:rPr>
                 <w:sz w:val="21"/>
               </w:rPr>
-              <w:t>attiva, archiviato_il, archiviato_da, motivo_archiviazione</w:t>
-            </w:r>
+              <w:t xml:space="preserve">attiva, </w:t>
+            </w:r>
+            <w:proofErr w:type="spellStart"/>
+            <w:r>
+              <w:rPr>
+                <w:sz w:val="21"/>
+              </w:rPr>
+              <w:t>archiviato_il</w:t>
+            </w:r>
+            <w:proofErr w:type="spellEnd"/>
+            <w:r>
+              <w:rPr>
+                <w:sz w:val="21"/>
+              </w:rPr>
+              <w:t xml:space="preserve">, </w:t>
+            </w:r>
+            <w:proofErr w:type="spellStart"/>
+            <w:r>
+              <w:rPr>
+                <w:sz w:val="21"/>
+              </w:rPr>
+              <w:t>archiviato_da</w:t>
+            </w:r>
+            <w:proofErr w:type="spellEnd"/>
+            <w:r>
+              <w:rPr>
+                <w:sz w:val="21"/>
+              </w:rPr>
+              <w:t xml:space="preserve">, </w:t>
+            </w:r>
+            <w:proofErr w:type="spellStart"/>
+            <w:r>
+              <w:rPr>
+                <w:sz w:val="21"/>
+              </w:rPr>
+              <w:t>motivo_archiviazione</w:t>
+            </w:r>
+            <w:proofErr w:type="spellEnd"/>
           </w:p>
         </w:tc>
       </w:tr>
@@ -6129,8 +8077,44 @@
               <w:rPr>
                 <w:sz w:val="21"/>
               </w:rPr>
-              <w:t>attiva, valido_dal, valido_al o motivo_cessazione</w:t>
-            </w:r>
+              <w:t xml:space="preserve">attiva, </w:t>
+            </w:r>
+            <w:proofErr w:type="spellStart"/>
+            <w:r>
+              <w:rPr>
+                <w:sz w:val="21"/>
+              </w:rPr>
+              <w:t>valido_dal</w:t>
+            </w:r>
+            <w:proofErr w:type="spellEnd"/>
+            <w:r>
+              <w:rPr>
+                <w:sz w:val="21"/>
+              </w:rPr>
+              <w:t xml:space="preserve">, </w:t>
+            </w:r>
+            <w:proofErr w:type="spellStart"/>
+            <w:r>
+              <w:rPr>
+                <w:sz w:val="21"/>
+              </w:rPr>
+              <w:t>valido_al</w:t>
+            </w:r>
+            <w:proofErr w:type="spellEnd"/>
+            <w:r>
+              <w:rPr>
+                <w:sz w:val="21"/>
+              </w:rPr>
+              <w:t xml:space="preserve"> o </w:t>
+            </w:r>
+            <w:proofErr w:type="spellStart"/>
+            <w:r>
+              <w:rPr>
+                <w:sz w:val="21"/>
+              </w:rPr>
+              <w:t>motivo_cessazione</w:t>
+            </w:r>
+            <w:proofErr w:type="spellEnd"/>
           </w:p>
         </w:tc>
       </w:tr>
@@ -6142,17 +8126,41 @@
     </w:p>
     <w:p>
       <w:r>
-        <w:t>Nelle tabelle standard, la funzione fn_gestisci_archiviazione_logica valorizza automaticamente data e utente quando attiva passa a false e rimuove i metadati quando il record torna attivo. Le relazioni storicizzate mantengono invece il proprio periodo di validità e i vincoli già introdotti dagli script 13–16.</w:t>
-      </w:r>
-    </w:p>
-    <w:p>
-      <w:r>
-        <w:t>La funzione fn_blocca_cancellazione_fisica viene richiamata da ventuno trigger BEFORE DELETE. In parallelo, tutti i vincoli ON DELETE CASCADE sono stati sostituiti con RESTRICT. Le sei tabelle FNCSDP riutilizzano lo stesso principio di conservazione, con metadati di archiviazione e trigger dedicati.</w:t>
-      </w:r>
-    </w:p>
-    <w:p>
-      <w:r>
-        <w:t>X17 conferma zero anomalie strutturali nel nucleo storico; X21 verifica le stesse garanzie nel modulo FNCSDP, comprese coerenza tra copertura e maturità, assenza di mapping orfani, misure riferite ai controlli del Target corretto e immutabilità di Target approvati e assessment completati.</w:t>
+        <w:t xml:space="preserve">Nelle tabelle standard, la funzione </w:t>
+      </w:r>
+      <w:proofErr w:type="spellStart"/>
+      <w:r>
+        <w:t>fn_gestisci_archiviazione_logica</w:t>
+      </w:r>
+      <w:proofErr w:type="spellEnd"/>
+      <w:r>
+        <w:t xml:space="preserve"> valorizza automaticamente data e utente quando attiva passa a false e rimuove i metadati quando il record torna attivo. Le relazioni storicizzate mantengono invece il proprio periodo di validità e i vincoli già introdotti dagli script 13–16.</w:t>
+      </w:r>
+    </w:p>
+    <w:p>
+      <w:r>
+        <w:t xml:space="preserve">La funzione </w:t>
+      </w:r>
+      <w:proofErr w:type="spellStart"/>
+      <w:r>
+        <w:t>fn_blocca_cancellazione_fisica</w:t>
+      </w:r>
+      <w:proofErr w:type="spellEnd"/>
+      <w:r>
+        <w:t xml:space="preserve"> viene richiamata da ventuno trigger BEFORE DELETE. In parallelo, tutti i vincoli ON DELETE CASCADE sono stati sostituiti con RESTRICT. Le sei tabelle FNCSDP riutilizzano lo stesso principio di conservazione, con metadati di archiviazione e trigger dedicati.</w:t>
+      </w:r>
+    </w:p>
+    <w:p>
+      <w:r>
+        <w:t xml:space="preserve">X17 conferma zero anomalie strutturali nel nucleo storico; X21 verifica le stesse garanzie nel modulo FNCSDP, comprese coerenza tra copertura e maturità, assenza di mapping orfani, misure riferite ai controlli del Target corretto e immutabilità di Target approvati e </w:t>
+      </w:r>
+      <w:proofErr w:type="spellStart"/>
+      <w:r>
+        <w:t>assessment</w:t>
+      </w:r>
+      <w:proofErr w:type="spellEnd"/>
+      <w:r>
+        <w:t xml:space="preserve"> completati.</w:t>
       </w:r>
     </w:p>
     <w:p>
@@ -6170,7 +8178,15 @@
     </w:p>
     <w:p>
       <w:r>
-        <w:t>Le viste separano il modello fisico dalle esigenze di consultazione, esportazione e integrazione. Alle sette viste consolidate si aggiungono quattro viste FNCSDP che espongono Target, controlli, Profili Attuali e valutazione analitica. Tutte le undici viste sono security_invoker e non aggirano la RLS delle tabelle sottostanti.</w:t>
+        <w:t xml:space="preserve">Le viste separano il modello fisico dalle esigenze di consultazione, esportazione e integrazione. Alle sette viste consolidate si aggiungono quattro viste FNCSDP che espongono Target, controlli, Profili Attuali e valutazione analitica. Tutte le undici viste sono </w:t>
+      </w:r>
+      <w:proofErr w:type="spellStart"/>
+      <w:r>
+        <w:t>security_invoker</w:t>
+      </w:r>
+      <w:proofErr w:type="spellEnd"/>
+      <w:r>
+        <w:t xml:space="preserve"> e non aggirano la RLS delle tabelle sottostanti.</w:t>
       </w:r>
     </w:p>
     <w:tbl>
@@ -6266,12 +8282,14 @@
               <w:spacing w:after="0"/>
               <w:jc w:val="left"/>
             </w:pPr>
+            <w:proofErr w:type="spellStart"/>
             <w:r>
               <w:rPr>
                 <w:sz w:val="21"/>
               </w:rPr>
               <w:t>vista_esportazione_acn_assets</w:t>
             </w:r>
+            <w:proofErr w:type="spellEnd"/>
           </w:p>
         </w:tc>
         <w:tc>
@@ -6320,12 +8338,14 @@
               <w:spacing w:after="0"/>
               <w:jc w:val="left"/>
             </w:pPr>
+            <w:proofErr w:type="spellStart"/>
             <w:r>
               <w:rPr>
                 <w:sz w:val="21"/>
               </w:rPr>
               <w:t>vista_reporting_servizi_critici</w:t>
             </w:r>
+            <w:proofErr w:type="spellEnd"/>
           </w:p>
         </w:tc>
         <w:tc>
@@ -6374,12 +8394,14 @@
               <w:spacing w:after="0"/>
               <w:jc w:val="left"/>
             </w:pPr>
+            <w:proofErr w:type="spellStart"/>
             <w:r>
               <w:rPr>
                 <w:sz w:val="21"/>
               </w:rPr>
               <w:t>vista_gerarchia_servizi_espansa</w:t>
             </w:r>
+            <w:proofErr w:type="spellEnd"/>
           </w:p>
         </w:tc>
         <w:tc>
@@ -6428,6 +8450,7 @@
               <w:spacing w:after="0"/>
               <w:jc w:val="left"/>
             </w:pPr>
+            <w:proofErr w:type="spellStart"/>
             <w:r>
               <w:rPr>
                 <w:sz w:val="21"/>
@@ -6435,6 +8458,7 @@
               <w:lastRenderedPageBreak/>
               <w:t>vista_gerarchia_asset_espansa</w:t>
             </w:r>
+            <w:proofErr w:type="spellEnd"/>
           </w:p>
         </w:tc>
         <w:tc>
@@ -6483,12 +8507,14 @@
               <w:spacing w:after="0"/>
               <w:jc w:val="left"/>
             </w:pPr>
+            <w:proofErr w:type="spellStart"/>
             <w:r>
               <w:rPr>
                 <w:sz w:val="21"/>
               </w:rPr>
               <w:t>vista_gerarchia_fornitori_espansa</w:t>
             </w:r>
+            <w:proofErr w:type="spellEnd"/>
           </w:p>
         </w:tc>
         <w:tc>
@@ -6537,12 +8563,14 @@
               <w:spacing w:after="0"/>
               <w:jc w:val="left"/>
             </w:pPr>
+            <w:proofErr w:type="spellStart"/>
             <w:r>
               <w:rPr>
                 <w:sz w:val="21"/>
               </w:rPr>
               <w:t>vista_supply_chain_multilivello</w:t>
             </w:r>
+            <w:proofErr w:type="spellEnd"/>
           </w:p>
         </w:tc>
         <w:tc>
@@ -6591,12 +8619,14 @@
               <w:spacing w:after="0"/>
               <w:jc w:val="left"/>
             </w:pPr>
+            <w:proofErr w:type="spellStart"/>
             <w:r>
               <w:rPr>
                 <w:sz w:val="21"/>
               </w:rPr>
               <w:t>vista_audit_dettagliato</w:t>
             </w:r>
+            <w:proofErr w:type="spellEnd"/>
           </w:p>
         </w:tc>
         <w:tc>
@@ -6645,12 +8675,14 @@
               <w:spacing w:after="0"/>
               <w:jc w:val="left"/>
             </w:pPr>
+            <w:proofErr w:type="spellStart"/>
             <w:r>
               <w:rPr>
                 <w:sz w:val="21"/>
               </w:rPr>
               <w:t>vista_profili_target_fncsdp</w:t>
             </w:r>
+            <w:proofErr w:type="spellEnd"/>
           </w:p>
         </w:tc>
         <w:tc>
@@ -6699,12 +8731,14 @@
               <w:spacing w:after="0"/>
               <w:jc w:val="left"/>
             </w:pPr>
+            <w:proofErr w:type="spellStart"/>
             <w:r>
               <w:rPr>
                 <w:sz w:val="21"/>
               </w:rPr>
               <w:t>vista_controlli_target_fncsdp</w:t>
             </w:r>
+            <w:proofErr w:type="spellEnd"/>
           </w:p>
         </w:tc>
         <w:tc>
@@ -6727,7 +8761,21 @@
               <w:rPr>
                 <w:sz w:val="21"/>
               </w:rPr>
-              <w:t>Controlli, Subcategory, pesi e copertura desiderata</w:t>
+              <w:t xml:space="preserve">Controlli, </w:t>
+            </w:r>
+            <w:proofErr w:type="spellStart"/>
+            <w:r>
+              <w:rPr>
+                <w:sz w:val="21"/>
+              </w:rPr>
+              <w:t>Subcategory</w:t>
+            </w:r>
+            <w:proofErr w:type="spellEnd"/>
+            <w:r>
+              <w:rPr>
+                <w:sz w:val="21"/>
+              </w:rPr>
+              <w:t>, pesi e copertura desiderata</w:t>
             </w:r>
           </w:p>
         </w:tc>
@@ -6753,12 +8801,14 @@
               <w:spacing w:after="0"/>
               <w:jc w:val="left"/>
             </w:pPr>
+            <w:proofErr w:type="spellStart"/>
             <w:r>
               <w:rPr>
                 <w:sz w:val="21"/>
               </w:rPr>
               <w:t>vista_profili_attuali_fncsdp</w:t>
             </w:r>
+            <w:proofErr w:type="spellEnd"/>
           </w:p>
         </w:tc>
         <w:tc>
@@ -6781,8 +8831,16 @@
               <w:rPr>
                 <w:sz w:val="21"/>
               </w:rPr>
-              <w:t>Avanzamento, score, gap e maturità degli assessment</w:t>
-            </w:r>
+              <w:t xml:space="preserve">Avanzamento, score, gap e maturità degli </w:t>
+            </w:r>
+            <w:proofErr w:type="spellStart"/>
+            <w:r>
+              <w:rPr>
+                <w:sz w:val="21"/>
+              </w:rPr>
+              <w:t>assessment</w:t>
+            </w:r>
+            <w:proofErr w:type="spellEnd"/>
           </w:p>
         </w:tc>
       </w:tr>
@@ -6807,12 +8865,14 @@
               <w:spacing w:after="0"/>
               <w:jc w:val="left"/>
             </w:pPr>
+            <w:proofErr w:type="spellStart"/>
             <w:r>
               <w:rPr>
                 <w:sz w:val="21"/>
               </w:rPr>
               <w:t>vista_valutazione_fncsdp</w:t>
             </w:r>
+            <w:proofErr w:type="spellEnd"/>
           </w:p>
         </w:tc>
         <w:tc>
@@ -6862,12 +8922,28 @@
         <w:rPr>
           <w:rFonts w:ascii="Times New Roman" w:hAnsi="Times New Roman"/>
         </w:rPr>
-        <w:t>13. Verifica finale e validazioni successive del backend</w:t>
-      </w:r>
-    </w:p>
-    <w:p>
-      <w:r>
-        <w:t>X17 rappresenta il controllo di chiusura strutturale del nucleo backend fino alla migrazione 21. X18–X20 estendono la verifica a utenze, qualità e audit degli accessi. X21 costituisce la verifica conclusiva del modello V5.3: controlla 36 tabelle, 11 viste, 3FN, RLS, privilegi, trigger, catalogo ID.AM, mapping, misure, metriche e immutabilità. Le due esecuzioni</w:t>
+        <w:t xml:space="preserve">13. Verifica finale e validazioni successive del </w:t>
+      </w:r>
+      <w:proofErr w:type="spellStart"/>
+      <w:r>
+        <w:rPr>
+          <w:rFonts w:ascii="Times New Roman" w:hAnsi="Times New Roman"/>
+        </w:rPr>
+        <w:t>backend</w:t>
+      </w:r>
+      <w:proofErr w:type="spellEnd"/>
+    </w:p>
+    <w:p>
+      <w:r>
+        <w:t xml:space="preserve">X17 rappresenta il controllo di chiusura strutturale del nucleo </w:t>
+      </w:r>
+      <w:proofErr w:type="spellStart"/>
+      <w:r>
+        <w:t>backend</w:t>
+      </w:r>
+      <w:proofErr w:type="spellEnd"/>
+      <w:r>
+        <w:t xml:space="preserve"> fino alla migrazione 21. X18–X20 estendono la verifica a utenze, qualità e audit degli accessi. X21 costituisce la verifica conclusiva del modello V5.3: controlla 36 tabelle, 11 viste, 3FN, RLS, privilegi, trigger, catalogo ID.AM, mapping, misure, metriche e immutabilità. Le due esecuzioni</w:t>
       </w:r>
       <w:r>
         <w:t xml:space="preserve"> </w:t>
@@ -7259,8 +9335,16 @@
               <w:rPr>
                 <w:sz w:val="21"/>
               </w:rPr>
-              <w:t>Privilegi anon</w:t>
-            </w:r>
+              <w:t xml:space="preserve">Privilegi </w:t>
+            </w:r>
+            <w:proofErr w:type="spellStart"/>
+            <w:r>
+              <w:rPr>
+                <w:sz w:val="21"/>
+              </w:rPr>
+              <w:t>anon</w:t>
+            </w:r>
+            <w:proofErr w:type="spellEnd"/>
           </w:p>
         </w:tc>
         <w:tc>
@@ -7962,8 +10046,16 @@
               <w:rPr>
                 <w:sz w:val="21"/>
               </w:rPr>
-              <w:t>Protezione di audit_log</w:t>
-            </w:r>
+              <w:t xml:space="preserve">Protezione di </w:t>
+            </w:r>
+            <w:proofErr w:type="spellStart"/>
+            <w:r>
+              <w:rPr>
+                <w:sz w:val="21"/>
+              </w:rPr>
+              <w:t>audit_log</w:t>
+            </w:r>
+            <w:proofErr w:type="spellEnd"/>
           </w:p>
         </w:tc>
         <w:tc>
@@ -8196,7 +10288,21 @@
               <w:rPr>
                 <w:sz w:val="21"/>
               </w:rPr>
-              <w:t>X17 - chiusura backend storico</w:t>
+              <w:t xml:space="preserve">X17 - chiusura </w:t>
+            </w:r>
+            <w:proofErr w:type="spellStart"/>
+            <w:r>
+              <w:rPr>
+                <w:sz w:val="21"/>
+              </w:rPr>
+              <w:t>backend</w:t>
+            </w:r>
+            <w:proofErr w:type="spellEnd"/>
+            <w:r>
+              <w:rPr>
+                <w:sz w:val="21"/>
+              </w:rPr>
+              <w:t xml:space="preserve"> storico</w:t>
             </w:r>
           </w:p>
         </w:tc>
@@ -8508,7 +10614,21 @@
               <w:rPr>
                 <w:sz w:val="21"/>
               </w:rPr>
-              <w:t>X21 - Assessment FNCSDP</w:t>
+              <w:t xml:space="preserve">X21 - </w:t>
+            </w:r>
+            <w:proofErr w:type="spellStart"/>
+            <w:r>
+              <w:rPr>
+                <w:sz w:val="21"/>
+              </w:rPr>
+              <w:t>Assessment</w:t>
+            </w:r>
+            <w:proofErr w:type="spellEnd"/>
+            <w:r>
+              <w:rPr>
+                <w:sz w:val="21"/>
+              </w:rPr>
+              <w:t xml:space="preserve"> FNCSDP</w:t>
             </w:r>
           </w:p>
         </w:tc>
@@ -8545,7 +10665,15 @@
     </w:p>
     <w:p>
       <w:r>
-        <w:t>Tra le metriche strutturali finali figurano trentasei tabelle, zero tabelle senza RLS, zero privilegi anon, zero policy DELETE, ventuno trigger di audit, ventuno trigger di blocco DELETE, sedici trigger di archiviazione standard, cinque relazioni temporali, zero chiavi esterne CASCADE, zero vincoli non validati, zero indici non validi e undici viste presenti. Il collaudo FNCSDP ha completato sei misure, prodotto score 67%, gap 33% e maturità media indicativa 3,17/5, quindi ha generato un XLSX a cinque fogli e gli eventi correlati nell’Audit Log.</w:t>
+        <w:t xml:space="preserve">Tra le metriche strutturali finali figurano trentasei tabelle, zero tabelle senza RLS, zero privilegi </w:t>
+      </w:r>
+      <w:proofErr w:type="spellStart"/>
+      <w:r>
+        <w:t>anon</w:t>
+      </w:r>
+      <w:proofErr w:type="spellEnd"/>
+      <w:r>
+        <w:t>, zero policy DELETE, ventuno trigger di audit, ventuno trigger di blocco DELETE, sedici trigger di archiviazione standard, cinque relazioni temporali, zero chiavi esterne CASCADE, zero vincoli non validati, zero indici non validi e undici viste presenti. Il collaudo FNCSDP ha completato sei misure, prodotto score 67%, gap 33% e maturità media indicativa 3,17/5, quindi ha generato un XLSX a cinque fogli e gli eventi correlati nell’Audit Log.</w:t>
       </w:r>
     </w:p>
     <w:tbl>
@@ -8577,7 +10705,15 @@
           </w:tcPr>
           <w:p>
             <w:r>
-              <w:t>La verifica del database non può certificare la presenza fisica e l’ordine dei file nel repository o nella copia locale. Questa parte della riproducibilità viene controllata attraverso la matrice documentale e il workflow di versionamento descritto nella sezione successiva.</w:t>
+              <w:t xml:space="preserve">La verifica del database non può certificare la presenza fisica e l’ordine dei file nel repository o nella copia locale. Questa parte della riproducibilità viene controllata attraverso la matrice documentale e il workflow di </w:t>
+            </w:r>
+            <w:proofErr w:type="spellStart"/>
+            <w:r>
+              <w:t>versionamento</w:t>
+            </w:r>
+            <w:proofErr w:type="spellEnd"/>
+            <w:r>
+              <w:t xml:space="preserve"> descritto nella sezione successiva.</w:t>
             </w:r>
           </w:p>
         </w:tc>
@@ -8603,17 +10739,89 @@
     </w:p>
     <w:p>
       <w:r>
-        <w:t>La riproducibilità del progetto dipende dall’allineamento tra stato del database, file SQL e documentazione. Gli script produttivi sono numerati da 01 a 30; gli strumenti diagnostici da X1 a X21. Ogni migrazione è conservata soltanto dopo la verifica su Supabase e accompagnata da un messaggio di commit descrittivo.</w:t>
-      </w:r>
-    </w:p>
-    <w:p>
-      <w:r>
-        <w:t>Il repository è organizzato in tre aree principali: sql per migrazioni e diagnostiche, src per il codice applicativo e docs per diagrammi e relazioni tecniche. index.html e README.md si trovano nella radice. Il README.md principale integra anche l’indice documentale e la mappa dei principali file contenuti in docs.</w:t>
-      </w:r>
-    </w:p>
-    <w:p>
-      <w:r>
-        <w:t>La pipeline non deve essere interpretata come un singolo script monolitico. Il suo valore risiede nella sequenza: ogni file documenta una decisione, una correzione o un hardening e può essere collegato alla diagnostica che lo ha preceduto o seguito. La catena di custodia adottata è Supabase → GitHub main → ZIP locale: il database è lo stato operativo, GitHub è la fonte del codice e lo ZIP è la copia di sicurezza aggiornata.</w:t>
+        <w:t xml:space="preserve">La riproducibilità del progetto dipende dall’allineamento tra stato del database, file SQL e documentazione. Gli script produttivi sono numerati da 01 a 30; gli strumenti diagnostici da X1 a X21. Ogni migrazione è conservata soltanto dopo la verifica su </w:t>
+      </w:r>
+      <w:proofErr w:type="spellStart"/>
+      <w:r>
+        <w:t>Supabase</w:t>
+      </w:r>
+      <w:proofErr w:type="spellEnd"/>
+      <w:r>
+        <w:t xml:space="preserve"> e accompagnata da un messaggio di </w:t>
+      </w:r>
+      <w:proofErr w:type="spellStart"/>
+      <w:r>
+        <w:t>commit</w:t>
+      </w:r>
+      <w:proofErr w:type="spellEnd"/>
+      <w:r>
+        <w:t xml:space="preserve"> descrittivo.</w:t>
+      </w:r>
+    </w:p>
+    <w:p>
+      <w:r>
+        <w:t xml:space="preserve">Il repository è organizzato in tre aree principali: </w:t>
+      </w:r>
+      <w:proofErr w:type="spellStart"/>
+      <w:r>
+        <w:t>sql</w:t>
+      </w:r>
+      <w:proofErr w:type="spellEnd"/>
+      <w:r>
+        <w:t xml:space="preserve"> per migrazioni e diagnostiche, </w:t>
+      </w:r>
+      <w:proofErr w:type="spellStart"/>
+      <w:r>
+        <w:t>src</w:t>
+      </w:r>
+      <w:proofErr w:type="spellEnd"/>
+      <w:r>
+        <w:t xml:space="preserve"> per il codice applicativo e </w:t>
+      </w:r>
+      <w:proofErr w:type="spellStart"/>
+      <w:r>
+        <w:t>docs</w:t>
+      </w:r>
+      <w:proofErr w:type="spellEnd"/>
+      <w:r>
+        <w:t xml:space="preserve"> per diagrammi e relazioni tecniche. index.html e README.md si trovano nella radice. Il README.md principale integra anche l’indice documentale e la mappa dei principali file contenuti in </w:t>
+      </w:r>
+      <w:proofErr w:type="spellStart"/>
+      <w:r>
+        <w:t>docs</w:t>
+      </w:r>
+      <w:proofErr w:type="spellEnd"/>
+      <w:r>
+        <w:t>.</w:t>
+      </w:r>
+    </w:p>
+    <w:p>
+      <w:r>
+        <w:t xml:space="preserve">La pipeline non deve essere interpretata come un singolo script monolitico. Il suo valore risiede nella sequenza: ogni file documenta una decisione, una correzione o un </w:t>
+      </w:r>
+      <w:proofErr w:type="spellStart"/>
+      <w:r>
+        <w:t>hardening</w:t>
+      </w:r>
+      <w:proofErr w:type="spellEnd"/>
+      <w:r>
+        <w:t xml:space="preserve"> e può essere collegato alla diagnostica che lo ha preceduto o seguito. La catena di custodia adottata è </w:t>
+      </w:r>
+      <w:proofErr w:type="spellStart"/>
+      <w:r>
+        <w:t>Supabase</w:t>
+      </w:r>
+      <w:proofErr w:type="spellEnd"/>
+      <w:r>
+        <w:t xml:space="preserve"> → GitHub </w:t>
+      </w:r>
+      <w:proofErr w:type="spellStart"/>
+      <w:r>
+        <w:t>main</w:t>
+      </w:r>
+      <w:proofErr w:type="spellEnd"/>
+      <w:r>
+        <w:t xml:space="preserve"> → ZIP locale: il database è lo stato operativo, GitHub è la fonte del codice e lo ZIP è la copia di sicurezza aggiornata.</w:t>
       </w:r>
     </w:p>
     <w:p>
@@ -8625,7 +10833,15 @@
         <w:t xml:space="preserve">La versione definitiva del documento principale del PW dovrà sintetizzare i risultati qui esposti e indicare questa relazione come allegato tecnico di approfondimento. </w:t>
       </w:r>
       <w:r>
-        <w:t>La relazione tecnica frontend documenta i flussi applicativi già collaudati</w:t>
+        <w:t xml:space="preserve">La relazione tecnica </w:t>
+      </w:r>
+      <w:proofErr w:type="spellStart"/>
+      <w:r>
+        <w:t>frontend</w:t>
+      </w:r>
+      <w:proofErr w:type="spellEnd"/>
+      <w:r>
+        <w:t xml:space="preserve"> documenta i flussi applicativi già collaudati</w:t>
       </w:r>
       <w:r>
         <w:rPr>
@@ -8633,6 +10849,7 @@
         </w:rPr>
         <w:t xml:space="preserve">, compreso </w:t>
       </w:r>
+      <w:proofErr w:type="spellStart"/>
       <w:r>
         <w:rPr>
           <w:rFonts w:eastAsia="Times New Roman"/>
@@ -8643,7 +10860,14 @@
         <w:rPr>
           <w:rFonts w:eastAsia="Times New Roman"/>
         </w:rPr>
-        <w:t>ssessment FNCSDP, esportazione XLSX e Audit Log.</w:t>
+        <w:t>ssessment</w:t>
+      </w:r>
+      <w:proofErr w:type="spellEnd"/>
+      <w:r>
+        <w:rPr>
+          <w:rFonts w:eastAsia="Times New Roman"/>
+        </w:rPr>
+        <w:t xml:space="preserve"> FNCSDP, esportazione XLSX e Audit Log.</w:t>
       </w:r>
     </w:p>
     <w:p>
@@ -8661,17 +10885,38 @@
     </w:p>
     <w:p>
       <w:r>
-        <w:t>Il backend del Project Work ha completato gli obiettivi strutturali e operativi definiti durante lo sviluppo: gerarchie, relazione asset–fornitore, Supply Chain multilivello, reporting corretto, audit generalizzato, archiviazione logica, governance dei soggetti NIS2, accessi applicativi tracciati e Profili Target/Attuale FNCSDP. La pipeline 01–30 e il toolkit X1–X21 rendono il risultato riproducibile, verificabile e coerente con il perimetro del Project Work.</w:t>
-      </w:r>
-    </w:p>
-    <w:p>
-      <w:r>
-        <w:t>La crescita a trentasei tabelle non costituisce da sola un indicatore di qualità, ma nel progetto corrisponde alla separazione esplicita di domini, relazioni, gerarchie e misure di assessment. La solidità deriva dai vincoli, dalla 3FN, dalla RLS, dalla tracciabilità, dalla conservazione logica e dalla capacità di verificare lo stato finale mediante X17–X21.</w:t>
-      </w:r>
-    </w:p>
-    <w:p>
-      <w:r>
-        <w:t>Backend e integrazione applicativa FNCSDP risultano tecnicamente conclusi. Anche il README principale, l’indice documentale integrato nel README e il documento principale del Project Work risultano completati e allineati ai conteggi 36/11, alla pipeline 01–30, al toolkit X1–X21 e al modello ER V5.3.</w:t>
+        <w:t xml:space="preserve">Il </w:t>
+      </w:r>
+      <w:proofErr w:type="spellStart"/>
+      <w:r>
+        <w:t>backend</w:t>
+      </w:r>
+      <w:proofErr w:type="spellEnd"/>
+      <w:r>
+        <w:t xml:space="preserve"> del Project Work ha completato gli obiettivi strutturali e operativi definiti durante lo sviluppo: gerarchie, relazione asset–fornitore, Supply Chain multilivello, reporting corretto, audit generalizzato, archiviazione logica, governance dei soggetti NIS2, accessi applicativi tracciati e Profili Target/Attuale FNCSDP. La pipeline 01–30 e il toolkit X1–X21 rendono il risultato riproducibile, verificabile e coerente con il perimetro del Project Work.</w:t>
+      </w:r>
+    </w:p>
+    <w:p>
+      <w:r>
+        <w:t xml:space="preserve">La crescita a trentasei tabelle non costituisce da sola un indicatore di qualità, ma nel progetto corrisponde alla separazione esplicita di domini, relazioni, gerarchie e misure di </w:t>
+      </w:r>
+      <w:proofErr w:type="spellStart"/>
+      <w:r>
+        <w:t>assessment</w:t>
+      </w:r>
+      <w:proofErr w:type="spellEnd"/>
+      <w:r>
+        <w:t>. La solidità deriva dai vincoli, dalla 3FN, dalla RLS, dalla tracciabilità, dalla conservazione logica e dalla capacità di verificare lo stato finale mediante X17–X21.</w:t>
+      </w:r>
+    </w:p>
+    <w:p>
+      <w:proofErr w:type="spellStart"/>
+      <w:r>
+        <w:t>Backend</w:t>
+      </w:r>
+      <w:proofErr w:type="spellEnd"/>
+      <w:r>
+        <w:t xml:space="preserve"> e integrazione applicativa FNCSDP risultano tecnicamente conclusi. Anche il README principale, l’indice documentale integrato nel README e il documento principale del Project Work risultano completati e allineati ai conteggi 36/11, alla pipeline 01–30, al toolkit X1–X21 e al modello ER V5.3.</w:t>
       </w:r>
     </w:p>
     <w:p>
@@ -8863,11 +11108,19 @@
               <w:spacing w:after="0" w:line="216" w:lineRule="auto"/>
               <w:jc w:val="left"/>
             </w:pPr>
+            <w:proofErr w:type="spellStart"/>
             <w:r>
               <w:rPr>
                 <w:sz w:val="14"/>
               </w:rPr>
-              <w:t>sql/</w:t>
+              <w:t>sql</w:t>
+            </w:r>
+            <w:proofErr w:type="spellEnd"/>
+            <w:r>
+              <w:rPr>
+                <w:sz w:val="14"/>
+              </w:rPr>
+              <w:t>/</w:t>
             </w:r>
           </w:p>
         </w:tc>
@@ -8965,11 +11218,19 @@
               <w:spacing w:after="0" w:line="216" w:lineRule="auto"/>
               <w:jc w:val="left"/>
             </w:pPr>
+            <w:proofErr w:type="spellStart"/>
             <w:r>
               <w:rPr>
                 <w:sz w:val="14"/>
               </w:rPr>
-              <w:t>sql/</w:t>
+              <w:t>sql</w:t>
+            </w:r>
+            <w:proofErr w:type="spellEnd"/>
+            <w:r>
+              <w:rPr>
+                <w:sz w:val="14"/>
+              </w:rPr>
+              <w:t>/</w:t>
             </w:r>
           </w:p>
         </w:tc>
@@ -9067,11 +11328,19 @@
               <w:spacing w:after="0" w:line="216" w:lineRule="auto"/>
               <w:jc w:val="left"/>
             </w:pPr>
+            <w:proofErr w:type="spellStart"/>
             <w:r>
               <w:rPr>
                 <w:sz w:val="14"/>
               </w:rPr>
-              <w:t>Supabase public</w:t>
+              <w:t>Supabase</w:t>
+            </w:r>
+            <w:proofErr w:type="spellEnd"/>
+            <w:r>
+              <w:rPr>
+                <w:sz w:val="14"/>
+              </w:rPr>
+              <w:t xml:space="preserve"> public</w:t>
             </w:r>
           </w:p>
         </w:tc>
@@ -9169,11 +11438,27 @@
               <w:spacing w:after="0" w:line="216" w:lineRule="auto"/>
               <w:jc w:val="left"/>
             </w:pPr>
+            <w:proofErr w:type="spellStart"/>
+            <w:proofErr w:type="gramStart"/>
             <w:r>
               <w:rPr>
                 <w:sz w:val="14"/>
               </w:rPr>
-              <w:t>public.fn_accesso_operativo()</w:t>
+              <w:t>public.fn</w:t>
+            </w:r>
+            <w:proofErr w:type="gramEnd"/>
+            <w:r>
+              <w:rPr>
+                <w:sz w:val="14"/>
+              </w:rPr>
+              <w:t>_accesso_operativo</w:t>
+            </w:r>
+            <w:proofErr w:type="spellEnd"/>
+            <w:r>
+              <w:rPr>
+                <w:sz w:val="14"/>
+              </w:rPr>
+              <w:t>()</w:t>
             </w:r>
           </w:p>
         </w:tc>
@@ -9271,11 +11556,27 @@
               <w:spacing w:after="0" w:line="216" w:lineRule="auto"/>
               <w:jc w:val="left"/>
             </w:pPr>
+            <w:proofErr w:type="spellStart"/>
+            <w:proofErr w:type="gramStart"/>
             <w:r>
               <w:rPr>
                 <w:sz w:val="14"/>
               </w:rPr>
-              <w:t>public.fn_registra_accesso_applicativo()</w:t>
+              <w:t>public.fn</w:t>
+            </w:r>
+            <w:proofErr w:type="gramEnd"/>
+            <w:r>
+              <w:rPr>
+                <w:sz w:val="14"/>
+              </w:rPr>
+              <w:t>_registra_accesso_applicativo</w:t>
+            </w:r>
+            <w:proofErr w:type="spellEnd"/>
+            <w:r>
+              <w:rPr>
+                <w:sz w:val="14"/>
+              </w:rPr>
+              <w:t>()</w:t>
             </w:r>
           </w:p>
         </w:tc>
@@ -9349,11 +11650,19 @@
               <w:spacing w:after="0" w:line="216" w:lineRule="auto"/>
               <w:jc w:val="left"/>
             </w:pPr>
+            <w:proofErr w:type="spellStart"/>
             <w:r>
               <w:rPr>
                 <w:sz w:val="14"/>
               </w:rPr>
-              <w:t>Assessment FNCSDP</w:t>
+              <w:t>Assessment</w:t>
+            </w:r>
+            <w:proofErr w:type="spellEnd"/>
+            <w:r>
+              <w:rPr>
+                <w:sz w:val="14"/>
+              </w:rPr>
+              <w:t xml:space="preserve"> FNCSDP</w:t>
             </w:r>
           </w:p>
         </w:tc>
@@ -9455,7 +11764,21 @@
               <w:rPr>
                 <w:sz w:val="14"/>
               </w:rPr>
-              <w:t>Relazione backend v3.0</w:t>
+              <w:t xml:space="preserve">Relazione </w:t>
+            </w:r>
+            <w:proofErr w:type="spellStart"/>
+            <w:r>
+              <w:rPr>
+                <w:sz w:val="14"/>
+              </w:rPr>
+              <w:t>backend</w:t>
+            </w:r>
+            <w:proofErr w:type="spellEnd"/>
+            <w:r>
+              <w:rPr>
+                <w:sz w:val="14"/>
+              </w:rPr>
+              <w:t xml:space="preserve"> v3.0</w:t>
             </w:r>
           </w:p>
         </w:tc>
@@ -9475,12 +11798,28 @@
               <w:spacing w:after="0" w:line="216" w:lineRule="auto"/>
               <w:jc w:val="left"/>
             </w:pPr>
+            <w:proofErr w:type="spellStart"/>
             <w:r>
               <w:rPr>
                 <w:sz w:val="14"/>
               </w:rPr>
-              <w:t>docs/Relazione_Tecnica_Backend_Database_v3.0.*</w:t>
-            </w:r>
+              <w:t>docs</w:t>
+            </w:r>
+            <w:proofErr w:type="spellEnd"/>
+            <w:r>
+              <w:rPr>
+                <w:sz w:val="14"/>
+              </w:rPr>
+              <w:t>/Relazione_Tecnica_Backend_Database_v3.</w:t>
+            </w:r>
+            <w:proofErr w:type="gramStart"/>
+            <w:r>
+              <w:rPr>
+                <w:sz w:val="14"/>
+              </w:rPr>
+              <w:t>0.*</w:t>
+            </w:r>
+            <w:proofErr w:type="gramEnd"/>
           </w:p>
         </w:tc>
         <w:tc>
@@ -9577,11 +11916,19 @@
               <w:spacing w:after="0" w:line="216" w:lineRule="auto"/>
               <w:jc w:val="left"/>
             </w:pPr>
+            <w:proofErr w:type="spellStart"/>
             <w:r>
               <w:rPr>
                 <w:sz w:val="14"/>
               </w:rPr>
-              <w:t>docs/diagrammi/</w:t>
+              <w:t>docs</w:t>
+            </w:r>
+            <w:proofErr w:type="spellEnd"/>
+            <w:r>
+              <w:rPr>
+                <w:sz w:val="14"/>
+              </w:rPr>
+              <w:t>/diagrammi/</w:t>
             </w:r>
           </w:p>
         </w:tc>
@@ -9679,12 +12026,22 @@
               <w:spacing w:after="0" w:line="216" w:lineRule="auto"/>
               <w:jc w:val="left"/>
             </w:pPr>
+            <w:proofErr w:type="spellStart"/>
+            <w:proofErr w:type="gramStart"/>
             <w:r>
               <w:rPr>
                 <w:sz w:val="14"/>
               </w:rPr>
-              <w:t>docs/diagrammi/Diagramma_ER_V5.3_36_tabelle.*</w:t>
-            </w:r>
+              <w:t>docs</w:t>
+            </w:r>
+            <w:proofErr w:type="spellEnd"/>
+            <w:r>
+              <w:rPr>
+                <w:sz w:val="14"/>
+              </w:rPr>
+              <w:t>/diagrammi/Diagramma_ER_V5.3_36_tabelle.*</w:t>
+            </w:r>
+            <w:proofErr w:type="gramEnd"/>
           </w:p>
         </w:tc>
         <w:tc>
@@ -9781,11 +12138,19 @@
               <w:spacing w:after="0" w:line="216" w:lineRule="auto"/>
               <w:jc w:val="left"/>
             </w:pPr>
+            <w:proofErr w:type="spellStart"/>
             <w:r>
               <w:rPr>
                 <w:sz w:val="14"/>
               </w:rPr>
-              <w:t>docs/diagrammi/Diagramma_ER_FNCSDP_Dettaglio_V1.pdf</w:t>
+              <w:t>docs</w:t>
+            </w:r>
+            <w:proofErr w:type="spellEnd"/>
+            <w:r>
+              <w:rPr>
+                <w:sz w:val="14"/>
+              </w:rPr>
+              <w:t>/diagrammi/Diagramma_ER_FNCSDP_Dettaglio_V1.pdf</w:t>
             </w:r>
           </w:p>
         </w:tc>
@@ -9833,8 +12198,16 @@
               <w:rPr>
                 <w:sz w:val="14"/>
               </w:rPr>
-              <w:t>Sottosistema assessment</w:t>
-            </w:r>
+              <w:t xml:space="preserve">Sottosistema </w:t>
+            </w:r>
+            <w:proofErr w:type="spellStart"/>
+            <w:r>
+              <w:rPr>
+                <w:sz w:val="14"/>
+              </w:rPr>
+              <w:t>assessment</w:t>
+            </w:r>
+            <w:proofErr w:type="spellEnd"/>
           </w:p>
         </w:tc>
       </w:tr>
@@ -9989,7 +12362,21 @@
               <w:rPr>
                 <w:sz w:val="14"/>
               </w:rPr>
-              <w:t>index.html e src/</w:t>
+              <w:t xml:space="preserve">index.html e </w:t>
+            </w:r>
+            <w:proofErr w:type="spellStart"/>
+            <w:r>
+              <w:rPr>
+                <w:sz w:val="14"/>
+              </w:rPr>
+              <w:t>src</w:t>
+            </w:r>
+            <w:proofErr w:type="spellEnd"/>
+            <w:r>
+              <w:rPr>
+                <w:sz w:val="14"/>
+              </w:rPr>
+              <w:t>/</w:t>
             </w:r>
           </w:p>
         </w:tc>
@@ -10033,12 +12420,28 @@
               <w:spacing w:after="0" w:line="216" w:lineRule="auto"/>
               <w:jc w:val="left"/>
             </w:pPr>
+            <w:proofErr w:type="spellStart"/>
             <w:r>
               <w:rPr>
                 <w:sz w:val="14"/>
               </w:rPr>
-              <w:t>Frontend e integrazione Supabase</w:t>
-            </w:r>
+              <w:t>Frontend</w:t>
+            </w:r>
+            <w:proofErr w:type="spellEnd"/>
+            <w:r>
+              <w:rPr>
+                <w:sz w:val="14"/>
+              </w:rPr>
+              <w:t xml:space="preserve"> e integrazione </w:t>
+            </w:r>
+            <w:proofErr w:type="spellStart"/>
+            <w:r>
+              <w:rPr>
+                <w:sz w:val="14"/>
+              </w:rPr>
+              <w:t>Supabase</w:t>
+            </w:r>
+            <w:proofErr w:type="spellEnd"/>
           </w:p>
         </w:tc>
       </w:tr>
@@ -10091,8 +12494,16 @@
               <w:rPr>
                 <w:sz w:val="14"/>
               </w:rPr>
-              <w:t>GitHub Pages e Supabase</w:t>
-            </w:r>
+              <w:t xml:space="preserve">GitHub Pages e </w:t>
+            </w:r>
+            <w:proofErr w:type="spellStart"/>
+            <w:r>
+              <w:rPr>
+                <w:sz w:val="14"/>
+              </w:rPr>
+              <w:t>Supabase</w:t>
+            </w:r>
+            <w:proofErr w:type="spellEnd"/>
           </w:p>
         </w:tc>
         <w:tc>
@@ -10373,8 +12784,16 @@
               <w:rPr>
                 <w:sz w:val="14"/>
               </w:rPr>
-              <w:t>Relazione frontend</w:t>
-            </w:r>
+              <w:t xml:space="preserve">Relazione </w:t>
+            </w:r>
+            <w:proofErr w:type="spellStart"/>
+            <w:r>
+              <w:rPr>
+                <w:sz w:val="14"/>
+              </w:rPr>
+              <w:t>frontend</w:t>
+            </w:r>
+            <w:proofErr w:type="spellEnd"/>
           </w:p>
         </w:tc>
         <w:tc>
@@ -10393,11 +12812,19 @@
               <w:spacing w:after="0" w:line="216" w:lineRule="auto"/>
               <w:jc w:val="left"/>
             </w:pPr>
+            <w:proofErr w:type="spellStart"/>
             <w:r>
               <w:rPr>
                 <w:sz w:val="14"/>
               </w:rPr>
-              <w:t>docs/Relazione_Tecnica_Frontend_Applicativo.</w:t>
+              <w:t>docs</w:t>
+            </w:r>
+            <w:proofErr w:type="spellEnd"/>
+            <w:r>
+              <w:rPr>
+                <w:sz w:val="14"/>
+              </w:rPr>
+              <w:t>/Relazione_Tecnica_Frontend_Applicativo.</w:t>
             </w:r>
             <w:r>
               <w:rPr>
@@ -10451,7 +12878,21 @@
               <w:rPr>
                 <w:sz w:val="14"/>
               </w:rPr>
-              <w:t>Allegato tecnico frontend–database</w:t>
+              <w:t xml:space="preserve">Allegato tecnico </w:t>
+            </w:r>
+            <w:proofErr w:type="spellStart"/>
+            <w:r>
+              <w:rPr>
+                <w:sz w:val="14"/>
+              </w:rPr>
+              <w:t>frontend</w:t>
+            </w:r>
+            <w:proofErr w:type="spellEnd"/>
+            <w:r>
+              <w:rPr>
+                <w:sz w:val="14"/>
+              </w:rPr>
+              <w:t>–database</w:t>
             </w:r>
           </w:p>
         </w:tc>
@@ -10655,8 +13096,16 @@
               <w:rPr>
                 <w:sz w:val="14"/>
               </w:rPr>
-              <w:t>Copia completa del repository main</w:t>
-            </w:r>
+              <w:t xml:space="preserve">Copia completa del repository </w:t>
+            </w:r>
+            <w:proofErr w:type="spellStart"/>
+            <w:r>
+              <w:rPr>
+                <w:sz w:val="14"/>
+              </w:rPr>
+              <w:t>main</w:t>
+            </w:r>
+            <w:proofErr w:type="spellEnd"/>
           </w:p>
         </w:tc>
       </w:tr>
@@ -10816,7 +13265,21 @@
       <w:rPr>
         <w:sz w:val="18"/>
       </w:rPr>
-      <w:t xml:space="preserve">Relazione Tecnica Backend Database — Pagina </w:t>
+      <w:t xml:space="preserve">Relazione Tecnica </w:t>
+    </w:r>
+    <w:proofErr w:type="spellStart"/>
+    <w:r>
+      <w:rPr>
+        <w:sz w:val="18"/>
+      </w:rPr>
+      <w:t>Backend</w:t>
+    </w:r>
+    <w:proofErr w:type="spellEnd"/>
+    <w:r>
+      <w:rPr>
+        <w:sz w:val="18"/>
+      </w:rPr>
+      <w:t xml:space="preserve"> Database — Pagina </w:t>
     </w:r>
     <w:r>
       <w:rPr>
